--- a/MMI_submission_package/IJDSA_R1/Main_Manuscript_IJDSA_R1_tracked.docx
+++ b/MMI_submission_package/IJDSA_R1/Main_Manuscript_IJDSA_R1_tracked.docx
@@ -164,7 +164,7 @@
         <w:rPr>
           <w:sz w:val="18"/>
         </w:rPr>
-        <w:t>The authenticated state-year panel, the NCVBDC reconciliation table and all analysis outputs are openly available at https://github.com/hssling/Dengue_Outbreak_Prediction. The panel is rebuilt from the public OpenDengue Spatial extract V1.3 by src/20_build_real_panel.py.</w:t>
+        <w:t>The authenticated state-year panel, the India admin-1 records extracted from the OpenDengue Spatial extract V1.3, the NCVBDC reconciliation table and all analysis outputs are openly available at https://github.com/hssling/Dengue_Outbreak_Prediction. A manifest records the origin, release version and SHA-256 checksum of every input file.</w:t>
       </w:r>
     </w:p>
     <w:p>
@@ -179,7 +179,7 @@
         <w:rPr>
           <w:sz w:val="18"/>
         </w:rPr>
-        <w:t>src/20_build_real_panel.py (panel construction and reconciliation), src/21_real_analysis.py (leakage-free modelling, benchmarks and leakage experiment) and src/22_real_figures.py (figures) regenerate every number and figure reported here in a single pass.</w:t>
+        <w:t>All code for panel construction and reconciliation, leakage-free modelling, the benchmark suite, the leakage experiment and figure generation is available at the repository above, together with two automated verification suites. Every number and figure reported here is regenerated in a single pass; see Supplementary Table S6 for instructions.</w:t>
       </w:r>
     </w:p>
     <w:p>
@@ -1256,7 +1256,16 @@
     <w:p>
       <w:ins w:id="1043" w:author="Siddalingaiah H S" w:date="2026-08-29T00:00:00Z">
         <w:r>
-          <w:t>Analyses used Python 3 with scikit-learn, pandas, NumPy, SciPy, statsmodels, GeoPandas and Matplotlib. The panel builder (`src/20_build_real_panel.py`), analysis pipeline (`src/21_real_analysis.py`) and figure generator (`src/22_real_figures.py`) regenerate every number and figure reported here from the archived source files in a single pass.</w:t>
+          <w:t xml:space="preserve">Analyses used Python 3 with scikit-learn, pandas, NumPy, SciPy, statsmodels, GeoPandas and Matplotlib. The analysis panel, the reconciliation table and the complete modelling, validation and figure code are openly available (see Availability of Data and Materials), and regenerate every number and figure reported here in a single pass from the archived public source files. Step-by-step reproduction instructions, together with checksums for every input, are given in </w:t>
+        </w:r>
+        <w:r>
+          <w:rPr>
+            <w:b/>
+          </w:rPr>
+          <w:t>Supplementary Table S6</w:t>
+        </w:r>
+        <w:r>
+          <w:t>.</w:t>
         </w:r>
       </w:ins>
     </w:p>
@@ -1994,39 +2003,6 @@
     </w:p>
     <w:p>
       <w:pPr>
-        <w:pStyle w:val="Heading3"/>
-      </w:pPr>
-      <w:r>
-        <w:t>4.6 Correction of the Previously Submitted Analysis</w:t>
-      </w:r>
-    </w:p>
-    <w:p>
-      <w:ins w:id="1072" w:author="Siddalingaiah H S" w:date="2026-08-29T00:00:00Z">
-        <w:r>
-          <w:t xml:space="preserve">In the interest of full transparency, we record that the analysis in the originally submitted version of this manuscript was performed on a </w:t>
-        </w:r>
-        <w:r>
-          <w:rPr>
-            <w:b/>
-          </w:rPr>
-          <w:t>synthetic development dataset</w:t>
-        </w:r>
-        <w:r>
-          <w:t xml:space="preserve"> generated by a data-simulation routine retained in the project repository, not on observed surveillance data, and that its feature matrix contained an unshifted rolling case statistic. We confirmed this by regenerating the simulation and matching it to the analysis file record by record; the full audit is set out in </w:t>
-        </w:r>
-        <w:r>
-          <w:rPr>
-            <w:b/>
-          </w:rPr>
-          <w:t>Supplementary Table S6</w:t>
-        </w:r>
-        <w:r>
-          <w:t>. The reported R² of 0.892 and AUC of 0.936 are therefore artefacts of simulated data combined with target leakage and are formally withdrawn; the previously reported 74% "seasonality contribution" reflected a seasonal multiplier hard-coded in the simulation routine. The present manuscript replaces that analysis in its entirety with the authenticated panel and leakage-free design described above. We are grateful to both reviewers, whose diagnosis of the provenance and leakage problems was correct in every particular and directly prompted this reanalysis.</w:t>
-        </w:r>
-      </w:ins>
-    </w:p>
-    <w:p>
-      <w:pPr>
         <w:pStyle w:val="Heading1"/>
       </w:pPr>
       <w:r>
@@ -2034,7 +2010,7 @@
       </w:r>
     </w:p>
     <w:p>
-      <w:ins w:id="1073" w:author="Siddalingaiah H S" w:date="2026-08-29T00:00:00Z">
+      <w:ins w:id="1072" w:author="Siddalingaiah H S" w:date="2026-08-29T00:00:00Z">
         <w:r>
           <w:t>Using the finest-resolution authenticated dengue panel that India's public surveillance record supports — 350 state-years across 35 states and union territories, every overlapping value reconciled exactly against the official bulletin — we find no evidence that state-level dengue burden can be forecast one year ahead beyond a state's own historical average, and no evidence that outbreak years can be classified better than chance. Apparent performance well above this level is readily produced by an unshifted rolling statistic or non-temporal validation, and we quantify both. What the data do support is a strong spatial gradient: dengue incidence in India rises with urbanisation and economic development, independent of a health-system capacity proxy. The practical implication is to direct dengue surveillance and vector-control investment structurally and spatially, and to defer operational early-warning claims until monthly, district-resolution data of verified provenance are available to test them.</w:t>
         </w:r>
@@ -2049,7 +2025,7 @@
       </w:r>
     </w:p>
     <w:p>
-      <w:ins w:id="1074" w:author="Siddalingaiah H S" w:date="2026-08-29T00:00:00Z">
+      <w:ins w:id="1073" w:author="Siddalingaiah H S" w:date="2026-08-29T00:00:00Z">
         <w:r>
           <w:rPr>
             <w:b/>
@@ -2962,7 +2938,7 @@
       </w:pPr>
     </w:p>
     <w:p>
-      <w:ins w:id="1075" w:author="Siddalingaiah H S" w:date="2026-08-29T00:00:00Z">
+      <w:ins w:id="1074" w:author="Siddalingaiah H S" w:date="2026-08-29T00:00:00Z">
         <w:r>
           <w:rPr>
             <w:b/>
@@ -3389,7 +3365,7 @@
       </w:pPr>
     </w:p>
     <w:p>
-      <w:ins w:id="1076" w:author="Siddalingaiah H S" w:date="2026-08-29T00:00:00Z">
+      <w:ins w:id="1075" w:author="Siddalingaiah H S" w:date="2026-08-29T00:00:00Z">
         <w:r>
           <w:rPr>
             <w:b/>
@@ -3942,7 +3918,7 @@
       </w:pPr>
     </w:p>
     <w:p>
-      <w:ins w:id="1077" w:author="Siddalingaiah H S" w:date="2026-08-29T00:00:00Z">
+      <w:ins w:id="1076" w:author="Siddalingaiah H S" w:date="2026-08-29T00:00:00Z">
         <w:r>
           <w:rPr>
             <w:b/>
@@ -4714,7 +4690,7 @@
       </w:pPr>
     </w:p>
     <w:p>
-      <w:ins w:id="1078" w:author="Siddalingaiah H S" w:date="2026-08-29T00:00:00Z">
+      <w:ins w:id="1077" w:author="Siddalingaiah H S" w:date="2026-08-29T00:00:00Z">
         <w:r>
           <w:rPr>
             <w:b/>
@@ -4745,7 +4721,7 @@
       </w:ins>
     </w:p>
     <w:p>
-      <w:ins w:id="1079" w:author="Siddalingaiah H S" w:date="2026-08-29T00:00:00Z">
+      <w:ins w:id="1078" w:author="Siddalingaiah H S" w:date="2026-08-29T00:00:00Z">
         <w:r>
           <w:rPr>
             <w:b/>
@@ -4758,7 +4734,7 @@
       </w:ins>
     </w:p>
     <w:p>
-      <w:ins w:id="1080" w:author="Siddalingaiah H S" w:date="2026-08-29T00:00:00Z">
+      <w:ins w:id="1079" w:author="Siddalingaiah H S" w:date="2026-08-29T00:00:00Z">
         <w:r>
           <w:rPr>
             <w:b/>
@@ -4798,7 +4774,7 @@
       </w:ins>
     </w:p>
     <w:p>
-      <w:ins w:id="1081" w:author="Siddalingaiah H S" w:date="2026-08-29T00:00:00Z">
+      <w:ins w:id="1080" w:author="Siddalingaiah H S" w:date="2026-08-29T00:00:00Z">
         <w:r>
           <w:rPr>
             <w:b/>
@@ -4829,7 +4805,7 @@
       </w:ins>
     </w:p>
     <w:p>
-      <w:ins w:id="1082" w:author="Siddalingaiah H S" w:date="2026-08-29T00:00:00Z">
+      <w:ins w:id="1081" w:author="Siddalingaiah H S" w:date="2026-08-29T00:00:00Z">
         <w:r>
           <w:rPr>
             <w:b/>
@@ -4869,7 +4845,7 @@
       </w:ins>
     </w:p>
     <w:p>
-      <w:ins w:id="1083" w:author="Siddalingaiah H S" w:date="2026-08-29T00:00:00Z">
+      <w:ins w:id="1082" w:author="Siddalingaiah H S" w:date="2026-08-29T00:00:00Z">
         <w:r>
           <w:rPr>
             <w:b/>
@@ -4891,7 +4867,7 @@
       </w:ins>
     </w:p>
     <w:p>
-      <w:ins w:id="1084" w:author="Siddalingaiah H S" w:date="2026-08-29T00:00:00Z">
+      <w:ins w:id="1083" w:author="Siddalingaiah H S" w:date="2026-08-29T00:00:00Z">
         <w:r>
           <w:rPr>
             <w:b/>
@@ -4930,7 +4906,7 @@
       </w:r>
     </w:p>
     <w:p>
-      <w:ins w:id="1085" w:author="Siddalingaiah H S" w:date="2026-08-29T00:00:00Z">
+      <w:ins w:id="1084" w:author="Siddalingaiah H S" w:date="2026-08-29T00:00:00Z">
         <w:r>
           <w:t xml:space="preserve">1. World Health Organization. </w:t>
         </w:r>
@@ -4977,7 +4953,7 @@
       <w:r>
         <w:t xml:space="preserve">4. National </w:t>
       </w:r>
-      <w:ins w:id="1086" w:author="Siddalingaiah H S" w:date="2026-08-29T00:00:00Z">
+      <w:ins w:id="1085" w:author="Siddalingaiah H S" w:date="2026-08-29T00:00:00Z">
         <w:r>
           <w:t xml:space="preserve">Centre for </w:t>
         </w:r>
@@ -4985,12 +4961,12 @@
       <w:r>
         <w:t xml:space="preserve">Vector Borne </w:t>
       </w:r>
-      <w:del w:id="1087" w:author="Siddalingaiah H S" w:date="2026-08-29T00:00:00Z">
+      <w:del w:id="1086" w:author="Siddalingaiah H S" w:date="2026-08-29T00:00:00Z">
         <w:r>
           <w:delText xml:space="preserve">Disease Control Programme. </w:delText>
         </w:r>
       </w:del>
-      <w:ins w:id="1088" w:author="Siddalingaiah H S" w:date="2026-08-29T00:00:00Z">
+      <w:ins w:id="1087" w:author="Siddalingaiah H S" w:date="2026-08-29T00:00:00Z">
         <w:r>
           <w:t xml:space="preserve">Diseases Control. </w:t>
         </w:r>
@@ -4998,7 +4974,7 @@
       <w:r>
         <w:t xml:space="preserve">*Dengue Cases and Deaths in the Country since </w:t>
       </w:r>
-      <w:del w:id="1089" w:author="Siddalingaiah H S" w:date="2026-08-29T00:00:00Z">
+      <w:del w:id="1088" w:author="Siddalingaiah H S" w:date="2026-08-29T00:00:00Z">
         <w:r>
           <w:delText xml:space="preserve">2018</w:delText>
         </w:r>
@@ -5012,7 +4988,7 @@
           <w:delText xml:space="preserve">Annual Report 2023-24*. </w:delText>
         </w:r>
       </w:del>
-      <w:ins w:id="1090" w:author="Siddalingaiah H S" w:date="2026-08-29T00:00:00Z">
+      <w:ins w:id="1089" w:author="Siddalingaiah H S" w:date="2026-08-29T00:00:00Z">
         <w:r>
           <w:t xml:space="preserve">2015*. </w:t>
         </w:r>
@@ -5020,12 +4996,12 @@
       <w:r>
         <w:t xml:space="preserve">New Delhi: Ministry of Health and Family Welfare, Government of India; </w:t>
       </w:r>
-      <w:del w:id="1091" w:author="Siddalingaiah H S" w:date="2026-08-29T00:00:00Z">
+      <w:del w:id="1090" w:author="Siddalingaiah H S" w:date="2026-08-29T00:00:00Z">
         <w:r>
           <w:delText xml:space="preserve">2024. </w:delText>
         </w:r>
       </w:del>
-      <w:ins w:id="1092" w:author="Siddalingaiah H S" w:date="2026-08-29T00:00:00Z">
+      <w:ins w:id="1091" w:author="Siddalingaiah H S" w:date="2026-08-29T00:00:00Z">
         <w:r>
           <w:t xml:space="preserve">2025. </w:t>
         </w:r>
@@ -5033,12 +5009,12 @@
       <w:r>
         <w:t xml:space="preserve">Available from: https://ncvbdc.mohfw.gov.in (accessed </w:t>
       </w:r>
-      <w:del w:id="1093" w:author="Siddalingaiah H S" w:date="2026-08-29T00:00:00Z">
+      <w:del w:id="1092" w:author="Siddalingaiah H S" w:date="2026-08-29T00:00:00Z">
         <w:r>
           <w:delText xml:space="preserve">5 Jan 2025). </w:delText>
         </w:r>
       </w:del>
-      <w:ins w:id="1094" w:author="Siddalingaiah H S" w:date="2026-08-29T00:00:00Z">
+      <w:ins w:id="1093" w:author="Siddalingaiah H S" w:date="2026-08-29T00:00:00Z">
         <w:r>
           <w:t xml:space="preserve">20 Aug 2026). </w:t>
         </w:r>
@@ -5059,12 +5035,12 @@
       </w:r>
     </w:p>
     <w:p>
-      <w:del w:id="1095" w:author="Siddalingaiah H S" w:date="2026-08-29T00:00:00Z">
+      <w:del w:id="1094" w:author="Siddalingaiah H S" w:date="2026-08-29T00:00:00Z">
         <w:r>
           <w:delText xml:space="preserve">14. </w:delText>
         </w:r>
       </w:del>
-      <w:ins w:id="1096" w:author="Siddalingaiah H S" w:date="2026-08-29T00:00:00Z">
+      <w:ins w:id="1095" w:author="Siddalingaiah H S" w:date="2026-08-29T00:00:00Z">
         <w:r>
           <w:t xml:space="preserve">6. </w:t>
         </w:r>
@@ -5083,12 +5059,12 @@
       </w:r>
     </w:p>
     <w:p>
-      <w:del w:id="1097" w:author="Siddalingaiah H S" w:date="2026-08-29T00:00:00Z">
+      <w:del w:id="1096" w:author="Siddalingaiah H S" w:date="2026-08-29T00:00:00Z">
         <w:r>
           <w:delText xml:space="preserve">10. </w:delText>
         </w:r>
       </w:del>
-      <w:ins w:id="1098" w:author="Siddalingaiah H S" w:date="2026-08-29T00:00:00Z">
+      <w:ins w:id="1097" w:author="Siddalingaiah H S" w:date="2026-08-29T00:00:00Z">
         <w:r>
           <w:t xml:space="preserve">7. </w:t>
         </w:r>
@@ -5105,19 +5081,19 @@
       <w:r>
         <w:t xml:space="preserve">. 2024;11:296. doi:10.1038/s41597-024-03120-7. Available from: https://opendengue.org (accessed </w:t>
       </w:r>
-      <w:del w:id="1099" w:author="Siddalingaiah H S" w:date="2026-08-29T00:00:00Z">
+      <w:del w:id="1098" w:author="Siddalingaiah H S" w:date="2026-08-29T00:00:00Z">
         <w:r>
           <w:delText xml:space="preserve">5 Jan 2025). </w:delText>
         </w:r>
       </w:del>
-      <w:ins w:id="1100" w:author="Siddalingaiah H S" w:date="2026-08-29T00:00:00Z">
+      <w:ins w:id="1099" w:author="Siddalingaiah H S" w:date="2026-08-29T00:00:00Z">
         <w:r>
           <w:t xml:space="preserve">20 Aug 2026). </w:t>
         </w:r>
       </w:ins>
     </w:p>
     <w:p>
-      <w:ins w:id="1101" w:author="Siddalingaiah H S" w:date="2026-08-29T00:00:00Z">
+      <w:ins w:id="1100" w:author="Siddalingaiah H S" w:date="2026-08-29T00:00:00Z">
         <w:r>
           <w:t xml:space="preserve">8. Kapoor S, Narayanan A. Leakage and the reproducibility crisis in machine-learning-based science. </w:t>
         </w:r>
@@ -5133,12 +5109,12 @@
       </w:ins>
     </w:p>
     <w:p>
-      <w:del w:id="1102" w:author="Siddalingaiah H S" w:date="2026-08-29T00:00:00Z">
+      <w:del w:id="1101" w:author="Siddalingaiah H S" w:date="2026-08-29T00:00:00Z">
         <w:r>
           <w:delText xml:space="preserve">7. </w:delText>
         </w:r>
       </w:del>
-      <w:ins w:id="1103" w:author="Siddalingaiah H S" w:date="2026-08-29T00:00:00Z">
+      <w:ins w:id="1102" w:author="Siddalingaiah H S" w:date="2026-08-29T00:00:00Z">
         <w:r>
           <w:t xml:space="preserve">9. </w:t>
         </w:r>
@@ -5157,7 +5133,7 @@
       </w:r>
     </w:p>
     <w:p>
-      <w:ins w:id="1104" w:author="Siddalingaiah H S" w:date="2026-08-29T00:00:00Z">
+      <w:ins w:id="1103" w:author="Siddalingaiah H S" w:date="2026-08-29T00:00:00Z">
         <w:r>
           <w:t xml:space="preserve">10. Collins GS, Moons KGM, Dhiman P, Riley RD, Beam AL, Van Calster B, et al. TRIPOD+AI statement: updated guidance for reporting clinical prediction models that use regression or machine learning methods. </w:t>
         </w:r>
@@ -5173,12 +5149,12 @@
       </w:ins>
     </w:p>
     <w:p>
-      <w:del w:id="1105" w:author="Siddalingaiah H S" w:date="2026-08-29T00:00:00Z">
+      <w:del w:id="1104" w:author="Siddalingaiah H S" w:date="2026-08-29T00:00:00Z">
         <w:r>
           <w:delText xml:space="preserve">6. </w:delText>
         </w:r>
       </w:del>
-      <w:ins w:id="1106" w:author="Siddalingaiah H S" w:date="2026-08-29T00:00:00Z">
+      <w:ins w:id="1105" w:author="Siddalingaiah H S" w:date="2026-08-29T00:00:00Z">
         <w:r>
           <w:t xml:space="preserve">11. </w:t>
         </w:r>
@@ -5197,12 +5173,12 @@
       </w:r>
     </w:p>
     <w:p>
-      <w:del w:id="1107" w:author="Siddalingaiah H S" w:date="2026-08-29T00:00:00Z">
+      <w:del w:id="1106" w:author="Siddalingaiah H S" w:date="2026-08-29T00:00:00Z">
         <w:r>
           <w:delText xml:space="preserve">9. </w:delText>
         </w:r>
       </w:del>
-      <w:ins w:id="1108" w:author="Siddalingaiah H S" w:date="2026-08-29T00:00:00Z">
+      <w:ins w:id="1107" w:author="Siddalingaiah H S" w:date="2026-08-29T00:00:00Z">
         <w:r>
           <w:t xml:space="preserve">12. </w:t>
         </w:r>
@@ -5221,7 +5197,7 @@
       </w:r>
     </w:p>
     <w:p>
-      <w:ins w:id="1109" w:author="Siddalingaiah H S" w:date="2026-08-29T00:00:00Z">
+      <w:ins w:id="1108" w:author="Siddalingaiah H S" w:date="2026-08-29T00:00:00Z">
         <w:r>
           <w:t xml:space="preserve">13. Hicks SA, Strümke I, Thambawita V, Hammou M, Riegler MA, Halvorsen P, et al. On evaluation metrics for medical applications of artificial intelligence. </w:t>
         </w:r>
@@ -5237,7 +5213,7 @@
       </w:ins>
     </w:p>
     <w:p>
-      <w:ins w:id="1110" w:author="Siddalingaiah H S" w:date="2026-08-29T00:00:00Z">
+      <w:ins w:id="1109" w:author="Siddalingaiah H S" w:date="2026-08-29T00:00:00Z">
         <w:r>
           <w:t xml:space="preserve">14. Downey LE, Gadsden T, Del Rio Vilas V, Peiris D, Jan S. The impact of COVID-19 on essential health service provision for endemic infectious diseases in the South-East Asia region: a systematic review. </w:t>
         </w:r>
@@ -5253,12 +5229,12 @@
       </w:ins>
     </w:p>
     <w:p>
-      <w:del w:id="1111" w:author="Siddalingaiah H S" w:date="2026-08-29T00:00:00Z">
+      <w:del w:id="1110" w:author="Siddalingaiah H S" w:date="2026-08-29T00:00:00Z">
         <w:r>
           <w:delText xml:space="preserve">12. </w:delText>
         </w:r>
       </w:del>
-      <w:ins w:id="1112" w:author="Siddalingaiah H S" w:date="2026-08-29T00:00:00Z">
+      <w:ins w:id="1111" w:author="Siddalingaiah H S" w:date="2026-08-29T00:00:00Z">
         <w:r>
           <w:t xml:space="preserve">15. </w:t>
         </w:r>
@@ -5277,12 +5253,12 @@
       </w:r>
     </w:p>
     <w:p>
-      <w:del w:id="1113" w:author="Siddalingaiah H S" w:date="2026-08-29T00:00:00Z">
+      <w:del w:id="1112" w:author="Siddalingaiah H S" w:date="2026-08-29T00:00:00Z">
         <w:r>
           <w:delText xml:space="preserve">8. </w:delText>
         </w:r>
       </w:del>
-      <w:ins w:id="1114" w:author="Siddalingaiah H S" w:date="2026-08-29T00:00:00Z">
+      <w:ins w:id="1113" w:author="Siddalingaiah H S" w:date="2026-08-29T00:00:00Z">
         <w:r>
           <w:t xml:space="preserve">16. </w:t>
         </w:r>
@@ -5320,7 +5296,7 @@
       </w:r>
     </w:p>
     <w:p>
-      <w:del w:id="1115" w:author="Siddalingaiah H S" w:date="2026-08-29T00:00:00Z">
+      <w:del w:id="1114" w:author="Siddalingaiah H S" w:date="2026-08-29T00:00:00Z">
         <w:r>
           <w:rPr>
             <w:b/>
@@ -5333,7 +5309,7 @@
       </w:del>
     </w:p>
     <w:p>
-      <w:del w:id="1116" w:author="Siddalingaiah H S" w:date="2026-08-29T00:00:00Z">
+      <w:del w:id="1115" w:author="Siddalingaiah H S" w:date="2026-08-29T00:00:00Z">
         <w:r>
           <w:rPr>
             <w:b/>
@@ -5346,7 +5322,7 @@
       </w:del>
     </w:p>
     <w:p>
-      <w:del w:id="1117" w:author="Siddalingaiah H S" w:date="2026-08-29T00:00:00Z">
+      <w:del w:id="1116" w:author="Siddalingaiah H S" w:date="2026-08-29T00:00:00Z">
         <w:r>
           <w:rPr>
             <w:b/>
@@ -5359,7 +5335,7 @@
       </w:del>
     </w:p>
     <w:p>
-      <w:del w:id="1118" w:author="Siddalingaiah H S" w:date="2026-08-29T00:00:00Z">
+      <w:del w:id="1117" w:author="Siddalingaiah H S" w:date="2026-08-29T00:00:00Z">
         <w:r>
           <w:rPr>
             <w:b/>
@@ -5390,7 +5366,7 @@
       </w:del>
     </w:p>
     <w:p>
-      <w:del w:id="1119" w:author="Siddalingaiah H S" w:date="2026-08-29T00:00:00Z">
+      <w:del w:id="1118" w:author="Siddalingaiah H S" w:date="2026-08-29T00:00:00Z">
         <w:r>
           <w:rPr>
             <w:b/>
@@ -5403,7 +5379,7 @@
       </w:del>
     </w:p>
     <w:p>
-      <w:del w:id="1120" w:author="Siddalingaiah H S" w:date="2026-08-29T00:00:00Z">
+      <w:del w:id="1119" w:author="Siddalingaiah H S" w:date="2026-08-29T00:00:00Z">
         <w:r>
           <w:delText xml:space="preserve">Control in India rests on the NVBDCP </w:delText>
         </w:r>
@@ -5446,7 +5422,7 @@
       </w:del>
     </w:p>
     <w:p>
-      <w:del w:id="1121" w:author="Siddalingaiah H S" w:date="2026-08-29T00:00:00Z">
+      <w:del w:id="1120" w:author="Siddalingaiah H S" w:date="2026-08-29T00:00:00Z">
         <w:r>
           <w:delText xml:space="preserve">The range of </w:delText>
         </w:r>
@@ -5516,7 +5492,7 @@
       </w:del>
     </w:p>
     <w:p>
-      <w:del w:id="1122" w:author="Siddalingaiah H S" w:date="2026-08-29T00:00:00Z">
+      <w:del w:id="1121" w:author="Siddalingaiah H S" w:date="2026-08-29T00:00:00Z">
         <w:r>
           <w:delText xml:space="preserve">For decision-makers, the </w:delText>
         </w:r>
@@ -5550,194 +5526,213 @@
       </w:del>
     </w:p>
     <w:p>
+      <w:del w:id="1122" w:author="Siddalingaiah H S" w:date="2026-08-29T00:00:00Z">
+        <w:r>
+          <w:delText xml:space="preserve">This is a retrospective, longitudinal ecological modelling study at the state–month level. The analytical unit is the "state-month." We follow the spirit of the TRIPOD guidance for prediction-model reporting: we specify data sources, the full predictor set, model configuration, validation procedure and performance with uncertainty, and we release code and data for reproducibility (Section 2.9). Because all data are aggregate, anonymised and publicly available, the study did not require individual ethics approval (Section 2.10).</w:delText>
+        </w:r>
+      </w:del>
+    </w:p>
+    <w:p>
       <w:del w:id="1123" w:author="Siddalingaiah H S" w:date="2026-08-29T00:00:00Z">
         <w:r>
-          <w:delText xml:space="preserve">This is a retrospective, longitudinal ecological modelling study at the state–month level. The analytical unit is the "state-month." We follow the spirit of the TRIPOD guidance for prediction-model reporting: we specify data sources, the full predictor set, model configuration, validation procedure and performance with uncertainty, and we release code and data for reproducibility (Section 2.9). Because all data are aggregate, anonymised and publicly available, the study did not require individual ethics approval (Section 2.10).</w:delText>
+          <w:delText xml:space="preserve">The panel comprises </w:delText>
+        </w:r>
+        <w:r>
+          <w:rPr>
+            <w:b/>
+          </w:rPr>
+          <w:delText xml:space="preserve">15 major dengue-endemic states</w:delText>
+        </w:r>
+        <w:r>
+          <w:delText xml:space="preserve">—Andhra Pradesh, Bihar, Delhi, Gujarat, Haryana, Karnataka, Kerala, Maharashtra, Odisha, Punjab, Rajasthan, Tamil Nadu, Telangana, Uttar Pradesh and West Bengal—observed monthly from May 2015 to December 2024 (116 months each; </w:delText>
+        </w:r>
+        <w:r>
+          <w:rPr>
+            <w:b/>
+          </w:rPr>
+          <w:delText xml:space="preserve">1,740 state-months</w:delText>
+        </w:r>
+        <w:r>
+          <w:delText xml:space="preserve">). These states were selected because they have continuous, good-quality monthly reporting and together account for the large majority of India’s reported dengue caseload (cumulative 1.27 million reported cases in the panel). States with only sparse or annual data were deliberately excluded rather than imputed at monthly resolution, to avoid fabricating temporal structure.</w:delText>
         </w:r>
       </w:del>
     </w:p>
     <w:p>
       <w:del w:id="1124" w:author="Siddalingaiah H S" w:date="2026-08-29T00:00:00Z">
         <w:r>
-          <w:delText xml:space="preserve">The panel comprises </w:delText>
+          <w:delText xml:space="preserve">Monthly confirmed case counts (ELISA/NS1-positive) were compiled from NVBDCP reports </w:delText>
         </w:r>
         <w:r>
           <w:rPr>
-            <w:b/>
+            <w:vertAlign w:val="superscript"/>
           </w:rPr>
-          <w:delText xml:space="preserve">15 major dengue-endemic states</w:delText>
-        </w:r>
-        <w:r>
-          <w:delText xml:space="preserve">—Andhra Pradesh, Bihar, Delhi, Gujarat, Haryana, Karnataka, Kerala, Maharashtra, Odisha, Punjab, Rajasthan, Tamil Nadu, Telangana, Uttar Pradesh and West Bengal—observed monthly from May 2015 to December 2024 (116 months each; </w:delText>
+          <w:delText xml:space="preserve">4</w:delText>
+        </w:r>
+        <w:r>
+          <w:delText xml:space="preserve"> and reconciled against OpenDengue trend series </w:delText>
         </w:r>
         <w:r>
           <w:rPr>
-            <w:b/>
+            <w:vertAlign w:val="superscript"/>
           </w:rPr>
-          <w:delText xml:space="preserve">1,740 state-months</w:delText>
-        </w:r>
-        <w:r>
-          <w:delText xml:space="preserve">). These states were selected because they have continuous, good-quality monthly reporting and together account for the large majority of India’s reported dengue caseload (cumulative 1.27 million reported cases in the panel). States with only sparse or annual data were deliberately excluded rather than imputed at monthly resolution, to avoid fabricating temporal structure.</w:delText>
+          <w:delText xml:space="preserve">10</w:delText>
+        </w:r>
+        <w:r>
+          <w:delText xml:space="preserve"> to bridge reporting gaps. Counts are right-skewed—most months are near zero while outbreak months reach thousands—so the regression target was modelled on the natural-log scale, log(1 + cases), with predictions back-transformed for reporting. This stabilises variance and focuses learning on relative magnitude rather than a handful of extreme outliers.</w:delText>
         </w:r>
       </w:del>
     </w:p>
     <w:p>
       <w:del w:id="1125" w:author="Siddalingaiah H S" w:date="2026-08-29T00:00:00Z">
         <w:r>
-          <w:delText xml:space="preserve">Monthly confirmed case counts (ELISA/NS1-positive) were compiled from NVBDCP reports </w:delText>
-        </w:r>
-        <w:r>
-          <w:rPr>
-            <w:vertAlign w:val="superscript"/>
-          </w:rPr>
-          <w:delText xml:space="preserve">4</w:delText>
-        </w:r>
-        <w:r>
-          <w:delText xml:space="preserve"> and reconciled against OpenDengue trend series </w:delText>
-        </w:r>
-        <w:r>
-          <w:rPr>
-            <w:vertAlign w:val="superscript"/>
-          </w:rPr>
-          <w:delText xml:space="preserve">10</w:delText>
-        </w:r>
-        <w:r>
-          <w:delText xml:space="preserve"> to bridge reporting gaps. Counts are right-skewed—most months are near zero while outbreak months reach thousands—so the regression target was modelled on the natural-log scale, log(1 + cases), with predictions back-transformed for reporting. This stabilises variance and focuses learning on relative magnitude rather than a handful of extreme outliers.</w:delText>
+          <w:delText xml:space="preserve">Temperature, rainfall and relative humidity were obtained from India Meteorological Department gridded products and aligned to each state-month. To respect the biological lag between meteorological forcing and transmission, climate variables entered the model both contemporaneously and as 1- and 2-month lags and 3-month rolling means (Section 2.4).</w:delText>
         </w:r>
       </w:del>
     </w:p>
     <w:p>
       <w:del w:id="1126" w:author="Siddalingaiah H S" w:date="2026-08-29T00:00:00Z">
         <w:r>
-          <w:delText xml:space="preserve">Temperature, rainfall and relative humidity were obtained from India Meteorological Department gridded products and aligned to each state-month. To respect the biological lag between meteorological forcing and transmission, climate variables entered the model both contemporaneously and as 1- and 2-month lags and 3-month rolling means (Section 2.4).</w:delText>
+          <w:delText xml:space="preserve">A distinguishing feature of this study is the explicit integration of </w:delText>
+        </w:r>
+        <w:r>
+          <w:rPr>
+            <w:i/>
+          </w:rPr>
+          <w:delText xml:space="preserve">structural</w:delText>
+        </w:r>
+        <w:r>
+          <w:delText xml:space="preserve"> state-level covariates as model predictors, not merely as post-hoc context: (i) the NITI Aayog Health Index 2019-20, a composite 0–100 score of health outcomes, governance and inputs </w:delText>
+        </w:r>
+        <w:r>
+          <w:rPr>
+            <w:vertAlign w:val="superscript"/>
+          </w:rPr>
+          <w:delText xml:space="preserve">7</w:delText>
+        </w:r>
+        <w:r>
+          <w:delText xml:space="preserve">; (ii) state GDP per capita, a proxy for urbanisation and infrastructure; (iii) the State Energy &amp; Climate Index; (iv) the 2011-Census urban-population share; and (v) population density. These were merged to each state by name after normalisation. The NITI Health Index value for West Bengal was absent from the source release and was median-imputed; this single imputation is flagged in the results and tested in sensitivity analysis.</w:delText>
         </w:r>
       </w:del>
     </w:p>
     <w:p>
       <w:del w:id="1127" w:author="Siddalingaiah H S" w:date="2026-08-29T00:00:00Z">
         <w:r>
-          <w:delText xml:space="preserve">A distinguishing feature of this study is the explicit integration of </w:delText>
-        </w:r>
-        <w:r>
-          <w:rPr>
-            <w:i/>
-          </w:rPr>
-          <w:delText xml:space="preserve">structural</w:delText>
-        </w:r>
-        <w:r>
-          <w:delText xml:space="preserve"> state-level covariates as model predictors, not merely as post-hoc context: (i) the NITI Aayog Health Index 2019-20, a composite 0–100 score of health outcomes, governance and inputs </w:delText>
-        </w:r>
-        <w:r>
-          <w:rPr>
-            <w:vertAlign w:val="superscript"/>
-          </w:rPr>
-          <w:delText xml:space="preserve">7</w:delText>
-        </w:r>
-        <w:r>
-          <w:delText xml:space="preserve">; (ii) state GDP per capita, a proxy for urbanisation and infrastructure; (iii) the State Energy &amp; Climate Index; (iv) the 2011-Census urban-population share; and (v) population density. These were merged to each state by name after normalisation. The NITI Health Index value for West Bengal was absent from the source release and was median-imputed; this single imputation is flagged in the results and tested in sensitivity analysis.</w:delText>
+          <w:delText xml:space="preserve">Twenty-five predictors were constructed and organised into four interpretable blocks so that their contributions could be reported as coherent groups rather than isolated columns:</w:delText>
         </w:r>
       </w:del>
     </w:p>
     <w:p>
       <w:del w:id="1128" w:author="Siddalingaiah H S" w:date="2026-08-29T00:00:00Z">
         <w:r>
-          <w:delText xml:space="preserve">Twenty-five predictors were constructed and organised into four interpretable blocks so that their contributions could be reported as coherent groups rather than isolated columns:</w:delText>
+          <w:delText xml:space="preserve">1. </w:delText>
+        </w:r>
+        <w:r>
+          <w:rPr>
+            <w:b/>
+          </w:rPr>
+          <w:delText xml:space="preserve">Autoregressive (momentum):</w:delText>
+        </w:r>
+        <w:r>
+          <w:delText xml:space="preserve"> case counts lagged 1–4 months and a 3-month rolling mean, capturing epidemic persistence </w:delText>
+        </w:r>
+        <w:r>
+          <w:rPr>
+            <w:vertAlign w:val="superscript"/>
+          </w:rPr>
+          <w:delText xml:space="preserve">11</w:delText>
+        </w:r>
+        <w:r>
+          <w:delText xml:space="preserve">.</w:delText>
         </w:r>
       </w:del>
     </w:p>
     <w:p>
       <w:del w:id="1129" w:author="Siddalingaiah H S" w:date="2026-08-29T00:00:00Z">
         <w:r>
-          <w:delText xml:space="preserve">1. </w:delText>
+          <w:delText xml:space="preserve">2. </w:delText>
         </w:r>
         <w:r>
           <w:rPr>
             <w:b/>
           </w:rPr>
-          <w:delText xml:space="preserve">Autoregressive (momentum):</w:delText>
-        </w:r>
-        <w:r>
-          <w:delText xml:space="preserve"> case counts lagged 1–4 months and a 3-month rolling mean, capturing epidemic persistence </w:delText>
-        </w:r>
-        <w:r>
-          <w:rPr>
-            <w:vertAlign w:val="superscript"/>
-          </w:rPr>
-          <w:delText xml:space="preserve">11</w:delText>
-        </w:r>
-        <w:r>
-          <w:delText xml:space="preserve">.</w:delText>
+          <w:delText xml:space="preserve">Seasonality:</w:delText>
+        </w:r>
+        <w:r>
+          <w:delText xml:space="preserve"> cyclical month encodings, Month_sin = sin(2πm/12) and Month_cos = cos(2πm/12), which preserve the adjacency of December and January, plus a monsoon indicator.</w:delText>
         </w:r>
       </w:del>
     </w:p>
     <w:p>
       <w:del w:id="1130" w:author="Siddalingaiah H S" w:date="2026-08-29T00:00:00Z">
         <w:r>
-          <w:delText xml:space="preserve">2. </w:delText>
+          <w:delText xml:space="preserve">3. </w:delText>
         </w:r>
         <w:r>
           <w:rPr>
             <w:b/>
           </w:rPr>
-          <w:delText xml:space="preserve">Seasonality:</w:delText>
-        </w:r>
-        <w:r>
-          <w:delText xml:space="preserve"> cyclical month encodings, Month_sin = sin(2πm/12) and Month_cos = cos(2πm/12), which preserve the adjacency of December and January, plus a monsoon indicator.</w:delText>
+          <w:delText xml:space="preserve">Climate:</w:delText>
+        </w:r>
+        <w:r>
+          <w:delText xml:space="preserve"> contemporaneous temperature, rainfall and humidity with their 1–2 month lags and 3-month rolling means, encoding delayed vector and viral dynamics.</w:delText>
         </w:r>
       </w:del>
     </w:p>
     <w:p>
       <w:del w:id="1131" w:author="Siddalingaiah H S" w:date="2026-08-29T00:00:00Z">
         <w:r>
-          <w:delText xml:space="preserve">3. </w:delText>
+          <w:delText xml:space="preserve">4. </w:delText>
         </w:r>
         <w:r>
           <w:rPr>
             <w:b/>
           </w:rPr>
-          <w:delText xml:space="preserve">Climate:</w:delText>
-        </w:r>
-        <w:r>
-          <w:delText xml:space="preserve"> contemporaneous temperature, rainfall and humidity with their 1–2 month lags and 3-month rolling means, encoding delayed vector and viral dynamics.</w:delText>
+          <w:delText xml:space="preserve">Vulnerability (structural):</w:delText>
+        </w:r>
+        <w:r>
+          <w:delText xml:space="preserve"> Health Index, GDP per capita, SECI, urban share and population density.</w:delText>
         </w:r>
       </w:del>
     </w:p>
     <w:p>
       <w:del w:id="1132" w:author="Siddalingaiah H S" w:date="2026-08-29T00:00:00Z">
         <w:r>
-          <w:delText xml:space="preserve">4. </w:delText>
-        </w:r>
-        <w:r>
-          <w:rPr>
-            <w:b/>
-          </w:rPr>
-          <w:delText xml:space="preserve">Vulnerability (structural):</w:delText>
-        </w:r>
-        <w:r>
-          <w:delText xml:space="preserve"> Health Index, GDP per capita, SECI, urban share and population density.</w:delText>
+          <w:delText xml:space="preserve">Cyclical encoding and lag construction were performed within each state to prevent cross-state contamination.</w:delText>
         </w:r>
       </w:del>
     </w:p>
     <w:p>
       <w:del w:id="1133" w:author="Siddalingaiah H S" w:date="2026-08-29T00:00:00Z">
         <w:r>
-          <w:delText xml:space="preserve">Cyclical encoding and lag construction were performed within each state to prevent cross-state contamination.</w:delText>
+          <w:delText xml:space="preserve">Two gradient-boosted tree ensembles (scikit-learn) were trained. Gradient boosting fits an additive sequence of shallow trees, each correcting the residuals of its predecessors, and is well suited to non-linear interactions such as "rainfall matters only when temperature is permissive" </w:delText>
+        </w:r>
+        <w:r>
+          <w:rPr>
+            <w:vertAlign w:val="superscript"/>
+          </w:rPr>
+          <w:delText xml:space="preserve">9</w:delText>
+        </w:r>
+        <w:r>
+          <w:delText xml:space="preserve">.</w:delText>
         </w:r>
       </w:del>
     </w:p>
     <w:p>
       <w:del w:id="1134" w:author="Siddalingaiah H S" w:date="2026-08-29T00:00:00Z">
         <w:r>
-          <w:delText xml:space="preserve">Two gradient-boosted tree ensembles (scikit-learn) were trained. Gradient boosting fits an additive sequence of shallow trees, each correcting the residuals of its predecessors, and is well suited to non-linear interactions such as "rainfall matters only when temperature is permissive" </w:delText>
-        </w:r>
-        <w:r>
           <w:rPr>
-            <w:vertAlign w:val="superscript"/>
+            <w:i/>
           </w:rPr>
-          <w:delText xml:space="preserve">9</w:delText>
-        </w:r>
-        <w:r>
-          <w:delText xml:space="preserve">.</w:delText>
+          <w:delText xml:space="preserve"> </w:delText>
+        </w:r>
+        <w:r>
+          <w:rPr>
+            <w:i/>
+          </w:rPr>
+          <w:delText xml:space="preserve">Intensity model — Gradient Boosting Regressor:</w:delText>
+        </w:r>
+        <w:r>
+          <w:delText xml:space="preserve">* 300 trees, maximum depth 3, learning rate 0.05, subsample 0.9, least-squares loss on the log target. The shallow depth and sub-sampling act as regularisation against the dominant autoregressive signal.</w:delText>
         </w:r>
       </w:del>
     </w:p>
@@ -5753,77 +5748,244 @@
           <w:rPr>
             <w:i/>
           </w:rPr>
-          <w:delText xml:space="preserve">Intensity model — Gradient Boosting Regressor:</w:delText>
-        </w:r>
-        <w:r>
-          <w:delText xml:space="preserve">* 300 trees, maximum depth 3, learning rate 0.05, subsample 0.9, least-squares loss on the log target. The shallow depth and sub-sampling act as regularisation against the dominant autoregressive signal.</w:delText>
+          <w:delText xml:space="preserve">Outbreak model — Gradient Boosting Classifier:</w:delText>
+        </w:r>
+        <w:r>
+          <w:delText xml:space="preserve">* identical ensemble configuration, trained to detect an "outbreak month," defined per state as a month exceeding that state’s historical 75th percentile of cases (435 of 1,740 state-months; 25%). A state-relative threshold avoids conflating large states with high-incidence months.</w:delText>
         </w:r>
       </w:del>
     </w:p>
     <w:p>
       <w:del w:id="1136" w:author="Siddalingaiah H S" w:date="2026-08-29T00:00:00Z">
         <w:r>
-          <w:rPr>
-            <w:i/>
-          </w:rPr>
-          <w:delText xml:space="preserve"> </w:delText>
-        </w:r>
-        <w:r>
-          <w:rPr>
-            <w:i/>
-          </w:rPr>
-          <w:delText xml:space="preserve">Outbreak model — Gradient Boosting Classifier:</w:delText>
-        </w:r>
-        <w:r>
-          <w:delText xml:space="preserve">* identical ensemble configuration, trained to detect an "outbreak month," defined per state as a month exceeding that state’s historical 75th percentile of cases (435 of 1,740 state-months; 25%). A state-relative threshold avoids conflating large states with high-incidence months.</w:delText>
+          <w:delText xml:space="preserve">Hyperparameters were fixed a priori from established defaults for tabular boosting rather than tuned on the test folds, eliminating optimistic bias from validation leakage.</w:delText>
         </w:r>
       </w:del>
     </w:p>
     <w:p>
       <w:del w:id="1137" w:author="Siddalingaiah H S" w:date="2026-08-29T00:00:00Z">
         <w:r>
-          <w:delText xml:space="preserve">Hyperparameters were fixed a priori from established defaults for tabular boosting rather than tuned on the test folds, eliminating optimistic bias from validation leakage.</w:delText>
+          <w:delText xml:space="preserve">All reported performance derives from </w:delText>
+        </w:r>
+        <w:r>
+          <w:rPr>
+            <w:b/>
+          </w:rPr>
+          <w:delText xml:space="preserve">5-fold blocked TimeSeriesSplit</w:delText>
+        </w:r>
+        <w:r>
+          <w:delText xml:space="preserve"> cross-validation. Observations were ordered chronologically; in each fold the model trained only on earlier state-months and was evaluated on the subsequent block, never seeing future data—mimicking genuine prospective forecasting and eliminating the temporal leakage that inflates naive random-split estimates. Regression metrics (R², RMSE, MAE) were computed on the back-transformed case scale and summarised as mean ± standard deviation across folds. For the classifier we pooled out-of-fold predicted probabilities to construct a single, honest ROC curve and AUC, and additionally report the mean ± SD of per-fold AUC.</w:delText>
         </w:r>
       </w:del>
     </w:p>
     <w:p>
       <w:del w:id="1138" w:author="Siddalingaiah H S" w:date="2026-08-29T00:00:00Z">
         <w:r>
-          <w:delText xml:space="preserve">All reported performance derives from </w:delText>
+          <w:delText xml:space="preserve">Three complementary analyses interrogate </w:delText>
+        </w:r>
+        <w:r>
+          <w:rPr>
+            <w:i/>
+          </w:rPr>
+          <w:delText xml:space="preserve">why</w:delText>
+        </w:r>
+        <w:r>
+          <w:delText xml:space="preserve"> the model predicts as it does. First, grouped Gini (impurity-reduction) importances were summed within each of the four feature blocks and normalised to percentages. Second, a </w:delText>
         </w:r>
         <w:r>
           <w:rPr>
             <w:b/>
           </w:rPr>
-          <w:delText xml:space="preserve">5-fold blocked TimeSeriesSplit</w:delText>
-        </w:r>
-        <w:r>
-          <w:delText xml:space="preserve"> cross-validation. Observations were ordered chronologically; in each fold the model trained only on earlier state-months and was evaluated on the subsequent block, never seeing future data—mimicking genuine prospective forecasting and eliminating the temporal leakage that inflates naive random-split estimates. Regression metrics (R², RMSE, MAE) were computed on the back-transformed case scale and summarised as mean ± standard deviation across folds. For the classifier we pooled out-of-fold predicted probabilities to construct a single, honest ROC curve and AUC, and additionally report the mean ± SD of per-fold AUC.</w:delText>
+          <w:delText xml:space="preserve">nested ablation</w:delText>
+        </w:r>
+        <w:r>
+          <w:delText xml:space="preserve"> retrained the full cross-validation pipeline on progressively larger feature sets—(a) seasonality + autoregression, (b) + climate, (c) + vulnerability—so the incremental predictive value of each block is quantified directly rather than inferred. Third, to test the vulnerability hypothesis at the level it operates, we computed </w:delText>
+        </w:r>
+        <w:r>
+          <w:rPr>
+            <w:b/>
+          </w:rPr>
+          <w:delText xml:space="preserve">between-state</w:delText>
+        </w:r>
+        <w:r>
+          <w:delText xml:space="preserve"> Spearman correlations between each state’s mean monthly burden and its Health Index, GDP per capita and SECI.</w:delText>
         </w:r>
       </w:del>
     </w:p>
     <w:p>
       <w:del w:id="1139" w:author="Siddalingaiah H S" w:date="2026-08-29T00:00:00Z">
         <w:r>
-          <w:delText xml:space="preserve">Three complementary analyses interrogate </w:delText>
+          <w:delText xml:space="preserve">To translate the model for frontline use, we derived a transparent 0–6 ordinal "Field Scorecard" from variables a district officer can assess without a computer (active monsoon; previous month above the local median; elevated 2-month-lagged rainfall; seasonal peak window). The scorecard was validated against the full model’s forecast across all state-months by Spearman correlation.</w:delText>
+        </w:r>
+      </w:del>
+    </w:p>
+    <w:p>
+      <w:del w:id="1140" w:author="Siddalingaiah H S" w:date="2026-08-29T00:00:00Z">
+        <w:r>
+          <w:delText xml:space="preserve">Analyses used Python 3 with scikit-learn, pandas, NumPy, SciPy, GeoPandas, Matplotlib and seaborn. All preprocessing, modelling and figure code, together with the processed panel, are openly available (Section: Availability of Data and Materials) so that every reported statistic can be regenerated from a single pipeline script.</w:delText>
+        </w:r>
+      </w:del>
+    </w:p>
+    <w:p>
+      <w:del w:id="1141" w:author="Siddalingaiah H S" w:date="2026-08-29T00:00:00Z">
+        <w:r>
+          <w:delText xml:space="preserve">Under leakage-controlled temporal validation, the intensity model explained the large majority of variance in monthly dengue incidence (</w:delText>
+        </w:r>
+        <w:r>
+          <w:rPr>
+            <w:b/>
+          </w:rPr>
+          <w:delText xml:space="preserve">R² = 0.892 ± 0.028</w:delText>
+        </w:r>
+        <w:r>
+          <w:delText xml:space="preserve">), with a </w:delText>
+        </w:r>
+        <w:r>
+          <w:rPr>
+            <w:b/>
+          </w:rPr>
+          <w:delText xml:space="preserve">RMSE of 232 cases</w:delText>
+        </w:r>
+        <w:r>
+          <w:delText xml:space="preserve"> and </w:delText>
+        </w:r>
+        <w:r>
+          <w:rPr>
+            <w:b/>
+          </w:rPr>
+          <w:delText xml:space="preserve">MAE of 132 cases</w:delText>
+        </w:r>
+        <w:r>
+          <w:delText xml:space="preserve"> across the five folds (fold R² range 0.85–0.93). The outbreak classifier achieved an out-of-fold </w:delText>
+        </w:r>
+        <w:r>
+          <w:rPr>
+            <w:b/>
+          </w:rPr>
+          <w:delText xml:space="preserve">AUC of 0.936</w:delText>
+        </w:r>
+        <w:r>
+          <w:delText xml:space="preserve"> (mean per-fold AUC 0.94 ± 0.02) at a </w:delText>
+        </w:r>
+        <w:r>
+          <w:rPr>
+            <w:b/>
+          </w:rPr>
+          <w:delText xml:space="preserve">sensitivity of 0.91</w:delText>
+        </w:r>
+        <w:r>
+          <w:delText xml:space="preserve">. Full metrics are given in </w:delText>
+        </w:r>
+        <w:r>
+          <w:rPr>
+            <w:b/>
+          </w:rPr>
+          <w:delText xml:space="preserve">Table 1</w:delText>
+        </w:r>
+        <w:r>
+          <w:delText xml:space="preserve">, and the ROC curve in </w:delText>
+        </w:r>
+        <w:r>
+          <w:rPr>
+            <w:b/>
+          </w:rPr>
+          <w:delText xml:space="preserve">Figure 1</w:delText>
+        </w:r>
+        <w:r>
+          <w:delText xml:space="preserve">. Notably, this AUC—derived from strictly temporal out-of-fold predictions—is a more conservative and trustworthy estimate than the near-unity values obtainable from random splits, which leak seasonal structure.</w:delText>
+        </w:r>
+      </w:del>
+    </w:p>
+    <w:p>
+      <w:del w:id="1142" w:author="Siddalingaiah H S" w:date="2026-08-29T00:00:00Z">
+        <w:r>
+          <w:delText xml:space="preserve">Grouped importance (</w:delText>
+        </w:r>
+        <w:r>
+          <w:rPr>
+            <w:b/>
+          </w:rPr>
+          <w:delText xml:space="preserve">Figure 2</w:delText>
+        </w:r>
+        <w:r>
+          <w:delText xml:space="preserve">) revealed a clear and interpretable structure: </w:delText>
+        </w:r>
+        <w:r>
+          <w:rPr>
+            <w:b/>
+          </w:rPr>
+          <w:delText xml:space="preserve">seasonality contributed 74.0%</w:delText>
+        </w:r>
+        <w:r>
+          <w:delText xml:space="preserve"> of model importance, </w:delText>
+        </w:r>
+        <w:r>
+          <w:rPr>
+            <w:b/>
+          </w:rPr>
+          <w:delText xml:space="preserve">autoregressive momentum 20.8%</w:delText>
+        </w:r>
+        <w:r>
+          <w:delText xml:space="preserve">, </w:delText>
+        </w:r>
+        <w:r>
+          <w:rPr>
+            <w:b/>
+          </w:rPr>
+          <w:delText xml:space="preserve">vulnerability 4.0%</w:delText>
+        </w:r>
+        <w:r>
+          <w:delText xml:space="preserve"> and </w:delText>
+        </w:r>
+        <w:r>
+          <w:rPr>
+            <w:b/>
+          </w:rPr>
+          <w:delText xml:space="preserve">climate 1.2%</w:delText>
+        </w:r>
+        <w:r>
+          <w:delText xml:space="preserve">. At the individual-feature level the cyclical month encoding (≈70%) and the 3-month rolling case mean (≈18%) dominated, consistent with the strong, predictable phenology of Indian dengue.</w:delText>
+        </w:r>
+      </w:del>
+    </w:p>
+    <w:p>
+      <w:del w:id="1143" w:author="Siddalingaiah H S" w:date="2026-08-29T00:00:00Z">
+        <w:r>
+          <w:delText xml:space="preserve">The nested ablation (</w:delText>
+        </w:r>
+        <w:r>
+          <w:rPr>
+            <w:b/>
+          </w:rPr>
+          <w:delText xml:space="preserve">Table 2</w:delText>
+        </w:r>
+        <w:r>
+          <w:delText xml:space="preserve">) sharpened this picture honestly. A parsimonious seasonality-plus-autoregression model already reached R² = 0.912; adding climate (R² = 0.894) and then vulnerability (R² = 0.892) did </w:delText>
+        </w:r>
+        <w:r>
+          <w:rPr>
+            <w:b/>
+          </w:rPr>
+          <w:delText xml:space="preserve">not</w:delText>
+        </w:r>
+        <w:r>
+          <w:delText xml:space="preserve"> improve month-ahead accuracy. Rather than concealing this, we interpret it as an important finding: structural covariates carry little information about </w:delText>
         </w:r>
         <w:r>
           <w:rPr>
             <w:i/>
           </w:rPr>
-          <w:delText xml:space="preserve">why</w:delText>
-        </w:r>
-        <w:r>
-          <w:delText xml:space="preserve"> the model predicts as it does. First, grouped Gini (impurity-reduction) importances were summed within each of the four feature blocks and normalised to percentages. Second, a </w:delText>
-        </w:r>
-        <w:r>
-          <w:rPr>
-            <w:b/>
-          </w:rPr>
-          <w:delText xml:space="preserve">nested ablation</w:delText>
-        </w:r>
-        <w:r>
-          <w:delText xml:space="preserve"> retrained the full cross-validation pipeline on progressively larger feature sets—(a) seasonality + autoregression, (b) + climate, (c) + vulnerability—so the incremental predictive value of each block is quantified directly rather than inferred. Third, to test the vulnerability hypothesis at the level it operates, we computed </w:delText>
+          <w:delText xml:space="preserve">short-term temporal</w:delText>
+        </w:r>
+        <w:r>
+          <w:delText xml:space="preserve"> dynamics once season and momentum are known.</w:delText>
+        </w:r>
+      </w:del>
+    </w:p>
+    <w:p>
+      <w:del w:id="1144" w:author="Siddalingaiah H S" w:date="2026-08-29T00:00:00Z">
+        <w:r>
+          <w:delText xml:space="preserve">The role of structural vulnerability emerged at the </w:delText>
         </w:r>
         <w:r>
           <w:rPr>
@@ -5832,229 +5994,134 @@
           <w:delText xml:space="preserve">between-state</w:delText>
         </w:r>
         <w:r>
-          <w:delText xml:space="preserve"> Spearman correlations between each state’s mean monthly burden and its Health Index, GDP per capita and SECI.</w:delText>
-        </w:r>
-      </w:del>
-    </w:p>
-    <w:p>
-      <w:del w:id="1140" w:author="Siddalingaiah H S" w:date="2026-08-29T00:00:00Z">
-        <w:r>
-          <w:delText xml:space="preserve">To translate the model for frontline use, we derived a transparent 0–6 ordinal "Field Scorecard" from variables a district officer can assess without a computer (active monsoon; previous month above the local median; elevated 2-month-lagged rainfall; seasonal peak window). The scorecard was validated against the full model’s forecast across all state-months by Spearman correlation.</w:delText>
-        </w:r>
-      </w:del>
-    </w:p>
-    <w:p>
-      <w:del w:id="1141" w:author="Siddalingaiah H S" w:date="2026-08-29T00:00:00Z">
-        <w:r>
-          <w:delText xml:space="preserve">Analyses used Python 3 with scikit-learn, pandas, NumPy, SciPy, GeoPandas, Matplotlib and seaborn. All preprocessing, modelling and figure code, together with the processed panel, are openly available (Section: Availability of Data and Materials) so that every reported statistic can be regenerated from a single pipeline script.</w:delText>
-        </w:r>
-      </w:del>
-    </w:p>
-    <w:p>
-      <w:del w:id="1142" w:author="Siddalingaiah H S" w:date="2026-08-29T00:00:00Z">
-        <w:r>
-          <w:delText xml:space="preserve">Under leakage-controlled temporal validation, the intensity model explained the large majority of variance in monthly dengue incidence (</w:delText>
+          <w:delText xml:space="preserve"> level (</w:delText>
         </w:r>
         <w:r>
           <w:rPr>
             <w:b/>
           </w:rPr>
-          <w:delText xml:space="preserve">R² = 0.892 ± 0.028</w:delText>
-        </w:r>
-        <w:r>
-          <w:delText xml:space="preserve">), with a </w:delText>
+          <w:delText xml:space="preserve">Figure 3</w:delText>
+        </w:r>
+        <w:r>
+          <w:delText xml:space="preserve">). Cumulative monthly burden correlated positively with </w:delText>
         </w:r>
         <w:r>
           <w:rPr>
             <w:b/>
           </w:rPr>
-          <w:delText xml:space="preserve">RMSE of 232 cases</w:delText>
-        </w:r>
-        <w:r>
-          <w:delText xml:space="preserve"> and </w:delText>
-        </w:r>
-        <w:r>
-          <w:rPr>
-            <w:b/>
-          </w:rPr>
-          <w:delText xml:space="preserve">MAE of 132 cases</w:delText>
-        </w:r>
-        <w:r>
-          <w:delText xml:space="preserve"> across the five folds (fold R² range 0.85–0.93). The outbreak classifier achieved an out-of-fold </w:delText>
-        </w:r>
-        <w:r>
-          <w:rPr>
-            <w:b/>
-          </w:rPr>
-          <w:delText xml:space="preserve">AUC of 0.936</w:delText>
-        </w:r>
-        <w:r>
-          <w:delText xml:space="preserve"> (mean per-fold AUC 0.94 ± 0.02) at a </w:delText>
-        </w:r>
-        <w:r>
-          <w:rPr>
-            <w:b/>
-          </w:rPr>
-          <w:delText xml:space="preserve">sensitivity of 0.91</w:delText>
-        </w:r>
-        <w:r>
-          <w:delText xml:space="preserve">. Full metrics are given in </w:delText>
-        </w:r>
-        <w:r>
-          <w:rPr>
-            <w:b/>
-          </w:rPr>
-          <w:delText xml:space="preserve">Table 1</w:delText>
-        </w:r>
-        <w:r>
-          <w:delText xml:space="preserve">, and the ROC curve in </w:delText>
-        </w:r>
-        <w:r>
-          <w:rPr>
-            <w:b/>
-          </w:rPr>
-          <w:delText xml:space="preserve">Figure 1</w:delText>
-        </w:r>
-        <w:r>
-          <w:delText xml:space="preserve">. Notably, this AUC—derived from strictly temporal out-of-fold predictions—is a more conservative and trustworthy estimate than the near-unity values obtainable from random splits, which leak seasonal structure.</w:delText>
-        </w:r>
-      </w:del>
-    </w:p>
-    <w:p>
-      <w:del w:id="1143" w:author="Siddalingaiah H S" w:date="2026-08-29T00:00:00Z">
-        <w:r>
-          <w:delText xml:space="preserve">Grouped importance (</w:delText>
-        </w:r>
-        <w:r>
-          <w:rPr>
-            <w:b/>
-          </w:rPr>
-          <w:delText xml:space="preserve">Figure 2</w:delText>
-        </w:r>
-        <w:r>
-          <w:delText xml:space="preserve">) revealed a clear and interpretable structure: </w:delText>
-        </w:r>
-        <w:r>
-          <w:rPr>
-            <w:b/>
-          </w:rPr>
-          <w:delText xml:space="preserve">seasonality contributed 74.0%</w:delText>
-        </w:r>
-        <w:r>
-          <w:delText xml:space="preserve"> of model importance, </w:delText>
-        </w:r>
-        <w:r>
-          <w:rPr>
-            <w:b/>
-          </w:rPr>
-          <w:delText xml:space="preserve">autoregressive momentum 20.8%</w:delText>
-        </w:r>
-        <w:r>
-          <w:delText xml:space="preserve">, </w:delText>
-        </w:r>
-        <w:r>
-          <w:rPr>
-            <w:b/>
-          </w:rPr>
-          <w:delText xml:space="preserve">vulnerability 4.0%</w:delText>
-        </w:r>
-        <w:r>
-          <w:delText xml:space="preserve"> and </w:delText>
-        </w:r>
-        <w:r>
-          <w:rPr>
-            <w:b/>
-          </w:rPr>
-          <w:delText xml:space="preserve">climate 1.2%</w:delText>
-        </w:r>
-        <w:r>
-          <w:delText xml:space="preserve">. At the individual-feature level the cyclical month encoding (≈70%) and the 3-month rolling case mean (≈18%) dominated, consistent with the strong, predictable phenology of Indian dengue.</w:delText>
-        </w:r>
-      </w:del>
-    </w:p>
-    <w:p>
-      <w:del w:id="1144" w:author="Siddalingaiah H S" w:date="2026-08-29T00:00:00Z">
-        <w:r>
-          <w:delText xml:space="preserve">The nested ablation (</w:delText>
-        </w:r>
-        <w:r>
-          <w:rPr>
-            <w:b/>
-          </w:rPr>
-          <w:delText xml:space="preserve">Table 2</w:delText>
-        </w:r>
-        <w:r>
-          <w:delText xml:space="preserve">) sharpened this picture honestly. A parsimonious seasonality-plus-autoregression model already reached R² = 0.912; adding climate (R² = 0.894) and then vulnerability (R² = 0.892) did </w:delText>
-        </w:r>
-        <w:r>
-          <w:rPr>
-            <w:b/>
-          </w:rPr>
-          <w:delText xml:space="preserve">not</w:delText>
-        </w:r>
-        <w:r>
-          <w:delText xml:space="preserve"> improve month-ahead accuracy. Rather than concealing this, we interpret it as an important finding: structural covariates carry little information about </w:delText>
+          <w:delText xml:space="preserve">GDP per capita (Spearman ρ = 0.51, p = 0.05)</w:delText>
+        </w:r>
+        <w:r>
+          <w:delText xml:space="preserve">—consistent with greater urbanisation, </w:delText>
         </w:r>
         <w:r>
           <w:rPr>
             <w:i/>
           </w:rPr>
-          <w:delText xml:space="preserve">short-term temporal</w:delText>
-        </w:r>
-        <w:r>
-          <w:delText xml:space="preserve"> dynamics once season and momentum are known.</w:delText>
+          <w:delText xml:space="preserve">Aedes</w:delText>
+        </w:r>
+        <w:r>
+          <w:delText xml:space="preserve"> habitat and surveillance intensity in wealthier states—while associations with the Health Index (ρ = 0.23) and SECI (ρ = 0.28) were weaker and non-significant in this 15-state sample. Vulnerability thus stratifies </w:delText>
+        </w:r>
+        <w:r>
+          <w:rPr>
+            <w:i/>
+          </w:rPr>
+          <w:delText xml:space="preserve">which states</w:delText>
+        </w:r>
+        <w:r>
+          <w:delText xml:space="preserve"> carry chronic risk, complementing the seasonal–autoregressive signal that governs </w:delText>
+        </w:r>
+        <w:r>
+          <w:rPr>
+            <w:i/>
+          </w:rPr>
+          <w:delText xml:space="preserve">when</w:delText>
+        </w:r>
+        <w:r>
+          <w:delText xml:space="preserve"> within a state risk rises.</w:delText>
         </w:r>
       </w:del>
     </w:p>
     <w:p>
       <w:del w:id="1145" w:author="Siddalingaiah H S" w:date="2026-08-29T00:00:00Z">
         <w:r>
-          <w:delText xml:space="preserve">The role of structural vulnerability emerged at the </w:delText>
+          <w:delText xml:space="preserve">Combining the model’s forecast with health-system capacity yields a deployable composite risk score (</w:delText>
         </w:r>
         <w:r>
           <w:rPr>
             <w:b/>
           </w:rPr>
-          <w:delText xml:space="preserve">between-state</w:delText>
-        </w:r>
-        <w:r>
-          <w:delText xml:space="preserve"> level (</w:delText>
+          <w:delText xml:space="preserve">Table 3</w:delText>
+        </w:r>
+        <w:r>
+          <w:delText xml:space="preserve">, mapped in </w:delText>
         </w:r>
         <w:r>
           <w:rPr>
             <w:b/>
           </w:rPr>
-          <w:delText xml:space="preserve">Figure 3</w:delText>
-        </w:r>
-        <w:r>
-          <w:delText xml:space="preserve">). Cumulative monthly burden correlated positively with </w:delText>
+          <w:delText xml:space="preserve">Figure 4</w:delText>
+        </w:r>
+        <w:r>
+          <w:delText xml:space="preserve">). West Bengal, Tamil Nadu and Karnataka emerged as the highest-risk states for the forthcoming season, with Maharashtra, Delhi, Rajasthan, Andhra Pradesh and Kerala in the moderate band. The choropleth highlights a southern-peninsular and eastern concentration of risk.</w:delText>
+        </w:r>
+      </w:del>
+    </w:p>
+    <w:p>
+      <w:del w:id="1146" w:author="Siddalingaiah H S" w:date="2026-08-29T00:00:00Z">
+        <w:r>
+          <w:delText xml:space="preserve">The simplified 0–6 Field Scorecard reproduced the full model’s risk ordering strongly across all state-months (</w:delText>
         </w:r>
         <w:r>
           <w:rPr>
             <w:b/>
           </w:rPr>
-          <w:delText xml:space="preserve">GDP per capita (Spearman ρ = 0.51, p = 0.05)</w:delText>
-        </w:r>
-        <w:r>
-          <w:delText xml:space="preserve">—consistent with greater urbanisation, </w:delText>
+          <w:delText xml:space="preserve">Spearman ρ = 0.76, p &lt; 0.001</w:delText>
+        </w:r>
+        <w:r>
+          <w:delText xml:space="preserve">), supporting its use as a low-technology triage aid where computational forecasting is unavailable (</w:delText>
+        </w:r>
+        <w:r>
+          <w:rPr>
+            <w:b/>
+          </w:rPr>
+          <w:delText xml:space="preserve">Box 1</w:delText>
+        </w:r>
+        <w:r>
+          <w:delText xml:space="preserve">).</w:delText>
+        </w:r>
+      </w:del>
+    </w:p>
+    <w:p>
+      <w:del w:id="1147" w:author="Siddalingaiah H S" w:date="2026-08-29T00:00:00Z">
+        <w:r>
+          <w:delText xml:space="preserve">We built and rigorously validated a transparent multi-modal framework that predicts both dengue intensity (R² = 0.89) and outbreak months (AUC = 0.94) under genuine temporal validation, and—unusually—we report an explicit ablation that disentangles which signals drive prediction. Short-term risk is governed overwhelmingly by seasonality and case momentum; climate and structural vulnerability add little to </w:delText>
         </w:r>
         <w:r>
           <w:rPr>
             <w:i/>
           </w:rPr>
-          <w:delText xml:space="preserve">Aedes</w:delText>
-        </w:r>
-        <w:r>
-          <w:delText xml:space="preserve"> habitat and surveillance intensity in wealthier states—while associations with the Health Index (ρ = 0.23) and SECI (ρ = 0.28) were weaker and non-significant in this 15-state sample. Vulnerability thus stratifies </w:delText>
+          <w:delText xml:space="preserve">month-ahead</w:delText>
+        </w:r>
+        <w:r>
+          <w:delText xml:space="preserve"> forecasting but, as Section 3.3 shows, structural factors differentiate the </w:delText>
         </w:r>
         <w:r>
           <w:rPr>
             <w:i/>
           </w:rPr>
-          <w:delText xml:space="preserve">which states</w:delText>
-        </w:r>
-        <w:r>
-          <w:delText xml:space="preserve"> carry chronic risk, complementing the seasonal–autoregressive signal that governs </w:delText>
+          <w:delText xml:space="preserve">chronic between-state burden</w:delText>
+        </w:r>
+        <w:r>
+          <w:delText xml:space="preserve">. This two-level reading resolves the apparent paradox in much of the literature, where climate and socio-economic variables are simultaneously "important" (across places) and "weak" (within a place’s monthly series).</w:delText>
+        </w:r>
+      </w:del>
+    </w:p>
+    <w:p>
+      <w:del w:id="1148" w:author="Siddalingaiah H S" w:date="2026-08-29T00:00:00Z">
+        <w:r>
+          <w:delText xml:space="preserve">Our findings refine rather than simply confirm the vulnerability hypothesis. Structural capacity does not predict the timing of the next outbreak, but the burden landscape is patterned by development and urbanisation (GDP ρ = 0.51). For policy this is the more useful framing: seasonal-autoregressive signals tell a state </w:delText>
         </w:r>
         <w:r>
           <w:rPr>
@@ -6063,48 +6130,73 @@
           <w:delText xml:space="preserve">when</w:delText>
         </w:r>
         <w:r>
-          <w:delText xml:space="preserve"> within a state risk rises.</w:delText>
+          <w:delText xml:space="preserve"> to act, whereas vulnerability indices tell the national programme </w:delText>
+        </w:r>
+        <w:r>
+          <w:rPr>
+            <w:i/>
+          </w:rPr>
+          <w:delText xml:space="preserve">where</w:delText>
+        </w:r>
+        <w:r>
+          <w:delText xml:space="preserve"> to pre-position resources for sustained risk.</w:delText>
         </w:r>
       </w:del>
     </w:p>
     <w:p>
-      <w:del w:id="1146" w:author="Siddalingaiah H S" w:date="2026-08-29T00:00:00Z">
-        <w:r>
-          <w:delText xml:space="preserve">Combining the model’s forecast with health-system capacity yields a deployable composite risk score (</w:delText>
+      <w:del w:id="1149" w:author="Siddalingaiah H S" w:date="2026-08-29T00:00:00Z">
+        <w:r>
+          <w:delText xml:space="preserve">The strong but not implausible AUC (0.94) reflects the robust seasonality of Indian dengue </w:delText>
+        </w:r>
+        <w:r>
+          <w:rPr>
+            <w:vertAlign w:val="superscript"/>
+          </w:rPr>
+          <w:delText xml:space="preserve">12</w:delText>
+        </w:r>
+        <w:r>
+          <w:delText xml:space="preserve"> rather than over-fitting; because the model leans heavily on season, an unseasonal event (e.g., an off-cycle cyclonic rain episode) would be its weak point. We therefore recommend the </w:delText>
         </w:r>
         <w:r>
           <w:rPr>
             <w:b/>
           </w:rPr>
-          <w:delText xml:space="preserve">Table 3</w:delText>
-        </w:r>
-        <w:r>
-          <w:delText xml:space="preserve">, mapped in </w:delText>
+          <w:delText xml:space="preserve">regression output</w:delText>
+        </w:r>
+        <w:r>
+          <w:delText xml:space="preserve"> for granular planning and the </w:delText>
         </w:r>
         <w:r>
           <w:rPr>
             <w:b/>
           </w:rPr>
-          <w:delText xml:space="preserve">Figure 4</w:delText>
-        </w:r>
-        <w:r>
-          <w:delText xml:space="preserve">). West Bengal, Tamil Nadu and Karnataka emerged as the highest-risk states for the forthcoming season, with Maharashtra, Delhi, Rajasthan, Andhra Pradesh and Kerala in the moderate band. The choropleth highlights a southern-peninsular and eastern concentration of risk.</w:delText>
+          <w:delText xml:space="preserve">binary flag</w:delText>
+        </w:r>
+        <w:r>
+          <w:delText xml:space="preserve"> as a coarse trigger, and we caution against the near-unity AUCs sometimes reported from non-temporal validation, which we found collapse to ≈0.94 under honest blocking.</w:delText>
         </w:r>
       </w:del>
     </w:p>
     <w:p>
-      <w:del w:id="1147" w:author="Siddalingaiah H S" w:date="2026-08-29T00:00:00Z">
-        <w:r>
-          <w:delText xml:space="preserve">The simplified 0–6 Field Scorecard reproduced the full model’s risk ordering strongly across all state-months (</w:delText>
+      <w:del w:id="1150" w:author="Siddalingaiah H S" w:date="2026-08-29T00:00:00Z">
+        <w:r>
+          <w:delText xml:space="preserve">India closed much of its tuberculosis reporting gap through the digital Nikshay platform </w:delText>
         </w:r>
         <w:r>
           <w:rPr>
-            <w:b/>
+            <w:vertAlign w:val="superscript"/>
           </w:rPr>
-          <w:delText xml:space="preserve">Spearman ρ = 0.76, p &lt; 0.001</w:delText>
-        </w:r>
-        <w:r>
-          <w:delText xml:space="preserve">), supporting its use as a low-technology triage aid where computational forecasting is unavailable (</w:delText>
+          <w:delText xml:space="preserve">13</w:delText>
+        </w:r>
+        <w:r>
+          <w:delText xml:space="preserve">. A comparable backbone for dengue—ingesting real-time public and private laboratory feeds, embedding the gradient-boosting model as a forecasting microservice, and routing resources to vulnerability-weighted "red zones"—would convert this framework from analysis to anticipatory action.</w:delText>
+        </w:r>
+      </w:del>
+    </w:p>
+    <w:p>
+      <w:del w:id="1151" w:author="Siddalingaiah H S" w:date="2026-08-29T00:00:00Z">
+        <w:r>
+          <w:delText xml:space="preserve">The validated Field Scorecard (ρ = 0.76) bridges high-end analytics and frontline practice, giving district officers a paper instrument that mirrors the model’s leading drivers (</w:delText>
         </w:r>
         <w:r>
           <w:rPr>
@@ -6118,148 +6210,42 @@
       </w:del>
     </w:p>
     <w:p>
-      <w:del w:id="1148" w:author="Siddalingaiah H S" w:date="2026-08-29T00:00:00Z">
-        <w:r>
-          <w:delText xml:space="preserve">We built and rigorously validated a transparent multi-modal framework that predicts both dengue intensity (R² = 0.89) and outbreak months (AUC = 0.94) under genuine temporal validation, and—unusually—we report an explicit ablation that disentangles which signals drive prediction. Short-term risk is governed overwhelmingly by seasonality and case momentum; climate and structural vulnerability add little to </w:delText>
-        </w:r>
-        <w:r>
-          <w:rPr>
-            <w:i/>
-          </w:rPr>
-          <w:delText xml:space="preserve">month-ahead</w:delText>
-        </w:r>
-        <w:r>
-          <w:delText xml:space="preserve"> forecasting but, as Section 3.3 shows, structural factors differentiate the </w:delText>
-        </w:r>
-        <w:r>
-          <w:rPr>
-            <w:i/>
-          </w:rPr>
-          <w:delText xml:space="preserve">chronic between-state burden</w:delText>
-        </w:r>
-        <w:r>
-          <w:delText xml:space="preserve">. This two-level reading resolves the apparent paradox in much of the literature, where climate and socio-economic variables are simultaneously "important" (across places) and "weak" (within a place’s monthly series).</w:delText>
-        </w:r>
-      </w:del>
-    </w:p>
-    <w:p>
-      <w:del w:id="1149" w:author="Siddalingaiah H S" w:date="2026-08-29T00:00:00Z">
-        <w:r>
-          <w:delText xml:space="preserve">Our findings refine rather than simply confirm the vulnerability hypothesis. Structural capacity does not predict the timing of the next outbreak, but the burden landscape is patterned by development and urbanisation (GDP ρ = 0.51). For policy this is the more useful framing: seasonal-autoregressive signals tell a state </w:delText>
-        </w:r>
-        <w:r>
-          <w:rPr>
-            <w:i/>
-          </w:rPr>
-          <w:delText xml:space="preserve">when</w:delText>
-        </w:r>
-        <w:r>
-          <w:delText xml:space="preserve"> to act, whereas vulnerability indices tell the national programme </w:delText>
-        </w:r>
-        <w:r>
-          <w:rPr>
-            <w:i/>
-          </w:rPr>
-          <w:delText xml:space="preserve">where</w:delText>
-        </w:r>
-        <w:r>
-          <w:delText xml:space="preserve"> to pre-position resources for sustained risk.</w:delText>
-        </w:r>
-      </w:del>
-    </w:p>
-    <w:p>
-      <w:del w:id="1150" w:author="Siddalingaiah H S" w:date="2026-08-29T00:00:00Z">
-        <w:r>
-          <w:delText xml:space="preserve">The strong but not implausible AUC (0.94) reflects the robust seasonality of Indian dengue </w:delText>
-        </w:r>
-        <w:r>
-          <w:rPr>
-            <w:vertAlign w:val="superscript"/>
-          </w:rPr>
-          <w:delText xml:space="preserve">12</w:delText>
-        </w:r>
-        <w:r>
-          <w:delText xml:space="preserve"> rather than over-fitting; because the model leans heavily on season, an unseasonal event (e.g., an off-cycle cyclonic rain episode) would be its weak point. We therefore recommend the </w:delText>
-        </w:r>
-        <w:r>
-          <w:rPr>
-            <w:b/>
-          </w:rPr>
-          <w:delText xml:space="preserve">regression output</w:delText>
-        </w:r>
-        <w:r>
-          <w:delText xml:space="preserve"> for granular planning and the </w:delText>
-        </w:r>
-        <w:r>
-          <w:rPr>
-            <w:b/>
-          </w:rPr>
-          <w:delText xml:space="preserve">binary flag</w:delText>
-        </w:r>
-        <w:r>
-          <w:delText xml:space="preserve"> as a coarse trigger, and we caution against the near-unity AUCs sometimes reported from non-temporal validation, which we found collapse to ≈0.94 under honest blocking.</w:delText>
-        </w:r>
-      </w:del>
-    </w:p>
-    <w:p>
-      <w:del w:id="1151" w:author="Siddalingaiah H S" w:date="2026-08-29T00:00:00Z">
-        <w:r>
-          <w:delText xml:space="preserve">India closed much of its tuberculosis reporting gap through the digital Nikshay platform </w:delText>
-        </w:r>
-        <w:r>
-          <w:rPr>
-            <w:vertAlign w:val="superscript"/>
-          </w:rPr>
-          <w:delText xml:space="preserve">13</w:delText>
-        </w:r>
-        <w:r>
-          <w:delText xml:space="preserve">. A comparable backbone for dengue—ingesting real-time public and private laboratory feeds, embedding the gradient-boosting model as a forecasting microservice, and routing resources to vulnerability-weighted "red zones"—would convert this framework from analysis to anticipatory action.</w:delText>
-        </w:r>
-      </w:del>
-    </w:p>
-    <w:p>
       <w:del w:id="1152" w:author="Siddalingaiah H S" w:date="2026-08-29T00:00:00Z">
         <w:r>
-          <w:delText xml:space="preserve">The validated Field Scorecard (ρ = 0.76) bridges high-end analytics and frontline practice, giving district officers a paper instrument that mirrors the model’s leading drivers (</w:delText>
-        </w:r>
-        <w:r>
-          <w:rPr>
-            <w:b/>
-          </w:rPr>
-          <w:delText xml:space="preserve">Box 1</w:delText>
-        </w:r>
-        <w:r>
-          <w:delText xml:space="preserve">).</w:delText>
+          <w:delText xml:space="preserve">Strengths include leakage-controlled temporal validation, an honest ablation, dual intensity/outbreak framing, genuine integration of structural covariates, and full reproducibility. Limitations include: (i) the ecological design, which precludes individual inference; (ii) coverage of 15 states, chosen for monthly data quality, so generalisation to data-sparse states/UTs is untested; (iii) reliance on passive surveillance, which under-ascertains true infection; (iv) static (single-year) structural covariates that cannot capture within-period change, and the single median-imputed Health Index value for West Bengal (sensitivity analysis showed negligible effect on overall metrics); and (v) climate fields at state—not district—resolution. District-level extension and serotype-aware modelling are natural next steps.</w:delText>
         </w:r>
       </w:del>
     </w:p>
     <w:p>
       <w:del w:id="1153" w:author="Siddalingaiah H S" w:date="2026-08-29T00:00:00Z">
         <w:r>
-          <w:delText xml:space="preserve">Strengths include leakage-controlled temporal validation, an honest ablation, dual intensity/outbreak framing, genuine integration of structural covariates, and full reproducibility. Limitations include: (i) the ecological design, which precludes individual inference; (ii) coverage of 15 states, chosen for monthly data quality, so generalisation to data-sparse states/UTs is untested; (iii) reliance on passive surveillance, which under-ascertains true infection; (iv) static (single-year) structural covariates that cannot capture within-period change, and the single median-imputed Health Index value for West Bengal (sensitivity analysis showed negligible effect on overall metrics); and (v) climate fields at state—not district—resolution. District-level extension and serotype-aware modelling are natural next steps.</w:delText>
+          <w:delText xml:space="preserve">While LSTM and other deep architectures have been applied to dengue </w:delText>
+        </w:r>
+        <w:r>
+          <w:rPr>
+            <w:vertAlign w:val="superscript"/>
+          </w:rPr>
+          <w:delText xml:space="preserve">14</w:delText>
+        </w:r>
+        <w:r>
+          <w:delText xml:space="preserve">, our gradient-boosting approach was chosen for interpretability, data efficiency on a 1,740-row panel, and the ability to deliver grouped, auditable driver importances that public-health users can scrutinise—advantages that outweigh marginal accuracy gains on data of this size.</w:delText>
         </w:r>
       </w:del>
     </w:p>
     <w:p>
       <w:del w:id="1154" w:author="Siddalingaiah H S" w:date="2026-08-29T00:00:00Z">
         <w:r>
-          <w:delText xml:space="preserve">While LSTM and other deep architectures have been applied to dengue </w:delText>
-        </w:r>
-        <w:r>
-          <w:rPr>
-            <w:vertAlign w:val="superscript"/>
-          </w:rPr>
-          <w:delText xml:space="preserve">14</w:delText>
-        </w:r>
-        <w:r>
-          <w:delText xml:space="preserve">, our gradient-boosting approach was chosen for interpretability, data efficiency on a 1,740-row panel, and the ability to deliver grouped, auditable driver importances that public-health users can scrutinise—advantages that outweigh marginal accuracy gains on data of this size.</w:delText>
+          <w:delText xml:space="preserve">A transparent, leakage-controlled multi-modal machine-learning framework forecasts dengue intensity (R² = 0.89) and outbreak timing (AUC = 0.94) for major Indian states, while an explicit ablation honestly attributes predictive power to seasonality and case momentum and locates structural vulnerability’s role in between-state burden stratification (GDP ρ = 0.51). Coupled with a national risk map and a field-validated scorecard (ρ = 0.76), the framework offers a credible, deployable pathway from reactive detection toward precision, anticipatory dengue control.</w:delText>
         </w:r>
       </w:del>
     </w:p>
     <w:p>
       <w:del w:id="1155" w:author="Siddalingaiah H S" w:date="2026-08-29T00:00:00Z">
         <w:r>
-          <w:delText xml:space="preserve">A transparent, leakage-controlled multi-modal machine-learning framework forecasts dengue intensity (R² = 0.89) and outbreak timing (AUC = 0.94) for major Indian states, while an explicit ablation honestly attributes predictive power to seasonality and case momentum and locates structural vulnerability’s role in between-state burden stratification (GDP ρ = 0.51). Coupled with a national risk map and a field-validated scorecard (ρ = 0.76), the framework offers a credible, deployable pathway from reactive detection toward precision, anticipatory dengue control.</w:delText>
+          <w:rPr>
+            <w:b/>
+          </w:rPr>
+          <w:delText xml:space="preserve">Table 1. Cross-validated predictive performance (5-fold blocked TimeSeriesSplit).</w:delText>
         </w:r>
       </w:del>
     </w:p>
@@ -6269,7 +6255,7 @@
           <w:rPr>
             <w:b/>
           </w:rPr>
-          <w:delText xml:space="preserve">Table 1. Cross-validated predictive performance (5-fold blocked TimeSeriesSplit).</w:delText>
+          <w:delText xml:space="preserve">Table 2. Nested ablation: incremental predictive value of each feature block (5-fold TimeSeriesSplit).</w:delText>
         </w:r>
       </w:del>
     </w:p>
@@ -6279,24 +6265,27 @@
           <w:rPr>
             <w:b/>
           </w:rPr>
-          <w:delText xml:space="preserve">Table 2. Nested ablation: incremental predictive value of each feature block (5-fold TimeSeriesSplit).</w:delText>
+          <w:delText xml:space="preserve">Table 3. Highest-risk states for the forthcoming season (model forecast combined with health-system capacity). Forecasts denote officially reported cases under NVBDCP surveillance.</w:delText>
         </w:r>
       </w:del>
     </w:p>
     <w:p>
       <w:del w:id="1158" w:author="Siddalingaiah H S" w:date="2026-08-29T00:00:00Z">
         <w:r>
-          <w:rPr>
-            <w:b/>
-          </w:rPr>
-          <w:delText xml:space="preserve">Table 3. Highest-risk states for the forthcoming season (model forecast combined with health-system capacity). Forecasts denote officially reported cases under NVBDCP surveillance.</w:delText>
+          <w:delText xml:space="preserve">*West Bengal Health Index median-imputed (absent in source release).</w:delText>
         </w:r>
       </w:del>
     </w:p>
     <w:p>
       <w:del w:id="1159" w:author="Siddalingaiah H S" w:date="2026-08-29T00:00:00Z">
         <w:r>
-          <w:delText xml:space="preserve">*West Bengal Health Index median-imputed (absent in source release).</w:delText>
+          <w:rPr>
+            <w:b/>
+          </w:rPr>
+          <w:delText xml:space="preserve">Figure 1.</w:delText>
+        </w:r>
+        <w:r>
+          <w:delText xml:space="preserve"> Receiver Operating Characteristic curve for outbreak-month detection, built from strictly temporal out-of-fold predictions (AUC = 0.936).</w:delText>
         </w:r>
       </w:del>
     </w:p>
@@ -6306,10 +6295,10 @@
           <w:rPr>
             <w:b/>
           </w:rPr>
-          <w:delText xml:space="preserve">Figure 1.</w:delText>
-        </w:r>
-        <w:r>
-          <w:delText xml:space="preserve"> Receiver Operating Characteristic curve for outbreak-month detection, built from strictly temporal out-of-fold predictions (AUC = 0.936).</w:delText>
+          <w:delText xml:space="preserve">Figure 2.</w:delText>
+        </w:r>
+        <w:r>
+          <w:delText xml:space="preserve"> Grouped driver hierarchy from the Gradient Boosting Regressor: seasonality (74.0%) and autoregressive momentum (20.8%) dominate, with vulnerability (4.0%) and climate (1.2%) modest.</w:delText>
         </w:r>
       </w:del>
     </w:p>
@@ -6319,10 +6308,10 @@
           <w:rPr>
             <w:b/>
           </w:rPr>
-          <w:delText xml:space="preserve">Figure 2.</w:delText>
-        </w:r>
-        <w:r>
-          <w:delText xml:space="preserve"> Grouped driver hierarchy from the Gradient Boosting Regressor: seasonality (74.0%) and autoregressive momentum (20.8%) dominate, with vulnerability (4.0%) and climate (1.2%) modest.</w:delText>
+          <w:delText xml:space="preserve">Figure 3.</w:delText>
+        </w:r>
+        <w:r>
+          <w:delText xml:space="preserve"> Between-state vulnerability: composite risk score versus NITI Aayog Health Index, illustrating cross-state stratification of chronic burden.</w:delText>
         </w:r>
       </w:del>
     </w:p>
@@ -6332,10 +6321,10 @@
           <w:rPr>
             <w:b/>
           </w:rPr>
-          <w:delText xml:space="preserve">Figure 3.</w:delText>
-        </w:r>
-        <w:r>
-          <w:delText xml:space="preserve"> Between-state vulnerability: composite risk score versus NITI Aayog Health Index, illustrating cross-state stratification of chronic burden.</w:delText>
+          <w:delText xml:space="preserve">Figure 4.</w:delText>
+        </w:r>
+        <w:r>
+          <w:delText xml:space="preserve"> State-level composite dengue outbreak risk for the 15 modelled states (other states shown in grey as out-of-sample).</w:delText>
         </w:r>
       </w:del>
     </w:p>
@@ -6345,60 +6334,47 @@
           <w:rPr>
             <w:b/>
           </w:rPr>
-          <w:delText xml:space="preserve">Figure 4.</w:delText>
-        </w:r>
-        <w:r>
-          <w:delText xml:space="preserve"> State-level composite dengue outbreak risk for the 15 modelled states (other states shown in grey as out-of-sample).</w:delText>
+          <w:delText xml:space="preserve">Box 1.</w:delText>
+        </w:r>
+        <w:r>
+          <w:delText xml:space="preserve"> The Dengue Outbreak Rapid Assessment Scale—a paper-based 0–6 field tool for district health officers, validated against the full model (Spearman ρ = 0.76).</w:delText>
         </w:r>
       </w:del>
     </w:p>
     <w:p>
       <w:del w:id="1164" w:author="Siddalingaiah H S" w:date="2026-08-29T00:00:00Z">
         <w:r>
+          <w:delText xml:space="preserve">1. World Health Organization. </w:delText>
+        </w:r>
+        <w:r>
           <w:rPr>
-            <w:b/>
+            <w:i/>
           </w:rPr>
-          <w:delText xml:space="preserve">Box 1.</w:delText>
-        </w:r>
-        <w:r>
-          <w:delText xml:space="preserve"> The Dengue Outbreak Rapid Assessment Scale—a paper-based 0–6 field tool for district health officers, validated against the full model (Spearman ρ = 0.76).</w:delText>
+          <w:delText xml:space="preserve">Dengue: Guidelines for Diagnosis, Treatment, Prevention and Control. New Edition</w:delText>
+        </w:r>
+        <w:r>
+          <w:delText xml:space="preserve">. Geneva: World Health Organization; 2009.</w:delText>
         </w:r>
       </w:del>
     </w:p>
     <w:p>
       <w:del w:id="1165" w:author="Siddalingaiah H S" w:date="2026-08-29T00:00:00Z">
         <w:r>
-          <w:delText xml:space="preserve">1. World Health Organization. </w:delText>
+          <w:delText xml:space="preserve">11. Wesolowski A, Qureshi T, Boni MF, Sundsøy PR, Johansson MA, Rasheed SB, et al. Impact of human mobility on the emergence of dengue epidemics in Pakistan. </w:delText>
         </w:r>
         <w:r>
           <w:rPr>
             <w:i/>
           </w:rPr>
-          <w:delText xml:space="preserve">Dengue: Guidelines for Diagnosis, Treatment, Prevention and Control. New Edition</w:delText>
-        </w:r>
-        <w:r>
-          <w:delText xml:space="preserve">. Geneva: World Health Organization; 2009.</w:delText>
+          <w:delText xml:space="preserve">Proc Natl Acad Sci USA</w:delText>
+        </w:r>
+        <w:r>
+          <w:delText xml:space="preserve">. 2015;112(38):11887-11892. doi:10.1073/pnas.1504964112.</w:delText>
         </w:r>
       </w:del>
     </w:p>
     <w:p>
       <w:del w:id="1166" w:author="Siddalingaiah H S" w:date="2026-08-29T00:00:00Z">
-        <w:r>
-          <w:delText xml:space="preserve">11. Wesolowski A, Qureshi T, Boni MF, Sundsøy PR, Johansson MA, Rasheed SB, et al. Impact of human mobility on the emergence of dengue epidemics in Pakistan. </w:delText>
-        </w:r>
-        <w:r>
-          <w:rPr>
-            <w:i/>
-          </w:rPr>
-          <w:delText xml:space="preserve">Proc Natl Acad Sci USA</w:delText>
-        </w:r>
-        <w:r>
-          <w:delText xml:space="preserve">. 2015;112(38):11887-11892. doi:10.1073/pnas.1504964112.</w:delText>
-        </w:r>
-      </w:del>
-    </w:p>
-    <w:p>
-      <w:del w:id="1167" w:author="Siddalingaiah H S" w:date="2026-08-29T00:00:00Z">
         <w:r>
           <w:delText xml:space="preserve">13. Central TB Division, Ministry of Health and Family Welfare, Government of India. </w:delText>
         </w:r>

--- a/MMI_submission_package/IJDSA_R1/Main_Manuscript_IJDSA_R1_tracked.docx
+++ b/MMI_submission_package/IJDSA_R1/Main_Manuscript_IJDSA_R1_tracked.docx
@@ -371,13 +371,7 @@
     </w:p>
     <w:p>
       <w:r>
-        <w:rPr>
-          <w:b/>
-        </w:rPr>
-        <w:t>Keywords:</w:t>
-      </w:r>
-      <w:r>
-        <w:t xml:space="preserve"> Dengue; </w:t>
+        <w:t xml:space="preserve">Keywords: Dengue; </w:t>
       </w:r>
       <w:del w:id="1006" w:author="Siddalingaiah H S" w:date="2026-08-29T00:00:00Z">
         <w:r>
@@ -429,16 +423,7 @@
     </w:p>
     <w:p>
       <w:r>
-        <w:t xml:space="preserve">Dengue, caused by four serotypes of the </w:t>
-      </w:r>
-      <w:r>
-        <w:rPr>
-          <w:i/>
-        </w:rPr>
-        <w:t>Flaviviridae</w:t>
-      </w:r>
-      <w:r>
-        <w:t xml:space="preserve"> virus (DENV 1–4), is the most rapidly spreading mosquito-borne viral disease globally; the World Health Organization estimates a 30-fold rise in incidence over the past five decades, placing nearly half the </w:t>
+        <w:t xml:space="preserve">Dengue, caused by four serotypes of the Flaviviridae virus (DENV 1–4), is the most rapidly spreading mosquito-borne viral disease globally; the World Health Organization estimates a 30-fold rise in incidence over the past five decades, placing nearly half the </w:t>
       </w:r>
       <w:del w:id="1009" w:author="Siddalingaiah H S" w:date="2026-08-29T00:00:00Z">
         <w:r>
@@ -451,16 +436,7 @@
         </w:r>
       </w:ins>
       <w:r>
-        <w:t xml:space="preserve">population at risk </w:t>
-      </w:r>
-      <w:r>
-        <w:rPr>
-          <w:vertAlign w:val="superscript"/>
-        </w:rPr>
-        <w:t>1</w:t>
-      </w:r>
-      <w:r>
-        <w:t xml:space="preserve">. India, with its tropical </w:t>
+        <w:t xml:space="preserve">population at risk 1. India, with its tropical </w:t>
       </w:r>
       <w:del w:id="1011" w:author="Siddalingaiah H S" w:date="2026-08-29T00:00:00Z">
         <w:r>
@@ -494,16 +470,7 @@
         </w:r>
       </w:ins>
       <w:r>
-        <w:t xml:space="preserve">estimated one-third of the global burden, likely underestimated by passive surveillance </w:t>
-      </w:r>
-      <w:r>
-        <w:rPr>
-          <w:vertAlign w:val="superscript"/>
-        </w:rPr>
-        <w:t>2</w:t>
-      </w:r>
-      <w:r>
-        <w:t xml:space="preserve">. Inter-epidemic intervals have narrowed in recent years, </w:t>
+        <w:t xml:space="preserve">estimated one-third of the global burden, likely underestimated by passive surveillance 2. Inter-epidemic intervals have narrowed in recent years, </w:t>
       </w:r>
       <w:del w:id="1016" w:author="Siddalingaiah H S" w:date="2026-08-29T00:00:00Z">
         <w:r>
@@ -511,16 +478,7 @@
         </w:r>
       </w:del>
       <w:r>
-        <w:t xml:space="preserve">while the economic cost runs into billions of dollars annually </w:t>
-      </w:r>
-      <w:r>
-        <w:rPr>
-          <w:vertAlign w:val="superscript"/>
-        </w:rPr>
-        <w:t>3</w:t>
-      </w:r>
-      <w:r>
-        <w:t xml:space="preserve">. </w:t>
+        <w:t xml:space="preserve">while the economic cost runs into billions of dollars annually 3. </w:t>
       </w:r>
     </w:p>
     <w:p>
@@ -914,34 +872,57 @@
           <w:rPr>
             <w:b/>
           </w:rPr>
-          <w:t>using only information observable up to 31 December of year *t*−1, predict the reported dengue case total of year *t</w:t>
+          <w:t xml:space="preserve">using only information observable up to 31 December of year </w:t>
+        </w:r>
+        <w:r>
+          <w:rPr>
+            <w:b/>
+            <w:i/>
+          </w:rPr>
+          <w:t>t</w:t>
+        </w:r>
+        <w:r>
+          <w:rPr>
+            <w:b/>
+          </w:rPr>
+          <w:t xml:space="preserve">−1, predict the reported dengue case total of year </w:t>
+        </w:r>
+        <w:r>
+          <w:rPr>
+            <w:b/>
+            <w:i/>
+          </w:rPr>
+          <w:t>t</w:t>
+        </w:r>
+        <w:r>
+          <w:t xml:space="preserve">. Predictors comprise cases in years </w:t>
         </w:r>
         <w:r>
           <w:rPr>
             <w:i/>
           </w:rPr>
-          <w:t xml:space="preserve">. Predictors comprise cases in years </w:t>
-        </w:r>
-        <w:r>
           <w:t>t</w:t>
+        </w:r>
+        <w:r>
+          <w:t xml:space="preserve">−1 and </w:t>
         </w:r>
         <w:r>
           <w:rPr>
             <w:i/>
           </w:rPr>
-          <w:t xml:space="preserve">−1 and </w:t>
-        </w:r>
-        <w:r>
           <w:t>t</w:t>
+        </w:r>
+        <w:r>
+          <w:t xml:space="preserve">−2 (log-transformed), the year-on-year log growth rate between them, and the expanding mean and maximum of all prior years — each formed by lagging the outcome series </w:t>
         </w:r>
         <w:r>
           <w:rPr>
             <w:i/>
           </w:rPr>
-          <w:t xml:space="preserve">−2 (log-transformed), the year-on-year log growth rate between them, and the expanding mean and maximum of all prior years — each formed by lagging the outcome series </w:t>
-        </w:r>
-        <w:r>
-          <w:t>before* any rolling or expanding statistic is computed — together with the five structural covariates and log population. Counts are right-skewed, so models were fitted on the log(1 + cases) scale and predictions back-transformed where case-scale errors are reported. Because two lags are required, the first modelled target year is 2017 and forecast origins run from 2018 to 2024, giving 245 out-of-sample state-year forecasts.</w:t>
+          <w:t>before</w:t>
+        </w:r>
+        <w:r>
+          <w:t xml:space="preserve"> any rolling or expanding statistic is computed — together with the five structural covariates and log population. Counts are right-skewed, so models were fitted on the log(1 + cases) scale and predictions back-transformed where case-scale errors are reported. Because two lags are required, the first modelled target year is 2017 and forecast origins run from 2018 to 2024, giving 245 out-of-sample state-year forecasts.</w:t>
         </w:r>
       </w:ins>
     </w:p>
@@ -1600,107 +1581,95 @@
       </w:ins>
     </w:p>
     <w:p>
+      <w:pPr>
+        <w:pStyle w:val="ListBullet"/>
+      </w:pPr>
       <w:ins w:id="1054" w:author="Siddalingaiah H S" w:date="2026-08-29T00:00:00Z">
         <w:r>
+          <w:t xml:space="preserve">Adding a </w:t>
+        </w:r>
+        <w:r>
           <w:rPr>
-            <w:i/>
-          </w:rPr>
-          <w:t xml:space="preserve"> Adding a </w:t>
-        </w:r>
-        <w:r>
-          <w:rPr>
-            <w:i/>
+            <w:b/>
           </w:rPr>
           <w:t>three-year rolling mean computed without lagging the outcome</w:t>
         </w:r>
         <w:r>
+          <w:t xml:space="preserve"> — so that the predictor contains the target year — raised apparent R² to </w:t>
+        </w:r>
+        <w:r>
           <w:rPr>
-            <w:i/>
-          </w:rPr>
-          <w:t xml:space="preserve"> — so that the predictor contains the target year — raised apparent R² to </w:t>
-        </w:r>
-        <w:r>
-          <w:rPr>
-            <w:i/>
+            <w:b/>
           </w:rPr>
           <w:t>0.759</w:t>
         </w:r>
         <w:r>
+          <w:t xml:space="preserve">, an inflation of </w:t>
+        </w:r>
+        <w:r>
           <w:rPr>
-            <w:i/>
-          </w:rPr>
-          <w:t xml:space="preserve">, an inflation of </w:t>
-        </w:r>
-        <w:r>
-          <w:rPr>
-            <w:i/>
+            <w:b/>
           </w:rPr>
           <w:t>+0.209</w:t>
         </w:r>
         <w:r>
-          <w:t>*.</w:t>
+          <w:t>.</w:t>
         </w:r>
       </w:ins>
     </w:p>
     <w:p>
+      <w:pPr>
+        <w:pStyle w:val="ListBullet"/>
+      </w:pPr>
       <w:ins w:id="1055" w:author="Siddalingaiah H S" w:date="2026-08-29T00:00:00Z">
         <w:r>
+          <w:t xml:space="preserve">Replacing temporal splits with </w:t>
+        </w:r>
+        <w:r>
           <w:rPr>
-            <w:i/>
-          </w:rPr>
-          <w:t xml:space="preserve"> Replacing temporal splits with </w:t>
-        </w:r>
-        <w:r>
-          <w:rPr>
-            <w:i/>
+            <w:b/>
           </w:rPr>
           <w:t>random-split cross-validation</w:t>
         </w:r>
         <w:r>
+          <w:t xml:space="preserve"> raised it to </w:t>
+        </w:r>
+        <w:r>
           <w:rPr>
-            <w:i/>
-          </w:rPr>
-          <w:t xml:space="preserve"> raised it to </w:t>
-        </w:r>
-        <w:r>
-          <w:rPr>
-            <w:i/>
+            <w:b/>
           </w:rPr>
           <w:t>0.626</w:t>
         </w:r>
         <w:r>
+          <w:t xml:space="preserve">, an inflation of </w:t>
+        </w:r>
+        <w:r>
           <w:rPr>
-            <w:i/>
-          </w:rPr>
-          <w:t xml:space="preserve">, an inflation of </w:t>
-        </w:r>
-        <w:r>
-          <w:rPr>
-            <w:i/>
+            <w:b/>
           </w:rPr>
           <w:t>+0.075</w:t>
         </w:r>
         <w:r>
-          <w:t>*.</w:t>
+          <w:t>.</w:t>
         </w:r>
       </w:ins>
     </w:p>
     <w:p>
+      <w:pPr>
+        <w:pStyle w:val="ListBullet"/>
+      </w:pPr>
       <w:ins w:id="1056" w:author="Siddalingaiah H S" w:date="2026-08-29T00:00:00Z">
         <w:r>
+          <w:t xml:space="preserve">Defining outbreak thresholds on the </w:t>
+        </w:r>
+        <w:r>
           <w:rPr>
-            <w:i/>
-          </w:rPr>
-          <w:t xml:space="preserve"> Defining outbreak thresholds on the </w:t>
-        </w:r>
-        <w:r>
-          <w:rPr>
-            <w:i/>
+            <w:b/>
           </w:rPr>
           <w:t>full panel</w:t>
         </w:r>
         <w:r>
-          <w:t>* rather than the expanding window raised AUC from 0.522 to 0.544.</w:t>
+          <w:t xml:space="preserve"> rather than the expanding window raised AUC from 0.522 to 0.544.</w:t>
         </w:r>
       </w:ins>
     </w:p>
@@ -2025,6 +1994,10 @@
       </w:r>
     </w:p>
     <w:p>
+      <w:pPr>
+        <w:keepNext/>
+        <w:spacing w:before="160"/>
+      </w:pPr>
       <w:ins w:id="1073" w:author="Siddalingaiah H S" w:date="2026-08-29T00:00:00Z">
         <w:r>
           <w:rPr>
@@ -2052,6 +2025,7 @@
       <w:tblPr>
         <w:tblStyle w:val="TableGrid"/>
         <w:tblW w:type="auto" w:w="0"/>
+        <w:tblLayout w:type="autofit"/>
         <w:tblLook w:firstColumn="1" w:firstRow="1" w:lastColumn="0" w:lastRow="0" w:noHBand="0" w:noVBand="1" w:val="04A0"/>
       </w:tblPr>
       <w:tblGrid>
@@ -2063,11 +2037,18 @@
         <w:gridCol w:w="1680"/>
       </w:tblGrid>
       <w:tr>
+        <w:trPr>
+          <w:tblHeader w:val="true"/>
+          <w:cantSplit w:val="true"/>
+        </w:trPr>
         <w:tc>
           <w:tcPr>
             <w:tcW w:type="dxa" w:w="1680"/>
           </w:tcPr>
           <w:p>
+            <w:pPr>
+              <w:jc w:val="left"/>
+            </w:pPr>
             <w:r/>
             <w:r>
               <w:rPr>
@@ -2083,6 +2064,9 @@
             <w:tcW w:type="dxa" w:w="1680"/>
           </w:tcPr>
           <w:p>
+            <w:pPr>
+              <w:jc w:val="center"/>
+            </w:pPr>
             <w:r/>
             <w:r>
               <w:rPr>
@@ -2098,6 +2082,9 @@
             <w:tcW w:type="dxa" w:w="1680"/>
           </w:tcPr>
           <w:p>
+            <w:pPr>
+              <w:jc w:val="center"/>
+            </w:pPr>
             <w:r/>
             <w:r>
               <w:rPr>
@@ -2113,6 +2100,9 @@
             <w:tcW w:type="dxa" w:w="1680"/>
           </w:tcPr>
           <w:p>
+            <w:pPr>
+              <w:jc w:val="center"/>
+            </w:pPr>
             <w:r/>
             <w:r>
               <w:rPr>
@@ -2128,6 +2118,9 @@
             <w:tcW w:type="dxa" w:w="1680"/>
           </w:tcPr>
           <w:p>
+            <w:pPr>
+              <w:jc w:val="center"/>
+            </w:pPr>
             <w:r/>
             <w:r>
               <w:rPr>
@@ -2143,6 +2136,9 @@
             <w:tcW w:type="dxa" w:w="1680"/>
           </w:tcPr>
           <w:p>
+            <w:pPr>
+              <w:jc w:val="center"/>
+            </w:pPr>
             <w:r/>
             <w:r>
               <w:rPr>
@@ -2155,11 +2151,17 @@
         </w:tc>
       </w:tr>
       <w:tr>
+        <w:trPr>
+          <w:cantSplit w:val="true"/>
+        </w:trPr>
         <w:tc>
           <w:tcPr>
             <w:tcW w:type="dxa" w:w="1680"/>
           </w:tcPr>
           <w:p>
+            <w:pPr>
+              <w:jc w:val="left"/>
+            </w:pPr>
             <w:r>
               <w:rPr>
                 <w:sz w:val="18"/>
@@ -2178,6 +2180,9 @@
             <w:tcW w:type="dxa" w:w="1680"/>
           </w:tcPr>
           <w:p>
+            <w:pPr>
+              <w:jc w:val="center"/>
+            </w:pPr>
             <w:r>
               <w:rPr>
                 <w:sz w:val="18"/>
@@ -2197,6 +2202,9 @@
             <w:tcW w:type="dxa" w:w="1680"/>
           </w:tcPr>
           <w:p>
+            <w:pPr>
+              <w:jc w:val="center"/>
+            </w:pPr>
             <w:r>
               <w:rPr>
                 <w:sz w:val="18"/>
@@ -2215,6 +2223,9 @@
             <w:tcW w:type="dxa" w:w="1680"/>
           </w:tcPr>
           <w:p>
+            <w:pPr>
+              <w:jc w:val="center"/>
+            </w:pPr>
             <w:r>
               <w:rPr>
                 <w:sz w:val="18"/>
@@ -2233,6 +2244,9 @@
             <w:tcW w:type="dxa" w:w="1680"/>
           </w:tcPr>
           <w:p>
+            <w:pPr>
+              <w:jc w:val="center"/>
+            </w:pPr>
             <w:r>
               <w:rPr>
                 <w:sz w:val="18"/>
@@ -2251,6 +2265,9 @@
             <w:tcW w:type="dxa" w:w="1680"/>
           </w:tcPr>
           <w:p>
+            <w:pPr>
+              <w:jc w:val="center"/>
+            </w:pPr>
             <w:r>
               <w:rPr>
                 <w:sz w:val="18"/>
@@ -2266,11 +2283,17 @@
         </w:tc>
       </w:tr>
       <w:tr>
+        <w:trPr>
+          <w:cantSplit w:val="true"/>
+        </w:trPr>
         <w:tc>
           <w:tcPr>
             <w:tcW w:type="dxa" w:w="1680"/>
           </w:tcPr>
           <w:p>
+            <w:pPr>
+              <w:jc w:val="left"/>
+            </w:pPr>
             <w:r>
               <w:rPr>
                 <w:sz w:val="18"/>
@@ -2289,6 +2312,9 @@
             <w:tcW w:type="dxa" w:w="1680"/>
           </w:tcPr>
           <w:p>
+            <w:pPr>
+              <w:jc w:val="center"/>
+            </w:pPr>
             <w:r>
               <w:rPr>
                 <w:sz w:val="18"/>
@@ -2307,6 +2333,9 @@
             <w:tcW w:type="dxa" w:w="1680"/>
           </w:tcPr>
           <w:p>
+            <w:pPr>
+              <w:jc w:val="center"/>
+            </w:pPr>
             <w:r>
               <w:rPr>
                 <w:sz w:val="18"/>
@@ -2325,6 +2354,9 @@
             <w:tcW w:type="dxa" w:w="1680"/>
           </w:tcPr>
           <w:p>
+            <w:pPr>
+              <w:jc w:val="center"/>
+            </w:pPr>
             <w:r>
               <w:rPr>
                 <w:sz w:val="18"/>
@@ -2343,6 +2375,9 @@
             <w:tcW w:type="dxa" w:w="1680"/>
           </w:tcPr>
           <w:p>
+            <w:pPr>
+              <w:jc w:val="center"/>
+            </w:pPr>
             <w:r>
               <w:rPr>
                 <w:sz w:val="18"/>
@@ -2361,6 +2396,9 @@
             <w:tcW w:type="dxa" w:w="1680"/>
           </w:tcPr>
           <w:p>
+            <w:pPr>
+              <w:jc w:val="center"/>
+            </w:pPr>
             <w:r>
               <w:rPr>
                 <w:sz w:val="18"/>
@@ -2376,11 +2414,17 @@
         </w:tc>
       </w:tr>
       <w:tr>
+        <w:trPr>
+          <w:cantSplit w:val="true"/>
+        </w:trPr>
         <w:tc>
           <w:tcPr>
             <w:tcW w:type="dxa" w:w="1680"/>
           </w:tcPr>
           <w:p>
+            <w:pPr>
+              <w:jc w:val="left"/>
+            </w:pPr>
             <w:r>
               <w:rPr>
                 <w:sz w:val="18"/>
@@ -2399,6 +2443,9 @@
             <w:tcW w:type="dxa" w:w="1680"/>
           </w:tcPr>
           <w:p>
+            <w:pPr>
+              <w:jc w:val="center"/>
+            </w:pPr>
             <w:r>
               <w:rPr>
                 <w:sz w:val="18"/>
@@ -2417,6 +2464,9 @@
             <w:tcW w:type="dxa" w:w="1680"/>
           </w:tcPr>
           <w:p>
+            <w:pPr>
+              <w:jc w:val="center"/>
+            </w:pPr>
             <w:r>
               <w:rPr>
                 <w:sz w:val="18"/>
@@ -2435,6 +2485,9 @@
             <w:tcW w:type="dxa" w:w="1680"/>
           </w:tcPr>
           <w:p>
+            <w:pPr>
+              <w:jc w:val="center"/>
+            </w:pPr>
             <w:r>
               <w:rPr>
                 <w:sz w:val="18"/>
@@ -2453,6 +2506,9 @@
             <w:tcW w:type="dxa" w:w="1680"/>
           </w:tcPr>
           <w:p>
+            <w:pPr>
+              <w:jc w:val="center"/>
+            </w:pPr>
             <w:r>
               <w:rPr>
                 <w:sz w:val="18"/>
@@ -2471,6 +2527,9 @@
             <w:tcW w:type="dxa" w:w="1680"/>
           </w:tcPr>
           <w:p>
+            <w:pPr>
+              <w:jc w:val="center"/>
+            </w:pPr>
             <w:r>
               <w:rPr>
                 <w:sz w:val="18"/>
@@ -2486,11 +2545,17 @@
         </w:tc>
       </w:tr>
       <w:tr>
+        <w:trPr>
+          <w:cantSplit w:val="true"/>
+        </w:trPr>
         <w:tc>
           <w:tcPr>
             <w:tcW w:type="dxa" w:w="1680"/>
           </w:tcPr>
           <w:p>
+            <w:pPr>
+              <w:jc w:val="left"/>
+            </w:pPr>
             <w:r>
               <w:rPr>
                 <w:sz w:val="18"/>
@@ -2509,6 +2574,9 @@
             <w:tcW w:type="dxa" w:w="1680"/>
           </w:tcPr>
           <w:p>
+            <w:pPr>
+              <w:jc w:val="center"/>
+            </w:pPr>
             <w:r>
               <w:rPr>
                 <w:sz w:val="18"/>
@@ -2527,6 +2595,9 @@
             <w:tcW w:type="dxa" w:w="1680"/>
           </w:tcPr>
           <w:p>
+            <w:pPr>
+              <w:jc w:val="center"/>
+            </w:pPr>
             <w:r>
               <w:rPr>
                 <w:sz w:val="18"/>
@@ -2545,6 +2616,9 @@
             <w:tcW w:type="dxa" w:w="1680"/>
           </w:tcPr>
           <w:p>
+            <w:pPr>
+              <w:jc w:val="center"/>
+            </w:pPr>
             <w:r>
               <w:rPr>
                 <w:sz w:val="18"/>
@@ -2563,6 +2637,9 @@
             <w:tcW w:type="dxa" w:w="1680"/>
           </w:tcPr>
           <w:p>
+            <w:pPr>
+              <w:jc w:val="center"/>
+            </w:pPr>
             <w:r>
               <w:rPr>
                 <w:sz w:val="18"/>
@@ -2581,6 +2658,9 @@
             <w:tcW w:type="dxa" w:w="1680"/>
           </w:tcPr>
           <w:p>
+            <w:pPr>
+              <w:jc w:val="center"/>
+            </w:pPr>
             <w:r>
               <w:rPr>
                 <w:sz w:val="18"/>
@@ -2596,11 +2676,17 @@
         </w:tc>
       </w:tr>
       <w:tr>
+        <w:trPr>
+          <w:cantSplit w:val="true"/>
+        </w:trPr>
         <w:tc>
           <w:tcPr>
             <w:tcW w:type="dxa" w:w="1680"/>
           </w:tcPr>
           <w:p>
+            <w:pPr>
+              <w:jc w:val="left"/>
+            </w:pPr>
             <w:r>
               <w:rPr>
                 <w:sz w:val="18"/>
@@ -2619,6 +2705,9 @@
             <w:tcW w:type="dxa" w:w="1680"/>
           </w:tcPr>
           <w:p>
+            <w:pPr>
+              <w:jc w:val="center"/>
+            </w:pPr>
             <w:r>
               <w:rPr>
                 <w:sz w:val="18"/>
@@ -2637,6 +2726,9 @@
             <w:tcW w:type="dxa" w:w="1680"/>
           </w:tcPr>
           <w:p>
+            <w:pPr>
+              <w:jc w:val="center"/>
+            </w:pPr>
             <w:r>
               <w:rPr>
                 <w:sz w:val="18"/>
@@ -2655,6 +2747,9 @@
             <w:tcW w:type="dxa" w:w="1680"/>
           </w:tcPr>
           <w:p>
+            <w:pPr>
+              <w:jc w:val="center"/>
+            </w:pPr>
             <w:r>
               <w:rPr>
                 <w:sz w:val="18"/>
@@ -2673,6 +2768,9 @@
             <w:tcW w:type="dxa" w:w="1680"/>
           </w:tcPr>
           <w:p>
+            <w:pPr>
+              <w:jc w:val="center"/>
+            </w:pPr>
             <w:r>
               <w:rPr>
                 <w:sz w:val="18"/>
@@ -2691,6 +2789,9 @@
             <w:tcW w:type="dxa" w:w="1680"/>
           </w:tcPr>
           <w:p>
+            <w:pPr>
+              <w:jc w:val="center"/>
+            </w:pPr>
             <w:r>
               <w:rPr>
                 <w:sz w:val="18"/>
@@ -2706,11 +2807,17 @@
         </w:tc>
       </w:tr>
       <w:tr>
+        <w:trPr>
+          <w:cantSplit w:val="true"/>
+        </w:trPr>
         <w:tc>
           <w:tcPr>
             <w:tcW w:type="dxa" w:w="1680"/>
           </w:tcPr>
           <w:p>
+            <w:pPr>
+              <w:jc w:val="left"/>
+            </w:pPr>
             <w:r>
               <w:rPr>
                 <w:sz w:val="18"/>
@@ -2729,6 +2836,9 @@
             <w:tcW w:type="dxa" w:w="1680"/>
           </w:tcPr>
           <w:p>
+            <w:pPr>
+              <w:jc w:val="center"/>
+            </w:pPr>
             <w:r>
               <w:rPr>
                 <w:sz w:val="18"/>
@@ -2747,6 +2857,9 @@
             <w:tcW w:type="dxa" w:w="1680"/>
           </w:tcPr>
           <w:p>
+            <w:pPr>
+              <w:jc w:val="center"/>
+            </w:pPr>
             <w:r>
               <w:rPr>
                 <w:sz w:val="18"/>
@@ -2765,6 +2878,9 @@
             <w:tcW w:type="dxa" w:w="1680"/>
           </w:tcPr>
           <w:p>
+            <w:pPr>
+              <w:jc w:val="center"/>
+            </w:pPr>
             <w:r>
               <w:rPr>
                 <w:sz w:val="18"/>
@@ -2783,6 +2899,9 @@
             <w:tcW w:type="dxa" w:w="1680"/>
           </w:tcPr>
           <w:p>
+            <w:pPr>
+              <w:jc w:val="center"/>
+            </w:pPr>
             <w:r>
               <w:rPr>
                 <w:sz w:val="18"/>
@@ -2801,6 +2920,9 @@
             <w:tcW w:type="dxa" w:w="1680"/>
           </w:tcPr>
           <w:p>
+            <w:pPr>
+              <w:jc w:val="center"/>
+            </w:pPr>
             <w:r>
               <w:rPr>
                 <w:sz w:val="18"/>
@@ -2816,11 +2938,17 @@
         </w:tc>
       </w:tr>
       <w:tr>
+        <w:trPr>
+          <w:cantSplit w:val="true"/>
+        </w:trPr>
         <w:tc>
           <w:tcPr>
             <w:tcW w:type="dxa" w:w="1680"/>
           </w:tcPr>
           <w:p>
+            <w:pPr>
+              <w:jc w:val="left"/>
+            </w:pPr>
             <w:r>
               <w:rPr>
                 <w:sz w:val="18"/>
@@ -2839,6 +2967,9 @@
             <w:tcW w:type="dxa" w:w="1680"/>
           </w:tcPr>
           <w:p>
+            <w:pPr>
+              <w:jc w:val="center"/>
+            </w:pPr>
             <w:r>
               <w:rPr>
                 <w:sz w:val="18"/>
@@ -2857,6 +2988,9 @@
             <w:tcW w:type="dxa" w:w="1680"/>
           </w:tcPr>
           <w:p>
+            <w:pPr>
+              <w:jc w:val="center"/>
+            </w:pPr>
             <w:r>
               <w:rPr>
                 <w:sz w:val="18"/>
@@ -2875,6 +3009,9 @@
             <w:tcW w:type="dxa" w:w="1680"/>
           </w:tcPr>
           <w:p>
+            <w:pPr>
+              <w:jc w:val="center"/>
+            </w:pPr>
             <w:r>
               <w:rPr>
                 <w:sz w:val="18"/>
@@ -2893,6 +3030,9 @@
             <w:tcW w:type="dxa" w:w="1680"/>
           </w:tcPr>
           <w:p>
+            <w:pPr>
+              <w:jc w:val="center"/>
+            </w:pPr>
             <w:r>
               <w:rPr>
                 <w:sz w:val="18"/>
@@ -2911,6 +3051,9 @@
             <w:tcW w:type="dxa" w:w="1680"/>
           </w:tcPr>
           <w:p>
+            <w:pPr>
+              <w:jc w:val="center"/>
+            </w:pPr>
             <w:r>
               <w:rPr>
                 <w:sz w:val="18"/>
@@ -2928,6 +3071,11 @@
     </w:tbl>
     <w:p>
       <w:pPr>
+        <w:spacing w:after="40"/>
+      </w:pPr>
+    </w:p>
+    <w:p>
+      <w:pPr>
         <w:sectPr>
           <w:type w:val="continuous"/>
           <w:pgSz w:w="12240" w:h="15840"/>
@@ -2938,6 +3086,10 @@
       </w:pPr>
     </w:p>
     <w:p>
+      <w:pPr>
+        <w:keepNext/>
+        <w:spacing w:before="160"/>
+      </w:pPr>
       <w:ins w:id="1074" w:author="Siddalingaiah H S" w:date="2026-08-29T00:00:00Z">
         <w:r>
           <w:rPr>
@@ -2962,6 +3114,7 @@
       <w:tblPr>
         <w:tblStyle w:val="TableGrid"/>
         <w:tblW w:type="auto" w:w="0"/>
+        <w:tblLayout w:type="autofit"/>
         <w:tblLook w:firstColumn="1" w:firstRow="1" w:lastColumn="0" w:lastRow="0" w:noHBand="0" w:noVBand="1" w:val="04A0"/>
       </w:tblPr>
       <w:tblGrid>
@@ -2970,11 +3123,18 @@
         <w:gridCol w:w="3360"/>
       </w:tblGrid>
       <w:tr>
+        <w:trPr>
+          <w:tblHeader w:val="true"/>
+          <w:cantSplit w:val="true"/>
+        </w:trPr>
         <w:tc>
           <w:tcPr>
             <w:tcW w:type="dxa" w:w="3360"/>
           </w:tcPr>
           <w:p>
+            <w:pPr>
+              <w:jc w:val="left"/>
+            </w:pPr>
             <w:r/>
             <w:r>
               <w:rPr>
@@ -2990,6 +3150,9 @@
             <w:tcW w:type="dxa" w:w="3360"/>
           </w:tcPr>
           <w:p>
+            <w:pPr>
+              <w:jc w:val="center"/>
+            </w:pPr>
             <w:r/>
             <w:r>
               <w:rPr>
@@ -3005,6 +3168,9 @@
             <w:tcW w:type="dxa" w:w="3360"/>
           </w:tcPr>
           <w:p>
+            <w:pPr>
+              <w:jc w:val="center"/>
+            </w:pPr>
             <w:r/>
             <w:r>
               <w:rPr>
@@ -3017,11 +3183,17 @@
         </w:tc>
       </w:tr>
       <w:tr>
+        <w:trPr>
+          <w:cantSplit w:val="true"/>
+        </w:trPr>
         <w:tc>
           <w:tcPr>
             <w:tcW w:type="dxa" w:w="3360"/>
           </w:tcPr>
           <w:p>
+            <w:pPr>
+              <w:jc w:val="left"/>
+            </w:pPr>
             <w:r>
               <w:rPr>
                 <w:sz w:val="18"/>
@@ -3040,6 +3212,9 @@
             <w:tcW w:type="dxa" w:w="3360"/>
           </w:tcPr>
           <w:p>
+            <w:pPr>
+              <w:jc w:val="center"/>
+            </w:pPr>
             <w:r>
               <w:rPr>
                 <w:sz w:val="18"/>
@@ -3058,6 +3233,9 @@
             <w:tcW w:type="dxa" w:w="3360"/>
           </w:tcPr>
           <w:p>
+            <w:pPr>
+              <w:jc w:val="center"/>
+            </w:pPr>
             <w:r>
               <w:rPr>
                 <w:sz w:val="18"/>
@@ -3073,11 +3251,17 @@
         </w:tc>
       </w:tr>
       <w:tr>
+        <w:trPr>
+          <w:cantSplit w:val="true"/>
+        </w:trPr>
         <w:tc>
           <w:tcPr>
             <w:tcW w:type="dxa" w:w="3360"/>
           </w:tcPr>
           <w:p>
+            <w:pPr>
+              <w:jc w:val="left"/>
+            </w:pPr>
             <w:r>
               <w:rPr>
                 <w:sz w:val="18"/>
@@ -3096,6 +3280,9 @@
             <w:tcW w:type="dxa" w:w="3360"/>
           </w:tcPr>
           <w:p>
+            <w:pPr>
+              <w:jc w:val="center"/>
+            </w:pPr>
             <w:r>
               <w:rPr>
                 <w:sz w:val="18"/>
@@ -3114,6 +3301,9 @@
             <w:tcW w:type="dxa" w:w="3360"/>
           </w:tcPr>
           <w:p>
+            <w:pPr>
+              <w:jc w:val="center"/>
+            </w:pPr>
             <w:r>
               <w:rPr>
                 <w:sz w:val="18"/>
@@ -3129,11 +3319,17 @@
         </w:tc>
       </w:tr>
       <w:tr>
+        <w:trPr>
+          <w:cantSplit w:val="true"/>
+        </w:trPr>
         <w:tc>
           <w:tcPr>
             <w:tcW w:type="dxa" w:w="3360"/>
           </w:tcPr>
           <w:p>
+            <w:pPr>
+              <w:jc w:val="left"/>
+            </w:pPr>
             <w:r>
               <w:rPr>
                 <w:sz w:val="18"/>
@@ -3152,6 +3348,9 @@
             <w:tcW w:type="dxa" w:w="3360"/>
           </w:tcPr>
           <w:p>
+            <w:pPr>
+              <w:jc w:val="center"/>
+            </w:pPr>
             <w:r>
               <w:rPr>
                 <w:sz w:val="18"/>
@@ -3170,6 +3369,9 @@
             <w:tcW w:type="dxa" w:w="3360"/>
           </w:tcPr>
           <w:p>
+            <w:pPr>
+              <w:jc w:val="center"/>
+            </w:pPr>
             <w:r>
               <w:rPr>
                 <w:sz w:val="18"/>
@@ -3185,11 +3387,17 @@
         </w:tc>
       </w:tr>
       <w:tr>
+        <w:trPr>
+          <w:cantSplit w:val="true"/>
+        </w:trPr>
         <w:tc>
           <w:tcPr>
             <w:tcW w:type="dxa" w:w="3360"/>
           </w:tcPr>
           <w:p>
+            <w:pPr>
+              <w:jc w:val="left"/>
+            </w:pPr>
             <w:r>
               <w:rPr>
                 <w:sz w:val="18"/>
@@ -3208,6 +3416,9 @@
             <w:tcW w:type="dxa" w:w="3360"/>
           </w:tcPr>
           <w:p>
+            <w:pPr>
+              <w:jc w:val="center"/>
+            </w:pPr>
             <w:r>
               <w:rPr>
                 <w:sz w:val="18"/>
@@ -3226,6 +3437,9 @@
             <w:tcW w:type="dxa" w:w="3360"/>
           </w:tcPr>
           <w:p>
+            <w:pPr>
+              <w:jc w:val="center"/>
+            </w:pPr>
             <w:r>
               <w:rPr>
                 <w:sz w:val="18"/>
@@ -3241,11 +3455,17 @@
         </w:tc>
       </w:tr>
       <w:tr>
+        <w:trPr>
+          <w:cantSplit w:val="true"/>
+        </w:trPr>
         <w:tc>
           <w:tcPr>
             <w:tcW w:type="dxa" w:w="3360"/>
           </w:tcPr>
           <w:p>
+            <w:pPr>
+              <w:jc w:val="left"/>
+            </w:pPr>
             <w:r>
               <w:rPr>
                 <w:sz w:val="18"/>
@@ -3264,6 +3484,9 @@
             <w:tcW w:type="dxa" w:w="3360"/>
           </w:tcPr>
           <w:p>
+            <w:pPr>
+              <w:jc w:val="center"/>
+            </w:pPr>
             <w:r>
               <w:rPr>
                 <w:sz w:val="18"/>
@@ -3282,6 +3505,9 @@
             <w:tcW w:type="dxa" w:w="3360"/>
           </w:tcPr>
           <w:p>
+            <w:pPr>
+              <w:jc w:val="center"/>
+            </w:pPr>
             <w:r>
               <w:rPr>
                 <w:sz w:val="18"/>
@@ -3297,11 +3523,17 @@
         </w:tc>
       </w:tr>
       <w:tr>
+        <w:trPr>
+          <w:cantSplit w:val="true"/>
+        </w:trPr>
         <w:tc>
           <w:tcPr>
             <w:tcW w:type="dxa" w:w="3360"/>
           </w:tcPr>
           <w:p>
+            <w:pPr>
+              <w:jc w:val="left"/>
+            </w:pPr>
             <w:r>
               <w:rPr>
                 <w:sz w:val="18"/>
@@ -3320,6 +3552,9 @@
             <w:tcW w:type="dxa" w:w="3360"/>
           </w:tcPr>
           <w:p>
+            <w:pPr>
+              <w:jc w:val="center"/>
+            </w:pPr>
             <w:r>
               <w:rPr>
                 <w:sz w:val="18"/>
@@ -3338,6 +3573,9 @@
             <w:tcW w:type="dxa" w:w="3360"/>
           </w:tcPr>
           <w:p>
+            <w:pPr>
+              <w:jc w:val="center"/>
+            </w:pPr>
             <w:r>
               <w:rPr>
                 <w:sz w:val="18"/>
@@ -3355,6 +3593,11 @@
     </w:tbl>
     <w:p>
       <w:pPr>
+        <w:spacing w:after="40"/>
+      </w:pPr>
+    </w:p>
+    <w:p>
+      <w:pPr>
         <w:sectPr>
           <w:type w:val="continuous"/>
           <w:pgSz w:w="12240" w:h="15840"/>
@@ -3365,6 +3608,10 @@
       </w:pPr>
     </w:p>
     <w:p>
+      <w:pPr>
+        <w:keepNext/>
+        <w:spacing w:before="160"/>
+      </w:pPr>
       <w:ins w:id="1075" w:author="Siddalingaiah H S" w:date="2026-08-29T00:00:00Z">
         <w:r>
           <w:rPr>
@@ -3389,6 +3636,7 @@
       <w:tblPr>
         <w:tblStyle w:val="TableGrid"/>
         <w:tblW w:type="auto" w:w="0"/>
+        <w:tblLayout w:type="autofit"/>
         <w:tblLook w:firstColumn="1" w:firstRow="1" w:lastColumn="0" w:lastRow="0" w:noHBand="0" w:noVBand="1" w:val="04A0"/>
       </w:tblPr>
       <w:tblGrid>
@@ -3398,11 +3646,18 @@
         <w:gridCol w:w="2520"/>
       </w:tblGrid>
       <w:tr>
+        <w:trPr>
+          <w:tblHeader w:val="true"/>
+          <w:cantSplit w:val="true"/>
+        </w:trPr>
         <w:tc>
           <w:tcPr>
             <w:tcW w:type="dxa" w:w="2520"/>
           </w:tcPr>
           <w:p>
+            <w:pPr>
+              <w:jc w:val="left"/>
+            </w:pPr>
             <w:r/>
             <w:r>
               <w:rPr>
@@ -3418,6 +3673,9 @@
             <w:tcW w:type="dxa" w:w="2520"/>
           </w:tcPr>
           <w:p>
+            <w:pPr>
+              <w:jc w:val="center"/>
+            </w:pPr>
             <w:r/>
             <w:r>
               <w:rPr>
@@ -3433,6 +3691,9 @@
             <w:tcW w:type="dxa" w:w="2520"/>
           </w:tcPr>
           <w:p>
+            <w:pPr>
+              <w:jc w:val="center"/>
+            </w:pPr>
             <w:r/>
             <w:r>
               <w:rPr>
@@ -3448,6 +3709,9 @@
             <w:tcW w:type="dxa" w:w="2520"/>
           </w:tcPr>
           <w:p>
+            <w:pPr>
+              <w:jc w:val="center"/>
+            </w:pPr>
             <w:r/>
             <w:r>
               <w:rPr>
@@ -3460,11 +3724,17 @@
         </w:tc>
       </w:tr>
       <w:tr>
+        <w:trPr>
+          <w:cantSplit w:val="true"/>
+        </w:trPr>
         <w:tc>
           <w:tcPr>
             <w:tcW w:type="dxa" w:w="2520"/>
           </w:tcPr>
           <w:p>
+            <w:pPr>
+              <w:jc w:val="left"/>
+            </w:pPr>
             <w:r>
               <w:rPr>
                 <w:sz w:val="18"/>
@@ -3483,6 +3753,9 @@
             <w:tcW w:type="dxa" w:w="2520"/>
           </w:tcPr>
           <w:p>
+            <w:pPr>
+              <w:jc w:val="center"/>
+            </w:pPr>
             <w:r>
               <w:rPr>
                 <w:sz w:val="18"/>
@@ -3502,6 +3775,9 @@
             <w:tcW w:type="dxa" w:w="2520"/>
           </w:tcPr>
           <w:p>
+            <w:pPr>
+              <w:jc w:val="center"/>
+            </w:pPr>
             <w:r>
               <w:rPr>
                 <w:sz w:val="18"/>
@@ -3520,6 +3796,9 @@
             <w:tcW w:type="dxa" w:w="2520"/>
           </w:tcPr>
           <w:p>
+            <w:pPr>
+              <w:jc w:val="center"/>
+            </w:pPr>
             <w:r>
               <w:rPr>
                 <w:sz w:val="18"/>
@@ -3535,11 +3814,17 @@
         </w:tc>
       </w:tr>
       <w:tr>
+        <w:trPr>
+          <w:cantSplit w:val="true"/>
+        </w:trPr>
         <w:tc>
           <w:tcPr>
             <w:tcW w:type="dxa" w:w="2520"/>
           </w:tcPr>
           <w:p>
+            <w:pPr>
+              <w:jc w:val="left"/>
+            </w:pPr>
             <w:r>
               <w:rPr>
                 <w:sz w:val="18"/>
@@ -3558,6 +3843,9 @@
             <w:tcW w:type="dxa" w:w="2520"/>
           </w:tcPr>
           <w:p>
+            <w:pPr>
+              <w:jc w:val="center"/>
+            </w:pPr>
             <w:r>
               <w:rPr>
                 <w:sz w:val="18"/>
@@ -3577,6 +3865,9 @@
             <w:tcW w:type="dxa" w:w="2520"/>
           </w:tcPr>
           <w:p>
+            <w:pPr>
+              <w:jc w:val="center"/>
+            </w:pPr>
             <w:r>
               <w:rPr>
                 <w:sz w:val="18"/>
@@ -3595,6 +3886,9 @@
             <w:tcW w:type="dxa" w:w="2520"/>
           </w:tcPr>
           <w:p>
+            <w:pPr>
+              <w:jc w:val="center"/>
+            </w:pPr>
             <w:r>
               <w:rPr>
                 <w:sz w:val="18"/>
@@ -3610,11 +3904,17 @@
         </w:tc>
       </w:tr>
       <w:tr>
+        <w:trPr>
+          <w:cantSplit w:val="true"/>
+        </w:trPr>
         <w:tc>
           <w:tcPr>
             <w:tcW w:type="dxa" w:w="2520"/>
           </w:tcPr>
           <w:p>
+            <w:pPr>
+              <w:jc w:val="left"/>
+            </w:pPr>
             <w:r>
               <w:rPr>
                 <w:sz w:val="18"/>
@@ -3633,6 +3933,9 @@
             <w:tcW w:type="dxa" w:w="2520"/>
           </w:tcPr>
           <w:p>
+            <w:pPr>
+              <w:jc w:val="center"/>
+            </w:pPr>
             <w:r>
               <w:rPr>
                 <w:sz w:val="18"/>
@@ -3651,6 +3954,9 @@
             <w:tcW w:type="dxa" w:w="2520"/>
           </w:tcPr>
           <w:p>
+            <w:pPr>
+              <w:jc w:val="center"/>
+            </w:pPr>
             <w:r>
               <w:rPr>
                 <w:sz w:val="18"/>
@@ -3669,6 +3975,9 @@
             <w:tcW w:type="dxa" w:w="2520"/>
           </w:tcPr>
           <w:p>
+            <w:pPr>
+              <w:jc w:val="center"/>
+            </w:pPr>
             <w:r>
               <w:rPr>
                 <w:sz w:val="18"/>
@@ -3684,11 +3993,17 @@
         </w:tc>
       </w:tr>
       <w:tr>
+        <w:trPr>
+          <w:cantSplit w:val="true"/>
+        </w:trPr>
         <w:tc>
           <w:tcPr>
             <w:tcW w:type="dxa" w:w="2520"/>
           </w:tcPr>
           <w:p>
+            <w:pPr>
+              <w:jc w:val="left"/>
+            </w:pPr>
             <w:r>
               <w:rPr>
                 <w:sz w:val="18"/>
@@ -3707,6 +4022,9 @@
             <w:tcW w:type="dxa" w:w="2520"/>
           </w:tcPr>
           <w:p>
+            <w:pPr>
+              <w:jc w:val="center"/>
+            </w:pPr>
             <w:r>
               <w:rPr>
                 <w:sz w:val="18"/>
@@ -3725,6 +4043,9 @@
             <w:tcW w:type="dxa" w:w="2520"/>
           </w:tcPr>
           <w:p>
+            <w:pPr>
+              <w:jc w:val="center"/>
+            </w:pPr>
             <w:r>
               <w:rPr>
                 <w:sz w:val="18"/>
@@ -3743,6 +4064,9 @@
             <w:tcW w:type="dxa" w:w="2520"/>
           </w:tcPr>
           <w:p>
+            <w:pPr>
+              <w:jc w:val="center"/>
+            </w:pPr>
             <w:r>
               <w:rPr>
                 <w:sz w:val="18"/>
@@ -3758,11 +4082,17 @@
         </w:tc>
       </w:tr>
       <w:tr>
+        <w:trPr>
+          <w:cantSplit w:val="true"/>
+        </w:trPr>
         <w:tc>
           <w:tcPr>
             <w:tcW w:type="dxa" w:w="2520"/>
           </w:tcPr>
           <w:p>
+            <w:pPr>
+              <w:jc w:val="left"/>
+            </w:pPr>
             <w:r>
               <w:rPr>
                 <w:sz w:val="18"/>
@@ -3781,6 +4111,9 @@
             <w:tcW w:type="dxa" w:w="2520"/>
           </w:tcPr>
           <w:p>
+            <w:pPr>
+              <w:jc w:val="center"/>
+            </w:pPr>
             <w:r>
               <w:rPr>
                 <w:sz w:val="18"/>
@@ -3799,6 +4132,9 @@
             <w:tcW w:type="dxa" w:w="2520"/>
           </w:tcPr>
           <w:p>
+            <w:pPr>
+              <w:jc w:val="center"/>
+            </w:pPr>
             <w:r>
               <w:rPr>
                 <w:sz w:val="18"/>
@@ -3817,6 +4153,9 @@
             <w:tcW w:type="dxa" w:w="2520"/>
           </w:tcPr>
           <w:p>
+            <w:pPr>
+              <w:jc w:val="center"/>
+            </w:pPr>
             <w:r>
               <w:rPr>
                 <w:sz w:val="18"/>
@@ -3832,11 +4171,17 @@
         </w:tc>
       </w:tr>
       <w:tr>
+        <w:trPr>
+          <w:cantSplit w:val="true"/>
+        </w:trPr>
         <w:tc>
           <w:tcPr>
             <w:tcW w:type="dxa" w:w="2520"/>
           </w:tcPr>
           <w:p>
+            <w:pPr>
+              <w:jc w:val="left"/>
+            </w:pPr>
             <w:r>
               <w:rPr>
                 <w:sz w:val="18"/>
@@ -3855,6 +4200,9 @@
             <w:tcW w:type="dxa" w:w="2520"/>
           </w:tcPr>
           <w:p>
+            <w:pPr>
+              <w:jc w:val="center"/>
+            </w:pPr>
             <w:r>
               <w:rPr>
                 <w:sz w:val="18"/>
@@ -3873,6 +4221,9 @@
             <w:tcW w:type="dxa" w:w="2520"/>
           </w:tcPr>
           <w:p>
+            <w:pPr>
+              <w:jc w:val="center"/>
+            </w:pPr>
             <w:r>
               <w:rPr>
                 <w:sz w:val="18"/>
@@ -3891,6 +4242,9 @@
             <w:tcW w:type="dxa" w:w="2520"/>
           </w:tcPr>
           <w:p>
+            <w:pPr>
+              <w:jc w:val="center"/>
+            </w:pPr>
             <w:r>
               <w:rPr>
                 <w:sz w:val="18"/>
@@ -3908,6 +4262,11 @@
     </w:tbl>
     <w:p>
       <w:pPr>
+        <w:spacing w:after="40"/>
+      </w:pPr>
+    </w:p>
+    <w:p>
+      <w:pPr>
         <w:sectPr>
           <w:type w:val="continuous"/>
           <w:pgSz w:w="12240" w:h="15840"/>
@@ -3918,6 +4277,10 @@
       </w:pPr>
     </w:p>
     <w:p>
+      <w:pPr>
+        <w:keepNext/>
+        <w:spacing w:before="160"/>
+      </w:pPr>
       <w:ins w:id="1076" w:author="Siddalingaiah H S" w:date="2026-08-29T00:00:00Z">
         <w:r>
           <w:rPr>
@@ -3942,6 +4305,7 @@
       <w:tblPr>
         <w:tblStyle w:val="TableGrid"/>
         <w:tblW w:type="auto" w:w="0"/>
+        <w:tblLayout w:type="autofit"/>
         <w:tblLook w:firstColumn="1" w:firstRow="1" w:lastColumn="0" w:lastRow="0" w:noHBand="0" w:noVBand="1" w:val="04A0"/>
       </w:tblPr>
       <w:tblGrid>
@@ -3950,11 +4314,18 @@
         <w:gridCol w:w="3360"/>
       </w:tblGrid>
       <w:tr>
+        <w:trPr>
+          <w:tblHeader w:val="true"/>
+          <w:cantSplit w:val="true"/>
+        </w:trPr>
         <w:tc>
           <w:tcPr>
             <w:tcW w:type="dxa" w:w="3360"/>
           </w:tcPr>
           <w:p>
+            <w:pPr>
+              <w:jc w:val="left"/>
+            </w:pPr>
             <w:r/>
             <w:r>
               <w:rPr>
@@ -3970,6 +4341,9 @@
             <w:tcW w:type="dxa" w:w="3360"/>
           </w:tcPr>
           <w:p>
+            <w:pPr>
+              <w:jc w:val="center"/>
+            </w:pPr>
             <w:r/>
             <w:r>
               <w:rPr>
@@ -3985,6 +4359,9 @@
             <w:tcW w:type="dxa" w:w="3360"/>
           </w:tcPr>
           <w:p>
+            <w:pPr>
+              <w:jc w:val="center"/>
+            </w:pPr>
             <w:r/>
             <w:r>
               <w:rPr>
@@ -3997,11 +4374,17 @@
         </w:tc>
       </w:tr>
       <w:tr>
+        <w:trPr>
+          <w:cantSplit w:val="true"/>
+        </w:trPr>
         <w:tc>
           <w:tcPr>
             <w:tcW w:type="dxa" w:w="3360"/>
           </w:tcPr>
           <w:p>
+            <w:pPr>
+              <w:jc w:val="left"/>
+            </w:pPr>
             <w:r>
               <w:rPr>
                 <w:sz w:val="18"/>
@@ -4020,6 +4403,9 @@
             <w:tcW w:type="dxa" w:w="3360"/>
           </w:tcPr>
           <w:p>
+            <w:pPr>
+              <w:jc w:val="center"/>
+            </w:pPr>
             <w:r>
               <w:rPr>
                 <w:sz w:val="18"/>
@@ -4038,6 +4424,9 @@
             <w:tcW w:type="dxa" w:w="3360"/>
           </w:tcPr>
           <w:p>
+            <w:pPr>
+              <w:jc w:val="center"/>
+            </w:pPr>
             <w:r>
               <w:rPr>
                 <w:sz w:val="18"/>
@@ -4053,11 +4442,17 @@
         </w:tc>
       </w:tr>
       <w:tr>
+        <w:trPr>
+          <w:cantSplit w:val="true"/>
+        </w:trPr>
         <w:tc>
           <w:tcPr>
             <w:tcW w:type="dxa" w:w="3360"/>
           </w:tcPr>
           <w:p>
+            <w:pPr>
+              <w:jc w:val="left"/>
+            </w:pPr>
             <w:r>
               <w:rPr>
                 <w:sz w:val="18"/>
@@ -4076,6 +4471,9 @@
             <w:tcW w:type="dxa" w:w="3360"/>
           </w:tcPr>
           <w:p>
+            <w:pPr>
+              <w:jc w:val="center"/>
+            </w:pPr>
             <w:r>
               <w:rPr>
                 <w:sz w:val="18"/>
@@ -4094,6 +4492,9 @@
             <w:tcW w:type="dxa" w:w="3360"/>
           </w:tcPr>
           <w:p>
+            <w:pPr>
+              <w:jc w:val="center"/>
+            </w:pPr>
             <w:r>
               <w:rPr>
                 <w:sz w:val="18"/>
@@ -4109,11 +4510,17 @@
         </w:tc>
       </w:tr>
       <w:tr>
+        <w:trPr>
+          <w:cantSplit w:val="true"/>
+        </w:trPr>
         <w:tc>
           <w:tcPr>
             <w:tcW w:type="dxa" w:w="3360"/>
           </w:tcPr>
           <w:p>
+            <w:pPr>
+              <w:jc w:val="left"/>
+            </w:pPr>
             <w:r>
               <w:rPr>
                 <w:sz w:val="18"/>
@@ -4132,6 +4539,9 @@
             <w:tcW w:type="dxa" w:w="3360"/>
           </w:tcPr>
           <w:p>
+            <w:pPr>
+              <w:jc w:val="center"/>
+            </w:pPr>
             <w:r>
               <w:rPr>
                 <w:sz w:val="18"/>
@@ -4150,6 +4560,9 @@
             <w:tcW w:type="dxa" w:w="3360"/>
           </w:tcPr>
           <w:p>
+            <w:pPr>
+              <w:jc w:val="center"/>
+            </w:pPr>
             <w:r>
               <w:rPr>
                 <w:sz w:val="18"/>
@@ -4165,11 +4578,17 @@
         </w:tc>
       </w:tr>
       <w:tr>
+        <w:trPr>
+          <w:cantSplit w:val="true"/>
+        </w:trPr>
         <w:tc>
           <w:tcPr>
             <w:tcW w:type="dxa" w:w="3360"/>
           </w:tcPr>
           <w:p>
+            <w:pPr>
+              <w:jc w:val="left"/>
+            </w:pPr>
             <w:r>
               <w:rPr>
                 <w:sz w:val="18"/>
@@ -4195,6 +4614,9 @@
             <w:tcW w:type="dxa" w:w="3360"/>
           </w:tcPr>
           <w:p>
+            <w:pPr>
+              <w:jc w:val="center"/>
+            </w:pPr>
             <w:r>
               <w:rPr>
                 <w:sz w:val="18"/>
@@ -4213,6 +4635,9 @@
             <w:tcW w:type="dxa" w:w="3360"/>
           </w:tcPr>
           <w:p>
+            <w:pPr>
+              <w:jc w:val="center"/>
+            </w:pPr>
             <w:r>
               <w:rPr>
                 <w:sz w:val="18"/>
@@ -4228,11 +4653,17 @@
         </w:tc>
       </w:tr>
       <w:tr>
+        <w:trPr>
+          <w:cantSplit w:val="true"/>
+        </w:trPr>
         <w:tc>
           <w:tcPr>
             <w:tcW w:type="dxa" w:w="3360"/>
           </w:tcPr>
           <w:p>
+            <w:pPr>
+              <w:jc w:val="left"/>
+            </w:pPr>
             <w:r>
               <w:rPr>
                 <w:sz w:val="18"/>
@@ -4258,6 +4689,9 @@
             <w:tcW w:type="dxa" w:w="3360"/>
           </w:tcPr>
           <w:p>
+            <w:pPr>
+              <w:jc w:val="center"/>
+            </w:pPr>
             <w:r>
               <w:rPr>
                 <w:sz w:val="18"/>
@@ -4276,6 +4710,9 @@
             <w:tcW w:type="dxa" w:w="3360"/>
           </w:tcPr>
           <w:p>
+            <w:pPr>
+              <w:jc w:val="center"/>
+            </w:pPr>
             <w:r>
               <w:rPr>
                 <w:sz w:val="18"/>
@@ -4293,11 +4730,27 @@
     </w:tbl>
     <w:p>
       <w:pPr>
+        <w:spacing w:after="40"/>
+      </w:pPr>
+    </w:p>
+    <w:p>
+      <w:pPr>
         <w:sectPr>
           <w:type w:val="continuous"/>
           <w:pgSz w:w="12240" w:h="15840"/>
           <w:pgMar w:top="1152" w:right="1080" w:bottom="1152" w:left="1080" w:header="720" w:footer="720" w:gutter="0"/>
           <w:cols w:space="432" w:num="1"/>
+          <w:docGrid w:linePitch="360"/>
+        </w:sectPr>
+      </w:pPr>
+    </w:p>
+    <w:p>
+      <w:pPr>
+        <w:sectPr>
+          <w:type w:val="continuous"/>
+          <w:pgSz w:w="12240" w:h="15840"/>
+          <w:pgMar w:top="1152" w:right="1080" w:bottom="1152" w:left="1080" w:header="720" w:footer="720" w:gutter="0"/>
+          <w:cols w:space="432" w:num="2"/>
           <w:docGrid w:linePitch="360"/>
         </w:sectPr>
       </w:pPr>
@@ -4312,17 +4765,8 @@
     </w:p>
     <w:p>
       <w:pPr>
-        <w:sectPr>
-          <w:type w:val="continuous"/>
-          <w:pgSz w:w="12240" w:h="15840"/>
-          <w:pgMar w:top="1152" w:right="1080" w:bottom="1152" w:left="1080" w:header="720" w:footer="720" w:gutter="0"/>
-          <w:cols w:space="432" w:num="2"/>
-          <w:docGrid w:linePitch="360"/>
-        </w:sectPr>
-      </w:pPr>
-    </w:p>
-    <w:p>
-      <w:pPr>
+        <w:keepNext/>
+        <w:spacing w:before="200" w:after="40"/>
         <w:jc w:val="center"/>
       </w:pPr>
       <w:r>
@@ -4361,19 +4805,40 @@
       </w:r>
     </w:p>
     <w:p>
-      <w:pPr>
-        <w:jc w:val="center"/>
-      </w:pPr>
-      <w:r>
-        <w:rPr>
-          <w:b/>
-          <w:sz w:val="18"/>
-        </w:rPr>
-        <w:t>Figure 1</w:t>
-      </w:r>
+      <w:ins w:id="1077" w:author="Siddalingaiah H S" w:date="2026-08-29T00:00:00Z">
+        <w:r>
+          <w:rPr>
+            <w:b/>
+          </w:rPr>
+          <w:t>Figure 1.</w:t>
+        </w:r>
+        <w:r>
+          <w:t xml:space="preserve"> Panel provenance. </w:t>
+        </w:r>
+        <w:r>
+          <w:rPr>
+            <w:b/>
+          </w:rPr>
+          <w:t>(A)</w:t>
+        </w:r>
+        <w:r>
+          <w:t xml:space="preserve"> Observed annual reported dengue cases summed across the 35 states and union territories in the analysis panel, 2015–2024, showing the pronounced COVID-19 reporting disruption in 2020. </w:t>
+        </w:r>
+        <w:r>
+          <w:rPr>
+            <w:b/>
+          </w:rPr>
+          <w:t>(B)</w:t>
+        </w:r>
+        <w:r>
+          <w:t xml:space="preserve"> Independent reconciliation of the analysis panel against the NCVBDC state-wise annual bulletin for the 124 overlapping state-years; all values fall exactly on the identity line (100% agreement).</w:t>
+        </w:r>
+      </w:ins>
     </w:p>
     <w:p>
       <w:pPr>
+        <w:keepNext/>
+        <w:spacing w:before="200" w:after="40"/>
         <w:jc w:val="center"/>
       </w:pPr>
       <w:r>
@@ -4412,19 +4877,22 @@
       </w:r>
     </w:p>
     <w:p>
-      <w:pPr>
-        <w:jc w:val="center"/>
-      </w:pPr>
-      <w:r>
-        <w:rPr>
-          <w:b/>
-          <w:sz w:val="18"/>
-        </w:rPr>
-        <w:t>Figure 2</w:t>
-      </w:r>
+      <w:ins w:id="1078" w:author="Siddalingaiah H S" w:date="2026-08-29T00:00:00Z">
+        <w:r>
+          <w:rPr>
+            <w:b/>
+          </w:rPr>
+          <w:t>Figure 2.</w:t>
+        </w:r>
+        <w:r>
+          <w:t xml:space="preserve"> One-year-ahead forecasting skill across 245 out-of-sample state-year forecasts. Dark bars show pooled R²; light bars show within-state R² after removing each state's training-window mean. No model exceeds state climatology, and every within-state R² is at or below zero.</w:t>
+        </w:r>
+      </w:ins>
     </w:p>
     <w:p>
       <w:pPr>
+        <w:keepNext/>
+        <w:spacing w:before="200" w:after="40"/>
         <w:jc w:val="center"/>
       </w:pPr>
       <w:r>
@@ -4463,19 +4931,49 @@
       </w:r>
     </w:p>
     <w:p>
-      <w:pPr>
-        <w:jc w:val="center"/>
-      </w:pPr>
-      <w:r>
-        <w:rPr>
-          <w:b/>
-          <w:sz w:val="18"/>
-        </w:rPr>
-        <w:t>Figure 3</w:t>
-      </w:r>
+      <w:ins w:id="1079" w:author="Siddalingaiah H S" w:date="2026-08-29T00:00:00Z">
+        <w:r>
+          <w:rPr>
+            <w:b/>
+          </w:rPr>
+          <w:t>Figure 3.</w:t>
+        </w:r>
+        <w:r>
+          <w:t xml:space="preserve"> Outbreak-year classification. </w:t>
+        </w:r>
+        <w:r>
+          <w:rPr>
+            <w:b/>
+          </w:rPr>
+          <w:t>(A)</w:t>
+        </w:r>
+        <w:r>
+          <w:t xml:space="preserve"> ROC curve (AUC = 0.522). </w:t>
+        </w:r>
+        <w:r>
+          <w:rPr>
+            <w:b/>
+          </w:rPr>
+          <w:t>(B)</w:t>
+        </w:r>
+        <w:r>
+          <w:t xml:space="preserve"> Precision–recall curve against the observed prevalence of 0.452. </w:t>
+        </w:r>
+        <w:r>
+          <w:rPr>
+            <w:b/>
+          </w:rPr>
+          <w:t>(C)</w:t>
+        </w:r>
+        <w:r>
+          <w:t xml:space="preserve"> Quintile calibration curve; observed outbreak frequency is flat across predicted-probability quintiles and the Brier score (0.326) exceeds the non-informative baseline (0.248).</w:t>
+        </w:r>
+      </w:ins>
     </w:p>
     <w:p>
       <w:pPr>
+        <w:keepNext/>
+        <w:spacing w:before="200" w:after="40"/>
         <w:jc w:val="center"/>
       </w:pPr>
       <w:r>
@@ -4514,19 +5012,40 @@
       </w:r>
     </w:p>
     <w:p>
-      <w:pPr>
-        <w:jc w:val="center"/>
-      </w:pPr>
-      <w:r>
-        <w:rPr>
-          <w:b/>
-          <w:sz w:val="18"/>
-        </w:rPr>
-        <w:t>Figure 4</w:t>
-      </w:r>
+      <w:ins w:id="1080" w:author="Siddalingaiah H S" w:date="2026-08-29T00:00:00Z">
+        <w:r>
+          <w:rPr>
+            <w:b/>
+          </w:rPr>
+          <w:t>Figure 4.</w:t>
+        </w:r>
+        <w:r>
+          <w:t xml:space="preserve"> Out-of-fold permutation importance. </w:t>
+        </w:r>
+        <w:r>
+          <w:rPr>
+            <w:b/>
+          </w:rPr>
+          <w:t>(A)</w:t>
+        </w:r>
+        <w:r>
+          <w:t xml:space="preserve"> Increase in out-of-sample MAE when each predictor is permuted in the held-out year, averaged across forecast origins. </w:t>
+        </w:r>
+        <w:r>
+          <w:rPr>
+            <w:b/>
+          </w:rPr>
+          <w:t>(B)</w:t>
+        </w:r>
+        <w:r>
+          <w:t xml:space="preserve"> The same importances aggregated into epidemiological-history and structural-vulnerability blocks.</w:t>
+        </w:r>
+      </w:ins>
     </w:p>
     <w:p>
       <w:pPr>
+        <w:keepNext/>
+        <w:spacing w:before="200" w:after="40"/>
         <w:jc w:val="center"/>
       </w:pPr>
       <w:r>
@@ -4565,19 +5084,49 @@
       </w:r>
     </w:p>
     <w:p>
-      <w:pPr>
-        <w:jc w:val="center"/>
-      </w:pPr>
-      <w:r>
-        <w:rPr>
-          <w:b/>
-          <w:sz w:val="18"/>
-        </w:rPr>
-        <w:t>Figure 5</w:t>
-      </w:r>
+      <w:ins w:id="1081" w:author="Siddalingaiah H S" w:date="2026-08-29T00:00:00Z">
+        <w:r>
+          <w:rPr>
+            <w:b/>
+          </w:rPr>
+          <w:t>Figure 5.</w:t>
+        </w:r>
+        <w:r>
+          <w:t xml:space="preserve"> Between-state structural gradient in observed mean annual dengue incidence per 100 000 (log scale), 2015–2024, against </w:t>
+        </w:r>
+        <w:r>
+          <w:rPr>
+            <w:b/>
+          </w:rPr>
+          <w:t>(A)</w:t>
+        </w:r>
+        <w:r>
+          <w:t xml:space="preserve"> urban population share, </w:t>
+        </w:r>
+        <w:r>
+          <w:rPr>
+            <w:b/>
+          </w:rPr>
+          <w:t>(B)</w:t>
+        </w:r>
+        <w:r>
+          <w:t xml:space="preserve"> GDP per capita and </w:t>
+        </w:r>
+        <w:r>
+          <w:rPr>
+            <w:b/>
+          </w:rPr>
+          <w:t>(C)</w:t>
+        </w:r>
+        <w:r>
+          <w:t xml:space="preserve"> the NITI Aayog Health Index, with Spearman ρ, bootstrap 95% CI and p-value.</w:t>
+        </w:r>
+      </w:ins>
     </w:p>
     <w:p>
       <w:pPr>
+        <w:keepNext/>
+        <w:spacing w:before="200" w:after="40"/>
         <w:jc w:val="center"/>
       </w:pPr>
       <w:r>
@@ -4616,19 +5165,31 @@
       </w:r>
     </w:p>
     <w:p>
-      <w:pPr>
-        <w:jc w:val="center"/>
-      </w:pPr>
-      <w:r>
-        <w:rPr>
-          <w:b/>
-          <w:sz w:val="18"/>
-        </w:rPr>
-        <w:t>Figure 6</w:t>
-      </w:r>
+      <w:ins w:id="1082" w:author="Siddalingaiah H S" w:date="2026-08-29T00:00:00Z">
+        <w:r>
+          <w:rPr>
+            <w:b/>
+          </w:rPr>
+          <w:t>Figure 6.</w:t>
+        </w:r>
+        <w:r>
+          <w:t xml:space="preserve"> Descriptive choropleth of observed mean annual dengue incidence per 100 000 across the 35 panel states and union territories, 2015–2024. States not meeting the completeness criterion are hatched. This map is descriptive of observed burden and is </w:t>
+        </w:r>
+        <w:r>
+          <w:rPr>
+            <w:b/>
+          </w:rPr>
+          <w:t>not</w:t>
+        </w:r>
+        <w:r>
+          <w:t xml:space="preserve"> a forecast.</w:t>
+        </w:r>
+      </w:ins>
     </w:p>
     <w:p>
       <w:pPr>
+        <w:keepNext/>
+        <w:spacing w:before="200" w:after="40"/>
         <w:jc w:val="center"/>
       </w:pPr>
       <w:r>
@@ -4667,16 +5228,35 @@
       </w:r>
     </w:p>
     <w:p>
-      <w:pPr>
-        <w:jc w:val="center"/>
-      </w:pPr>
-      <w:r>
-        <w:rPr>
-          <w:b/>
-          <w:sz w:val="18"/>
-        </w:rPr>
-        <w:t>Figure 7</w:t>
-      </w:r>
+      <w:ins w:id="1083" w:author="Siddalingaiah H S" w:date="2026-08-29T00:00:00Z">
+        <w:r>
+          <w:rPr>
+            <w:b/>
+          </w:rPr>
+          <w:t>Figure 7.</w:t>
+        </w:r>
+        <w:r>
+          <w:t xml:space="preserve"> Leakage experiment on identical real data. </w:t>
+        </w:r>
+        <w:r>
+          <w:rPr>
+            <w:b/>
+          </w:rPr>
+          <w:t>(A)</w:t>
+        </w:r>
+        <w:r>
+          <w:t xml:space="preserve"> Apparent regression R² under the leakage-free design, under non-temporal random-split cross-validation, and after reintroducing an unshifted three-year rolling mean. </w:t>
+        </w:r>
+        <w:r>
+          <w:rPr>
+            <w:b/>
+          </w:rPr>
+          <w:t>(B)</w:t>
+        </w:r>
+        <w:r>
+          <w:t xml:space="preserve"> Outbreak-year AUC under expanding-window versus full-panel (look-ahead) outbreak thresholds.</w:t>
+        </w:r>
+      </w:ins>
     </w:p>
     <w:p>
       <w:pPr>
@@ -4690,214 +5270,6 @@
       </w:pPr>
     </w:p>
     <w:p>
-      <w:ins w:id="1077" w:author="Siddalingaiah H S" w:date="2026-08-29T00:00:00Z">
-        <w:r>
-          <w:rPr>
-            <w:b/>
-          </w:rPr>
-          <w:t>Figure 1.</w:t>
-        </w:r>
-        <w:r>
-          <w:t xml:space="preserve"> Panel provenance. </w:t>
-        </w:r>
-        <w:r>
-          <w:rPr>
-            <w:b/>
-          </w:rPr>
-          <w:t>(A)</w:t>
-        </w:r>
-        <w:r>
-          <w:t xml:space="preserve"> Observed annual reported dengue cases summed across the 35 states and union territories in the analysis panel, 2015–2024, showing the pronounced COVID-19 reporting disruption in 2020. </w:t>
-        </w:r>
-        <w:r>
-          <w:rPr>
-            <w:b/>
-          </w:rPr>
-          <w:t>(B)</w:t>
-        </w:r>
-        <w:r>
-          <w:t xml:space="preserve"> Independent reconciliation of the analysis panel against the NCVBDC state-wise annual bulletin for the 124 overlapping state-years; all values fall exactly on the identity line (100% agreement).</w:t>
-        </w:r>
-      </w:ins>
-    </w:p>
-    <w:p>
-      <w:ins w:id="1078" w:author="Siddalingaiah H S" w:date="2026-08-29T00:00:00Z">
-        <w:r>
-          <w:rPr>
-            <w:b/>
-          </w:rPr>
-          <w:t>Figure 2.</w:t>
-        </w:r>
-        <w:r>
-          <w:t xml:space="preserve"> One-year-ahead forecasting skill across 245 out-of-sample state-year forecasts. Dark bars show pooled R²; light bars show within-state R² after removing each state's training-window mean. No model exceeds state climatology, and every within-state R² is at or below zero.</w:t>
-        </w:r>
-      </w:ins>
-    </w:p>
-    <w:p>
-      <w:ins w:id="1079" w:author="Siddalingaiah H S" w:date="2026-08-29T00:00:00Z">
-        <w:r>
-          <w:rPr>
-            <w:b/>
-          </w:rPr>
-          <w:t>Figure 3.</w:t>
-        </w:r>
-        <w:r>
-          <w:t xml:space="preserve"> Outbreak-year classification. </w:t>
-        </w:r>
-        <w:r>
-          <w:rPr>
-            <w:b/>
-          </w:rPr>
-          <w:t>(A)</w:t>
-        </w:r>
-        <w:r>
-          <w:t xml:space="preserve"> ROC curve (AUC = 0.522). </w:t>
-        </w:r>
-        <w:r>
-          <w:rPr>
-            <w:b/>
-          </w:rPr>
-          <w:t>(B)</w:t>
-        </w:r>
-        <w:r>
-          <w:t xml:space="preserve"> Precision–recall curve against the observed prevalence of 0.452. </w:t>
-        </w:r>
-        <w:r>
-          <w:rPr>
-            <w:b/>
-          </w:rPr>
-          <w:t>(C)</w:t>
-        </w:r>
-        <w:r>
-          <w:t xml:space="preserve"> Quintile calibration curve; observed outbreak frequency is flat across predicted-probability quintiles and the Brier score (0.326) exceeds the non-informative baseline (0.248).</w:t>
-        </w:r>
-      </w:ins>
-    </w:p>
-    <w:p>
-      <w:ins w:id="1080" w:author="Siddalingaiah H S" w:date="2026-08-29T00:00:00Z">
-        <w:r>
-          <w:rPr>
-            <w:b/>
-          </w:rPr>
-          <w:t>Figure 4.</w:t>
-        </w:r>
-        <w:r>
-          <w:t xml:space="preserve"> Out-of-fold permutation importance. </w:t>
-        </w:r>
-        <w:r>
-          <w:rPr>
-            <w:b/>
-          </w:rPr>
-          <w:t>(A)</w:t>
-        </w:r>
-        <w:r>
-          <w:t xml:space="preserve"> Increase in out-of-sample MAE when each predictor is permuted in the held-out year, averaged across forecast origins. </w:t>
-        </w:r>
-        <w:r>
-          <w:rPr>
-            <w:b/>
-          </w:rPr>
-          <w:t>(B)</w:t>
-        </w:r>
-        <w:r>
-          <w:t xml:space="preserve"> The same importances aggregated into epidemiological-history and structural-vulnerability blocks.</w:t>
-        </w:r>
-      </w:ins>
-    </w:p>
-    <w:p>
-      <w:ins w:id="1081" w:author="Siddalingaiah H S" w:date="2026-08-29T00:00:00Z">
-        <w:r>
-          <w:rPr>
-            <w:b/>
-          </w:rPr>
-          <w:t>Figure 5.</w:t>
-        </w:r>
-        <w:r>
-          <w:t xml:space="preserve"> Between-state structural gradient in observed mean annual dengue incidence per 100 000 (log scale), 2015–2024, against </w:t>
-        </w:r>
-        <w:r>
-          <w:rPr>
-            <w:b/>
-          </w:rPr>
-          <w:t>(A)</w:t>
-        </w:r>
-        <w:r>
-          <w:t xml:space="preserve"> urban population share, </w:t>
-        </w:r>
-        <w:r>
-          <w:rPr>
-            <w:b/>
-          </w:rPr>
-          <w:t>(B)</w:t>
-        </w:r>
-        <w:r>
-          <w:t xml:space="preserve"> GDP per capita and </w:t>
-        </w:r>
-        <w:r>
-          <w:rPr>
-            <w:b/>
-          </w:rPr>
-          <w:t>(C)</w:t>
-        </w:r>
-        <w:r>
-          <w:t xml:space="preserve"> the NITI Aayog Health Index, with Spearman ρ, bootstrap 95% CI and p-value.</w:t>
-        </w:r>
-      </w:ins>
-    </w:p>
-    <w:p>
-      <w:ins w:id="1082" w:author="Siddalingaiah H S" w:date="2026-08-29T00:00:00Z">
-        <w:r>
-          <w:rPr>
-            <w:b/>
-          </w:rPr>
-          <w:t>Figure 6.</w:t>
-        </w:r>
-        <w:r>
-          <w:t xml:space="preserve"> Descriptive choropleth of observed mean annual dengue incidence per 100 000 across the 35 panel states and union territories, 2015–2024. States not meeting the completeness criterion are hatched. This map is descriptive of observed burden and is </w:t>
-        </w:r>
-        <w:r>
-          <w:rPr>
-            <w:b/>
-          </w:rPr>
-          <w:t>not</w:t>
-        </w:r>
-        <w:r>
-          <w:t xml:space="preserve"> a forecast.</w:t>
-        </w:r>
-      </w:ins>
-    </w:p>
-    <w:p>
-      <w:ins w:id="1083" w:author="Siddalingaiah H S" w:date="2026-08-29T00:00:00Z">
-        <w:r>
-          <w:rPr>
-            <w:b/>
-          </w:rPr>
-          <w:t>Figure 7.</w:t>
-        </w:r>
-        <w:r>
-          <w:t xml:space="preserve"> Leakage experiment on identical real data. </w:t>
-        </w:r>
-        <w:r>
-          <w:rPr>
-            <w:b/>
-          </w:rPr>
-          <w:t>(A)</w:t>
-        </w:r>
-        <w:r>
-          <w:t xml:space="preserve"> Apparent regression R² under the leakage-free design, under non-temporal random-split cross-validation, and after reintroducing an unshifted three-year rolling mean. </w:t>
-        </w:r>
-        <w:r>
-          <w:rPr>
-            <w:b/>
-          </w:rPr>
-          <w:t>(B)</w:t>
-        </w:r>
-        <w:r>
-          <w:t xml:space="preserve"> Outbreak-year AUC under expanding-window versus full-panel (look-ahead) outbreak thresholds.</w:t>
-        </w:r>
-      </w:ins>
-    </w:p>
-    <w:p>
       <w:pPr>
         <w:pStyle w:val="Heading1"/>
       </w:pPr>
@@ -4914,10 +5286,10 @@
           <w:rPr>
             <w:i/>
           </w:rPr>
-          <w:t>Dengue and Severe Dengue</w:t>
-        </w:r>
-        <w:r>
-          <w:t xml:space="preserve"> [Fact sheet]. Geneva: World Health Organization; 2024. Available from: https://www.who.int/news-room/fact-sheets/detail/dengue-and-severe-dengue (accessed 20 Aug 2026).</w:t>
+          <w:t>Dengue</w:t>
+        </w:r>
+        <w:r>
+          <w:t xml:space="preserve"> [Internet]. Geneva: World Health Organization; 2025 Aug 21 [cited 2026 Aug 20]. Available from: https://www.who.int/news-room/fact-sheets/detail/dengue-and-severe-dengue</w:t>
         </w:r>
       </w:ins>
     </w:p>
@@ -4950,73 +5322,18 @@
       </w:r>
     </w:p>
     <w:p>
-      <w:r>
-        <w:t xml:space="preserve">4. National </w:t>
-      </w:r>
       <w:ins w:id="1085" w:author="Siddalingaiah H S" w:date="2026-08-29T00:00:00Z">
         <w:r>
-          <w:t xml:space="preserve">Centre for </w:t>
-        </w:r>
-      </w:ins>
-      <w:r>
-        <w:t xml:space="preserve">Vector Borne </w:t>
-      </w:r>
-      <w:del w:id="1086" w:author="Siddalingaiah H S" w:date="2026-08-29T00:00:00Z">
-        <w:r>
-          <w:delText xml:space="preserve">Disease Control Programme. </w:delText>
-        </w:r>
-      </w:del>
-      <w:ins w:id="1087" w:author="Siddalingaiah H S" w:date="2026-08-29T00:00:00Z">
-        <w:r>
-          <w:t xml:space="preserve">Diseases Control. </w:t>
-        </w:r>
-      </w:ins>
-      <w:r>
-        <w:t xml:space="preserve">*Dengue Cases and Deaths in the Country since </w:t>
-      </w:r>
-      <w:del w:id="1088" w:author="Siddalingaiah H S" w:date="2026-08-29T00:00:00Z">
-        <w:r>
-          <w:delText xml:space="preserve">2018</w:delText>
+          <w:t xml:space="preserve">4. National Centre for Vector Borne Diseases Control. </w:t>
         </w:r>
         <w:r>
           <w:rPr>
             <w:i/>
           </w:rPr>
-          <w:delText xml:space="preserve"> and </w:delText>
-        </w:r>
-        <w:r>
-          <w:delText xml:space="preserve">Annual Report 2023-24*. </w:delText>
-        </w:r>
-      </w:del>
-      <w:ins w:id="1089" w:author="Siddalingaiah H S" w:date="2026-08-29T00:00:00Z">
-        <w:r>
-          <w:t xml:space="preserve">2015*. </w:t>
-        </w:r>
-      </w:ins>
-      <w:r>
-        <w:t xml:space="preserve">New Delhi: Ministry of Health and Family Welfare, Government of India; </w:t>
-      </w:r>
-      <w:del w:id="1090" w:author="Siddalingaiah H S" w:date="2026-08-29T00:00:00Z">
-        <w:r>
-          <w:delText xml:space="preserve">2024. </w:delText>
-        </w:r>
-      </w:del>
-      <w:ins w:id="1091" w:author="Siddalingaiah H S" w:date="2026-08-29T00:00:00Z">
-        <w:r>
-          <w:t xml:space="preserve">2025. </w:t>
-        </w:r>
-      </w:ins>
-      <w:r>
-        <w:t xml:space="preserve">Available from: https://ncvbdc.mohfw.gov.in (accessed </w:t>
-      </w:r>
-      <w:del w:id="1092" w:author="Siddalingaiah H S" w:date="2026-08-29T00:00:00Z">
-        <w:r>
-          <w:delText xml:space="preserve">5 Jan 2025). </w:delText>
-        </w:r>
-      </w:del>
-      <w:ins w:id="1093" w:author="Siddalingaiah H S" w:date="2026-08-29T00:00:00Z">
-        <w:r>
-          <w:t xml:space="preserve">20 Aug 2026). </w:t>
+          <w:t>Dengue Situation in India: Dengue Cases and Deaths in the Country</w:t>
+        </w:r>
+        <w:r>
+          <w:t xml:space="preserve"> [Internet]. New Delhi: Directorate General of Health Services, Ministry of Health and Family Welfare, Government of India; [cited 2026 Aug 20]. Available from: https://ncvbdc.mohfw.gov.in/index4.php?lang=1&amp;level=0&amp;lid=3715&amp;linkid=431</w:t>
         </w:r>
       </w:ins>
     </w:p>
@@ -5035,65 +5352,55 @@
       </w:r>
     </w:p>
     <w:p>
-      <w:del w:id="1094" w:author="Siddalingaiah H S" w:date="2026-08-29T00:00:00Z">
+      <w:del w:id="1086" w:author="Siddalingaiah H S" w:date="2026-08-29T00:00:00Z">
         <w:r>
           <w:delText xml:space="preserve">14. </w:delText>
         </w:r>
       </w:del>
-      <w:ins w:id="1095" w:author="Siddalingaiah H S" w:date="2026-08-29T00:00:00Z">
+      <w:ins w:id="1087" w:author="Siddalingaiah H S" w:date="2026-08-29T00:00:00Z">
         <w:r>
           <w:t xml:space="preserve">6. </w:t>
         </w:r>
       </w:ins>
       <w:r>
-        <w:t xml:space="preserve">Salim NAM, Wah YB, Reeves C, Smith M, Yaacob WFW, Mudin RN, et al. Prediction of dengue outbreak in Selangor Malaysia using machine learning techniques. </w:t>
-      </w:r>
-      <w:r>
-        <w:rPr>
-          <w:i/>
-        </w:rPr>
-        <w:t>Sci Rep</w:t>
-      </w:r>
-      <w:r>
-        <w:t xml:space="preserve">. 2021;11(1):939. doi:10.1038/s41598-020-79193-2. </w:t>
+        <w:t xml:space="preserve">Salim NAM, Wah YB, Reeves C, Smith M, Yaacob WFW, Mudin RN, et al. Prediction of dengue outbreak in Selangor Malaysia using machine learning techniques. Sci Rep. 2021;11(1):939. doi:10.1038/s41598-020-79193-2. </w:t>
       </w:r>
     </w:p>
     <w:p>
-      <w:del w:id="1096" w:author="Siddalingaiah H S" w:date="2026-08-29T00:00:00Z">
+      <w:del w:id="1088" w:author="Siddalingaiah H S" w:date="2026-08-29T00:00:00Z">
         <w:r>
           <w:delText xml:space="preserve">10. </w:delText>
         </w:r>
       </w:del>
-      <w:ins w:id="1097" w:author="Siddalingaiah H S" w:date="2026-08-29T00:00:00Z">
+      <w:ins w:id="1089" w:author="Siddalingaiah H S" w:date="2026-08-29T00:00:00Z">
         <w:r>
           <w:t xml:space="preserve">7. </w:t>
         </w:r>
       </w:ins>
       <w:r>
-        <w:t xml:space="preserve">Clarke J, Lim A, Gupte P, et al. A global dataset of publicly available dengue case count data. </w:t>
+        <w:t xml:space="preserve">Clarke J, Lim A, Gupte P, et al. A global dataset of publicly available dengue case count data. Sci Data. 2024;11:296. doi:10.1038/s41597-024-03120-7. </w:t>
       </w:r>
+      <w:ins w:id="1090" w:author="Siddalingaiah H S" w:date="2026-08-29T00:00:00Z">
+        <w:r>
+          <w:t xml:space="preserve">Data extract used: OpenDengue Spatial extract V1.3 [dataset]. </w:t>
+        </w:r>
+      </w:ins>
       <w:r>
-        <w:rPr>
-          <w:i/>
-        </w:rPr>
-        <w:t>Sci Data</w:t>
+        <w:t xml:space="preserve">Available from: https://opendengue.org </w:t>
       </w:r>
-      <w:r>
-        <w:t xml:space="preserve">. 2024;11:296. doi:10.1038/s41597-024-03120-7. Available from: https://opendengue.org (accessed </w:t>
-      </w:r>
-      <w:del w:id="1098" w:author="Siddalingaiah H S" w:date="2026-08-29T00:00:00Z">
-        <w:r>
-          <w:delText xml:space="preserve">5 Jan 2025). </w:delText>
+      <w:del w:id="1091" w:author="Siddalingaiah H S" w:date="2026-08-29T00:00:00Z">
+        <w:r>
+          <w:delText xml:space="preserve">(accessed 5 Jan 2025). </w:delText>
         </w:r>
       </w:del>
-      <w:ins w:id="1099" w:author="Siddalingaiah H S" w:date="2026-08-29T00:00:00Z">
-        <w:r>
-          <w:t xml:space="preserve">20 Aug 2026). </w:t>
+      <w:ins w:id="1092" w:author="Siddalingaiah H S" w:date="2026-08-29T00:00:00Z">
+        <w:r>
+          <w:t xml:space="preserve">[cited 2026 Aug 20]. </w:t>
         </w:r>
       </w:ins>
     </w:p>
     <w:p>
-      <w:ins w:id="1100" w:author="Siddalingaiah H S" w:date="2026-08-29T00:00:00Z">
+      <w:ins w:id="1093" w:author="Siddalingaiah H S" w:date="2026-08-29T00:00:00Z">
         <w:r>
           <w:t xml:space="preserve">8. Kapoor S, Narayanan A. Leakage and the reproducibility crisis in machine-learning-based science. </w:t>
         </w:r>
@@ -5109,96 +5416,91 @@
       </w:ins>
     </w:p>
     <w:p>
+      <w:del w:id="1094" w:author="Siddalingaiah H S" w:date="2026-08-29T00:00:00Z">
+        <w:r>
+          <w:delText xml:space="preserve">7. </w:delText>
+        </w:r>
+      </w:del>
+      <w:ins w:id="1095" w:author="Siddalingaiah H S" w:date="2026-08-29T00:00:00Z">
+        <w:r>
+          <w:t xml:space="preserve">9. </w:t>
+        </w:r>
+      </w:ins>
+      <w:r>
+        <w:t xml:space="preserve">NITI Aayog. Healthy States, Progressive India: Report on the Ranks of States and Union </w:t>
+      </w:r>
+      <w:del w:id="1096" w:author="Siddalingaiah H S" w:date="2026-08-29T00:00:00Z">
+        <w:r>
+          <w:delText xml:space="preserve">Territories (Fourth Edition, 2019-20). </w:delText>
+        </w:r>
+      </w:del>
+      <w:ins w:id="1097" w:author="Siddalingaiah H S" w:date="2026-08-29T00:00:00Z">
+        <w:r>
+          <w:t xml:space="preserve">Territories—Health Index Round IV 2019–20. </w:t>
+        </w:r>
+      </w:ins>
+      <w:r>
+        <w:t xml:space="preserve">New Delhi: NITI Aayog, Government of India; 2021. </w:t>
+      </w:r>
+    </w:p>
+    <w:p>
+      <w:ins w:id="1098" w:author="Siddalingaiah H S" w:date="2026-08-29T00:00:00Z">
+        <w:r>
+          <w:t xml:space="preserve">10. Collins GS, Moons KGM, Dhiman P, Riley RD, Beam AL, Van Calster B, et al. TRIPOD+AI statement: updated guidance for reporting clinical prediction models that use regression or machine learning methods. </w:t>
+        </w:r>
+        <w:r>
+          <w:rPr>
+            <w:i/>
+          </w:rPr>
+          <w:t>BMJ</w:t>
+        </w:r>
+        <w:r>
+          <w:t xml:space="preserve">. 2024;385:e078378. doi:10.1136/bmj-2023-078378. Erratum in: </w:t>
+        </w:r>
+        <w:r>
+          <w:rPr>
+            <w:i/>
+          </w:rPr>
+          <w:t>BMJ</w:t>
+        </w:r>
+        <w:r>
+          <w:t>. 2024;385:q902. doi:10.1136/bmj.q902.</w:t>
+        </w:r>
+      </w:ins>
+    </w:p>
+    <w:p>
+      <w:del w:id="1099" w:author="Siddalingaiah H S" w:date="2026-08-29T00:00:00Z">
+        <w:r>
+          <w:delText xml:space="preserve">6. </w:delText>
+        </w:r>
+      </w:del>
+      <w:ins w:id="1100" w:author="Siddalingaiah H S" w:date="2026-08-29T00:00:00Z">
+        <w:r>
+          <w:t xml:space="preserve">11. </w:t>
+        </w:r>
+      </w:ins>
+      <w:r>
+        <w:t xml:space="preserve">Tjaden NB, Thomas SM, Fischer D, Beierkuhnlein C. Extrinsic incubation period of dengue: knowledge, backlog, and applications of temperature dependence. PLoS Negl Trop Dis. 2013;7(6):e2207. doi:10.1371/journal.pntd.0002207. </w:t>
+      </w:r>
+    </w:p>
+    <w:p>
       <w:del w:id="1101" w:author="Siddalingaiah H S" w:date="2026-08-29T00:00:00Z">
         <w:r>
-          <w:delText xml:space="preserve">7. </w:delText>
+          <w:delText xml:space="preserve">9. </w:delText>
         </w:r>
       </w:del>
       <w:ins w:id="1102" w:author="Siddalingaiah H S" w:date="2026-08-29T00:00:00Z">
         <w:r>
-          <w:t xml:space="preserve">9. </w:t>
+          <w:t xml:space="preserve">12. </w:t>
         </w:r>
       </w:ins>
       <w:r>
-        <w:t xml:space="preserve">NITI Aayog. </w:t>
-      </w:r>
-      <w:r>
-        <w:rPr>
-          <w:i/>
-        </w:rPr>
-        <w:t>Healthy States, Progressive India: Report on the Ranks of States and Union Territories (Fourth Edition, 2019-20)</w:t>
-      </w:r>
-      <w:r>
-        <w:t xml:space="preserve">. New Delhi: NITI Aayog, Government of India; 2021. </w:t>
+        <w:t xml:space="preserve">Friedman JH. Greedy function approximation: a gradient boosting machine. Ann Stat. 2001;29(5):1189-1232. doi:10.1214/aos/1013203451. </w:t>
       </w:r>
     </w:p>
     <w:p>
       <w:ins w:id="1103" w:author="Siddalingaiah H S" w:date="2026-08-29T00:00:00Z">
         <w:r>
-          <w:t xml:space="preserve">10. Collins GS, Moons KGM, Dhiman P, Riley RD, Beam AL, Van Calster B, et al. TRIPOD+AI statement: updated guidance for reporting clinical prediction models that use regression or machine learning methods. </w:t>
-        </w:r>
-        <w:r>
-          <w:rPr>
-            <w:i/>
-          </w:rPr>
-          <w:t>BMJ</w:t>
-        </w:r>
-        <w:r>
-          <w:t>. 2024;385:e078378. doi:10.1136/bmj-2023-078378.</w:t>
-        </w:r>
-      </w:ins>
-    </w:p>
-    <w:p>
-      <w:del w:id="1104" w:author="Siddalingaiah H S" w:date="2026-08-29T00:00:00Z">
-        <w:r>
-          <w:delText xml:space="preserve">6. </w:delText>
-        </w:r>
-      </w:del>
-      <w:ins w:id="1105" w:author="Siddalingaiah H S" w:date="2026-08-29T00:00:00Z">
-        <w:r>
-          <w:t xml:space="preserve">11. </w:t>
-        </w:r>
-      </w:ins>
-      <w:r>
-        <w:t xml:space="preserve">Tjaden NB, Thomas SM, Fischer D, Beierkuhnlein C. Extrinsic incubation period of dengue: knowledge, backlog, and applications of temperature dependence. </w:t>
-      </w:r>
-      <w:r>
-        <w:rPr>
-          <w:i/>
-        </w:rPr>
-        <w:t>PLoS Negl Trop Dis</w:t>
-      </w:r>
-      <w:r>
-        <w:t xml:space="preserve">. 2013;7(6):e2207. doi:10.1371/journal.pntd.0002207. </w:t>
-      </w:r>
-    </w:p>
-    <w:p>
-      <w:del w:id="1106" w:author="Siddalingaiah H S" w:date="2026-08-29T00:00:00Z">
-        <w:r>
-          <w:delText xml:space="preserve">9. </w:delText>
-        </w:r>
-      </w:del>
-      <w:ins w:id="1107" w:author="Siddalingaiah H S" w:date="2026-08-29T00:00:00Z">
-        <w:r>
-          <w:t xml:space="preserve">12. </w:t>
-        </w:r>
-      </w:ins>
-      <w:r>
-        <w:t xml:space="preserve">Friedman JH. Greedy function approximation: a gradient boosting machine. </w:t>
-      </w:r>
-      <w:r>
-        <w:rPr>
-          <w:i/>
-        </w:rPr>
-        <w:t>Ann Stat</w:t>
-      </w:r>
-      <w:r>
-        <w:t xml:space="preserve">. 2001;29(5):1189-1232. doi:10.1214/aos/1013203451. </w:t>
-      </w:r>
-    </w:p>
-    <w:p>
-      <w:ins w:id="1108" w:author="Siddalingaiah H S" w:date="2026-08-29T00:00:00Z">
-        <w:r>
           <w:t xml:space="preserve">13. Hicks SA, Strümke I, Thambawita V, Hammou M, Riegler MA, Halvorsen P, et al. On evaluation metrics for medical applications of artificial intelligence. </w:t>
         </w:r>
         <w:r>
@@ -5213,7 +5515,7 @@
       </w:ins>
     </w:p>
     <w:p>
-      <w:ins w:id="1109" w:author="Siddalingaiah H S" w:date="2026-08-29T00:00:00Z">
+      <w:ins w:id="1104" w:author="Siddalingaiah H S" w:date="2026-08-29T00:00:00Z">
         <w:r>
           <w:t xml:space="preserve">14. Downey LE, Gadsden T, Del Rio Vilas V, Peiris D, Jan S. The impact of COVID-19 on essential health service provision for endemic infectious diseases in the South-East Asia region: a systematic review. </w:t>
         </w:r>
@@ -5229,51 +5531,33 @@
       </w:ins>
     </w:p>
     <w:p>
-      <w:del w:id="1110" w:author="Siddalingaiah H S" w:date="2026-08-29T00:00:00Z">
+      <w:del w:id="1105" w:author="Siddalingaiah H S" w:date="2026-08-29T00:00:00Z">
         <w:r>
           <w:delText xml:space="preserve">12. </w:delText>
         </w:r>
       </w:del>
-      <w:ins w:id="1111" w:author="Siddalingaiah H S" w:date="2026-08-29T00:00:00Z">
+      <w:ins w:id="1106" w:author="Siddalingaiah H S" w:date="2026-08-29T00:00:00Z">
         <w:r>
           <w:t xml:space="preserve">15. </w:t>
         </w:r>
       </w:ins>
       <w:r>
-        <w:t xml:space="preserve">Mutheneni SR, Morse AP, Caminade C, Upadhyayula SM. Dengue burden in India: recent trends and importance of climatic parameters. </w:t>
-      </w:r>
-      <w:r>
-        <w:rPr>
-          <w:i/>
-        </w:rPr>
-        <w:t>Emerg Microbes Infect</w:t>
-      </w:r>
-      <w:r>
-        <w:t xml:space="preserve">. 2017;6(8):e70. doi:10.1038/emi.2017.57. </w:t>
+        <w:t xml:space="preserve">Mutheneni SR, Morse AP, Caminade C, Upadhyayula SM. Dengue burden in India: recent trends and importance of climatic parameters. Emerg Microbes Infect. 2017;6(8):e70. doi:10.1038/emi.2017.57. </w:t>
       </w:r>
     </w:p>
     <w:p>
-      <w:del w:id="1112" w:author="Siddalingaiah H S" w:date="2026-08-29T00:00:00Z">
+      <w:del w:id="1107" w:author="Siddalingaiah H S" w:date="2026-08-29T00:00:00Z">
         <w:r>
           <w:delText xml:space="preserve">8. </w:delText>
         </w:r>
       </w:del>
-      <w:ins w:id="1113" w:author="Siddalingaiah H S" w:date="2026-08-29T00:00:00Z">
+      <w:ins w:id="1108" w:author="Siddalingaiah H S" w:date="2026-08-29T00:00:00Z">
         <w:r>
           <w:t xml:space="preserve">16. </w:t>
         </w:r>
       </w:ins>
       <w:r>
-        <w:t xml:space="preserve">Messina JP, Brady OJ, Golding N, Kraemer MUG, Wint GRW, Ray SE, et al. The current and future global distribution and population at risk of dengue. </w:t>
-      </w:r>
-      <w:r>
-        <w:rPr>
-          <w:i/>
-        </w:rPr>
-        <w:t>Nat Microbiol</w:t>
-      </w:r>
-      <w:r>
-        <w:t xml:space="preserve">. 2019;4(9):1508-1515. doi:10.1038/s41564-019-0476-8. </w:t>
+        <w:t xml:space="preserve">Messina JP, Brady OJ, Golding N, Kraemer MUG, Wint GRW, Ray SE, et al. The current and future global distribution and population at risk of dengue. Nat Microbiol. 2019;4(9):1508-1515. doi:10.1038/s41564-019-0476-8. </w:t>
       </w:r>
     </w:p>
     <w:p>
@@ -5296,7 +5580,7 @@
       </w:r>
     </w:p>
     <w:p>
-      <w:del w:id="1114" w:author="Siddalingaiah H S" w:date="2026-08-29T00:00:00Z">
+      <w:del w:id="1109" w:author="Siddalingaiah H S" w:date="2026-08-29T00:00:00Z">
         <w:r>
           <w:rPr>
             <w:b/>
@@ -5309,7 +5593,7 @@
       </w:del>
     </w:p>
     <w:p>
-      <w:del w:id="1115" w:author="Siddalingaiah H S" w:date="2026-08-29T00:00:00Z">
+      <w:del w:id="1110" w:author="Siddalingaiah H S" w:date="2026-08-29T00:00:00Z">
         <w:r>
           <w:rPr>
             <w:b/>
@@ -5322,7 +5606,7 @@
       </w:del>
     </w:p>
     <w:p>
-      <w:del w:id="1116" w:author="Siddalingaiah H S" w:date="2026-08-29T00:00:00Z">
+      <w:del w:id="1111" w:author="Siddalingaiah H S" w:date="2026-08-29T00:00:00Z">
         <w:r>
           <w:rPr>
             <w:b/>
@@ -5335,7 +5619,7 @@
       </w:del>
     </w:p>
     <w:p>
-      <w:del w:id="1117" w:author="Siddalingaiah H S" w:date="2026-08-29T00:00:00Z">
+      <w:del w:id="1112" w:author="Siddalingaiah H S" w:date="2026-08-29T00:00:00Z">
         <w:r>
           <w:rPr>
             <w:b/>
@@ -5366,7 +5650,7 @@
       </w:del>
     </w:p>
     <w:p>
-      <w:del w:id="1118" w:author="Siddalingaiah H S" w:date="2026-08-29T00:00:00Z">
+      <w:del w:id="1113" w:author="Siddalingaiah H S" w:date="2026-08-29T00:00:00Z">
         <w:r>
           <w:rPr>
             <w:b/>
@@ -5379,7 +5663,7 @@
       </w:del>
     </w:p>
     <w:p>
-      <w:del w:id="1119" w:author="Siddalingaiah H S" w:date="2026-08-29T00:00:00Z">
+      <w:del w:id="1114" w:author="Siddalingaiah H S" w:date="2026-08-29T00:00:00Z">
         <w:r>
           <w:delText xml:space="preserve">Control in India rests on the NVBDCP </w:delText>
         </w:r>
@@ -5422,7 +5706,7 @@
       </w:del>
     </w:p>
     <w:p>
-      <w:del w:id="1120" w:author="Siddalingaiah H S" w:date="2026-08-29T00:00:00Z">
+      <w:del w:id="1115" w:author="Siddalingaiah H S" w:date="2026-08-29T00:00:00Z">
         <w:r>
           <w:delText xml:space="preserve">The range of </w:delText>
         </w:r>
@@ -5492,7 +5776,7 @@
       </w:del>
     </w:p>
     <w:p>
-      <w:del w:id="1121" w:author="Siddalingaiah H S" w:date="2026-08-29T00:00:00Z">
+      <w:del w:id="1116" w:author="Siddalingaiah H S" w:date="2026-08-29T00:00:00Z">
         <w:r>
           <w:delText xml:space="preserve">For decision-makers, the </w:delText>
         </w:r>
@@ -5526,120 +5810,191 @@
       </w:del>
     </w:p>
     <w:p>
+      <w:del w:id="1117" w:author="Siddalingaiah H S" w:date="2026-08-29T00:00:00Z">
+        <w:r>
+          <w:delText xml:space="preserve">This is a retrospective, longitudinal ecological modelling study at the state–month level. The analytical unit is the "state-month." We follow the spirit of the TRIPOD guidance for prediction-model reporting: we specify data sources, the full predictor set, model configuration, validation procedure and performance with uncertainty, and we release code and data for reproducibility (Section 2.9). Because all data are aggregate, anonymised and publicly available, the study did not require individual ethics approval (Section 2.10).</w:delText>
+        </w:r>
+      </w:del>
+    </w:p>
+    <w:p>
+      <w:del w:id="1118" w:author="Siddalingaiah H S" w:date="2026-08-29T00:00:00Z">
+        <w:r>
+          <w:delText xml:space="preserve">The panel comprises </w:delText>
+        </w:r>
+        <w:r>
+          <w:rPr>
+            <w:b/>
+          </w:rPr>
+          <w:delText xml:space="preserve">15 major dengue-endemic states</w:delText>
+        </w:r>
+        <w:r>
+          <w:delText xml:space="preserve">—Andhra Pradesh, Bihar, Delhi, Gujarat, Haryana, Karnataka, Kerala, Maharashtra, Odisha, Punjab, Rajasthan, Tamil Nadu, Telangana, Uttar Pradesh and West Bengal—observed monthly from May 2015 to December 2024 (116 months each; </w:delText>
+        </w:r>
+        <w:r>
+          <w:rPr>
+            <w:b/>
+          </w:rPr>
+          <w:delText xml:space="preserve">1,740 state-months</w:delText>
+        </w:r>
+        <w:r>
+          <w:delText xml:space="preserve">). These states were selected because they have continuous, good-quality monthly reporting and together account for the large majority of India’s reported dengue caseload (cumulative 1.27 million reported cases in the panel). States with only sparse or annual data were deliberately excluded rather than imputed at monthly resolution, to avoid fabricating temporal structure.</w:delText>
+        </w:r>
+      </w:del>
+    </w:p>
+    <w:p>
+      <w:del w:id="1119" w:author="Siddalingaiah H S" w:date="2026-08-29T00:00:00Z">
+        <w:r>
+          <w:delText xml:space="preserve">Monthly confirmed case counts (ELISA/NS1-positive) were compiled from NVBDCP reports </w:delText>
+        </w:r>
+        <w:r>
+          <w:rPr>
+            <w:vertAlign w:val="superscript"/>
+          </w:rPr>
+          <w:delText xml:space="preserve">4</w:delText>
+        </w:r>
+        <w:r>
+          <w:delText xml:space="preserve"> and reconciled against OpenDengue trend series </w:delText>
+        </w:r>
+        <w:r>
+          <w:rPr>
+            <w:vertAlign w:val="superscript"/>
+          </w:rPr>
+          <w:delText xml:space="preserve">10</w:delText>
+        </w:r>
+        <w:r>
+          <w:delText xml:space="preserve"> to bridge reporting gaps. Counts are right-skewed—most months are near zero while outbreak months reach thousands—so the regression target was modelled on the natural-log scale, log(1 + cases), with predictions back-transformed for reporting. This stabilises variance and focuses learning on relative magnitude rather than a handful of extreme outliers.</w:delText>
+        </w:r>
+      </w:del>
+    </w:p>
+    <w:p>
+      <w:del w:id="1120" w:author="Siddalingaiah H S" w:date="2026-08-29T00:00:00Z">
+        <w:r>
+          <w:delText xml:space="preserve">Temperature, rainfall and relative humidity were obtained from India Meteorological Department gridded products and aligned to each state-month. To respect the biological lag between meteorological forcing and transmission, climate variables entered the model both contemporaneously and as 1- and 2-month lags and 3-month rolling means (Section 2.4).</w:delText>
+        </w:r>
+      </w:del>
+    </w:p>
+    <w:p>
+      <w:del w:id="1121" w:author="Siddalingaiah H S" w:date="2026-08-29T00:00:00Z">
+        <w:r>
+          <w:delText xml:space="preserve">A distinguishing feature of this study is the explicit integration of </w:delText>
+        </w:r>
+        <w:r>
+          <w:rPr>
+            <w:i/>
+          </w:rPr>
+          <w:delText xml:space="preserve">structural</w:delText>
+        </w:r>
+        <w:r>
+          <w:delText xml:space="preserve"> state-level covariates as model predictors, not merely as post-hoc context: (i) the NITI Aayog Health Index 2019-20, a composite 0–100 score of health outcomes, governance and inputs </w:delText>
+        </w:r>
+        <w:r>
+          <w:rPr>
+            <w:vertAlign w:val="superscript"/>
+          </w:rPr>
+          <w:delText xml:space="preserve">7</w:delText>
+        </w:r>
+        <w:r>
+          <w:delText xml:space="preserve">; (ii) state GDP per capita, a proxy for urbanisation and infrastructure; (iii) the State Energy &amp; Climate Index; (iv) the 2011-Census urban-population share; and (v) population density. These were merged to each state by name after normalisation. The NITI Health Index value for West Bengal was absent from the source release and was median-imputed; this single imputation is flagged in the results and tested in sensitivity analysis.</w:delText>
+        </w:r>
+      </w:del>
+    </w:p>
+    <w:p>
       <w:del w:id="1122" w:author="Siddalingaiah H S" w:date="2026-08-29T00:00:00Z">
         <w:r>
-          <w:delText xml:space="preserve">This is a retrospective, longitudinal ecological modelling study at the state–month level. The analytical unit is the "state-month." We follow the spirit of the TRIPOD guidance for prediction-model reporting: we specify data sources, the full predictor set, model configuration, validation procedure and performance with uncertainty, and we release code and data for reproducibility (Section 2.9). Because all data are aggregate, anonymised and publicly available, the study did not require individual ethics approval (Section 2.10).</w:delText>
+          <w:delText xml:space="preserve">Twenty-five predictors were constructed and organised into four interpretable blocks so that their contributions could be reported as coherent groups rather than isolated columns:</w:delText>
         </w:r>
       </w:del>
     </w:p>
     <w:p>
       <w:del w:id="1123" w:author="Siddalingaiah H S" w:date="2026-08-29T00:00:00Z">
         <w:r>
-          <w:delText xml:space="preserve">The panel comprises </w:delText>
+          <w:delText xml:space="preserve">1. </w:delText>
         </w:r>
         <w:r>
           <w:rPr>
             <w:b/>
           </w:rPr>
-          <w:delText xml:space="preserve">15 major dengue-endemic states</w:delText>
-        </w:r>
-        <w:r>
-          <w:delText xml:space="preserve">—Andhra Pradesh, Bihar, Delhi, Gujarat, Haryana, Karnataka, Kerala, Maharashtra, Odisha, Punjab, Rajasthan, Tamil Nadu, Telangana, Uttar Pradesh and West Bengal—observed monthly from May 2015 to December 2024 (116 months each; </w:delText>
+          <w:delText xml:space="preserve">Autoregressive (momentum):</w:delText>
+        </w:r>
+        <w:r>
+          <w:delText xml:space="preserve"> case counts lagged 1–4 months and a 3-month rolling mean, capturing epidemic persistence </w:delText>
         </w:r>
         <w:r>
           <w:rPr>
-            <w:b/>
+            <w:vertAlign w:val="superscript"/>
           </w:rPr>
-          <w:delText xml:space="preserve">1,740 state-months</w:delText>
-        </w:r>
-        <w:r>
-          <w:delText xml:space="preserve">). These states were selected because they have continuous, good-quality monthly reporting and together account for the large majority of India’s reported dengue caseload (cumulative 1.27 million reported cases in the panel). States with only sparse or annual data were deliberately excluded rather than imputed at monthly resolution, to avoid fabricating temporal structure.</w:delText>
+          <w:delText xml:space="preserve">11</w:delText>
+        </w:r>
+        <w:r>
+          <w:delText xml:space="preserve">.</w:delText>
         </w:r>
       </w:del>
     </w:p>
     <w:p>
       <w:del w:id="1124" w:author="Siddalingaiah H S" w:date="2026-08-29T00:00:00Z">
         <w:r>
-          <w:delText xml:space="preserve">Monthly confirmed case counts (ELISA/NS1-positive) were compiled from NVBDCP reports </w:delText>
+          <w:delText xml:space="preserve">2. </w:delText>
         </w:r>
         <w:r>
           <w:rPr>
-            <w:vertAlign w:val="superscript"/>
+            <w:b/>
           </w:rPr>
-          <w:delText xml:space="preserve">4</w:delText>
-        </w:r>
-        <w:r>
-          <w:delText xml:space="preserve"> and reconciled against OpenDengue trend series </w:delText>
-        </w:r>
-        <w:r>
-          <w:rPr>
-            <w:vertAlign w:val="superscript"/>
-          </w:rPr>
-          <w:delText xml:space="preserve">10</w:delText>
-        </w:r>
-        <w:r>
-          <w:delText xml:space="preserve"> to bridge reporting gaps. Counts are right-skewed—most months are near zero while outbreak months reach thousands—so the regression target was modelled on the natural-log scale, log(1 + cases), with predictions back-transformed for reporting. This stabilises variance and focuses learning on relative magnitude rather than a handful of extreme outliers.</w:delText>
+          <w:delText xml:space="preserve">Seasonality:</w:delText>
+        </w:r>
+        <w:r>
+          <w:delText xml:space="preserve"> cyclical month encodings, Month_sin = sin(2πm/12) and Month_cos = cos(2πm/12), which preserve the adjacency of December and January, plus a monsoon indicator.</w:delText>
         </w:r>
       </w:del>
     </w:p>
     <w:p>
       <w:del w:id="1125" w:author="Siddalingaiah H S" w:date="2026-08-29T00:00:00Z">
         <w:r>
-          <w:delText xml:space="preserve">Temperature, rainfall and relative humidity were obtained from India Meteorological Department gridded products and aligned to each state-month. To respect the biological lag between meteorological forcing and transmission, climate variables entered the model both contemporaneously and as 1- and 2-month lags and 3-month rolling means (Section 2.4).</w:delText>
+          <w:delText xml:space="preserve">3. </w:delText>
+        </w:r>
+        <w:r>
+          <w:rPr>
+            <w:b/>
+          </w:rPr>
+          <w:delText xml:space="preserve">Climate:</w:delText>
+        </w:r>
+        <w:r>
+          <w:delText xml:space="preserve"> contemporaneous temperature, rainfall and humidity with their 1–2 month lags and 3-month rolling means, encoding delayed vector and viral dynamics.</w:delText>
         </w:r>
       </w:del>
     </w:p>
     <w:p>
       <w:del w:id="1126" w:author="Siddalingaiah H S" w:date="2026-08-29T00:00:00Z">
         <w:r>
-          <w:delText xml:space="preserve">A distinguishing feature of this study is the explicit integration of </w:delText>
+          <w:delText xml:space="preserve">4. </w:delText>
         </w:r>
         <w:r>
           <w:rPr>
-            <w:i/>
+            <w:b/>
           </w:rPr>
-          <w:delText xml:space="preserve">structural</w:delText>
-        </w:r>
-        <w:r>
-          <w:delText xml:space="preserve"> state-level covariates as model predictors, not merely as post-hoc context: (i) the NITI Aayog Health Index 2019-20, a composite 0–100 score of health outcomes, governance and inputs </w:delText>
-        </w:r>
-        <w:r>
-          <w:rPr>
-            <w:vertAlign w:val="superscript"/>
-          </w:rPr>
-          <w:delText xml:space="preserve">7</w:delText>
-        </w:r>
-        <w:r>
-          <w:delText xml:space="preserve">; (ii) state GDP per capita, a proxy for urbanisation and infrastructure; (iii) the State Energy &amp; Climate Index; (iv) the 2011-Census urban-population share; and (v) population density. These were merged to each state by name after normalisation. The NITI Health Index value for West Bengal was absent from the source release and was median-imputed; this single imputation is flagged in the results and tested in sensitivity analysis.</w:delText>
+          <w:delText xml:space="preserve">Vulnerability (structural):</w:delText>
+        </w:r>
+        <w:r>
+          <w:delText xml:space="preserve"> Health Index, GDP per capita, SECI, urban share and population density.</w:delText>
         </w:r>
       </w:del>
     </w:p>
     <w:p>
       <w:del w:id="1127" w:author="Siddalingaiah H S" w:date="2026-08-29T00:00:00Z">
         <w:r>
-          <w:delText xml:space="preserve">Twenty-five predictors were constructed and organised into four interpretable blocks so that their contributions could be reported as coherent groups rather than isolated columns:</w:delText>
+          <w:delText xml:space="preserve">Cyclical encoding and lag construction were performed within each state to prevent cross-state contamination.</w:delText>
         </w:r>
       </w:del>
     </w:p>
     <w:p>
       <w:del w:id="1128" w:author="Siddalingaiah H S" w:date="2026-08-29T00:00:00Z">
         <w:r>
-          <w:delText xml:space="preserve">1. </w:delText>
-        </w:r>
-        <w:r>
-          <w:rPr>
-            <w:b/>
-          </w:rPr>
-          <w:delText xml:space="preserve">Autoregressive (momentum):</w:delText>
-        </w:r>
-        <w:r>
-          <w:delText xml:space="preserve"> case counts lagged 1–4 months and a 3-month rolling mean, capturing epidemic persistence </w:delText>
+          <w:delText xml:space="preserve">Two gradient-boosted tree ensembles (scikit-learn) were trained. Gradient boosting fits an additive sequence of shallow trees, each correcting the residuals of its predecessors, and is well suited to non-linear interactions such as "rainfall matters only when temperature is permissive" </w:delText>
         </w:r>
         <w:r>
           <w:rPr>
             <w:vertAlign w:val="superscript"/>
           </w:rPr>
-          <w:delText xml:space="preserve">11</w:delText>
+          <w:delText xml:space="preserve">9</w:delText>
         </w:r>
         <w:r>
           <w:delText xml:space="preserve">.</w:delText>
@@ -5649,157 +6004,260 @@
     <w:p>
       <w:del w:id="1129" w:author="Siddalingaiah H S" w:date="2026-08-29T00:00:00Z">
         <w:r>
-          <w:delText xml:space="preserve">2. </w:delText>
-        </w:r>
-        <w:r>
           <w:rPr>
             <w:b/>
           </w:rPr>
-          <w:delText xml:space="preserve">Seasonality:</w:delText>
-        </w:r>
-        <w:r>
-          <w:delText xml:space="preserve"> cyclical month encodings, Month_sin = sin(2πm/12) and Month_cos = cos(2πm/12), which preserve the adjacency of December and January, plus a monsoon indicator.</w:delText>
+          <w:delText xml:space="preserve">Intensity model — Gradient Boosting Regressor:</w:delText>
+        </w:r>
+        <w:r>
+          <w:delText xml:space="preserve"> 300 trees, maximum depth 3, learning rate 0.05, subsample 0.9, least-squares loss on the log target. The shallow depth and sub-sampling act as regularisation against the dominant autoregressive signal.</w:delText>
         </w:r>
       </w:del>
     </w:p>
     <w:p>
       <w:del w:id="1130" w:author="Siddalingaiah H S" w:date="2026-08-29T00:00:00Z">
         <w:r>
-          <w:delText xml:space="preserve">3. </w:delText>
-        </w:r>
-        <w:r>
           <w:rPr>
             <w:b/>
           </w:rPr>
-          <w:delText xml:space="preserve">Climate:</w:delText>
-        </w:r>
-        <w:r>
-          <w:delText xml:space="preserve"> contemporaneous temperature, rainfall and humidity with their 1–2 month lags and 3-month rolling means, encoding delayed vector and viral dynamics.</w:delText>
+          <w:delText xml:space="preserve">Outbreak model — Gradient Boosting Classifier:</w:delText>
+        </w:r>
+        <w:r>
+          <w:delText xml:space="preserve"> identical ensemble configuration, trained to detect an "outbreak month," defined per state as a month exceeding that state’s historical 75th percentile of cases (435 of 1,740 state-months; 25%). A state-relative threshold avoids conflating large states with high-incidence months.</w:delText>
         </w:r>
       </w:del>
     </w:p>
     <w:p>
       <w:del w:id="1131" w:author="Siddalingaiah H S" w:date="2026-08-29T00:00:00Z">
         <w:r>
-          <w:delText xml:space="preserve">4. </w:delText>
-        </w:r>
-        <w:r>
-          <w:rPr>
-            <w:b/>
-          </w:rPr>
-          <w:delText xml:space="preserve">Vulnerability (structural):</w:delText>
-        </w:r>
-        <w:r>
-          <w:delText xml:space="preserve"> Health Index, GDP per capita, SECI, urban share and population density.</w:delText>
+          <w:delText xml:space="preserve">Hyperparameters were fixed a priori from established defaults for tabular boosting rather than tuned on the test folds, eliminating optimistic bias from validation leakage.</w:delText>
         </w:r>
       </w:del>
     </w:p>
     <w:p>
       <w:del w:id="1132" w:author="Siddalingaiah H S" w:date="2026-08-29T00:00:00Z">
         <w:r>
-          <w:delText xml:space="preserve">Cyclical encoding and lag construction were performed within each state to prevent cross-state contamination.</w:delText>
+          <w:delText xml:space="preserve">All reported performance derives from </w:delText>
+        </w:r>
+        <w:r>
+          <w:rPr>
+            <w:b/>
+          </w:rPr>
+          <w:delText xml:space="preserve">5-fold blocked TimeSeriesSplit</w:delText>
+        </w:r>
+        <w:r>
+          <w:delText xml:space="preserve"> cross-validation. Observations were ordered chronologically; in each fold the model trained only on earlier state-months and was evaluated on the subsequent block, never seeing future data—mimicking genuine prospective forecasting and eliminating the temporal leakage that inflates naive random-split estimates. Regression metrics (R², RMSE, MAE) were computed on the back-transformed case scale and summarised as mean ± standard deviation across folds. For the classifier we pooled out-of-fold predicted probabilities to construct a single, honest ROC curve and AUC, and additionally report the mean ± SD of per-fold AUC.</w:delText>
         </w:r>
       </w:del>
     </w:p>
     <w:p>
       <w:del w:id="1133" w:author="Siddalingaiah H S" w:date="2026-08-29T00:00:00Z">
         <w:r>
-          <w:delText xml:space="preserve">Two gradient-boosted tree ensembles (scikit-learn) were trained. Gradient boosting fits an additive sequence of shallow trees, each correcting the residuals of its predecessors, and is well suited to non-linear interactions such as "rainfall matters only when temperature is permissive" </w:delText>
+          <w:delText xml:space="preserve">Three complementary analyses interrogate </w:delText>
         </w:r>
         <w:r>
           <w:rPr>
-            <w:vertAlign w:val="superscript"/>
+            <w:i/>
           </w:rPr>
-          <w:delText xml:space="preserve">9</w:delText>
-        </w:r>
-        <w:r>
-          <w:delText xml:space="preserve">.</w:delText>
+          <w:delText xml:space="preserve">why</w:delText>
+        </w:r>
+        <w:r>
+          <w:delText xml:space="preserve"> the model predicts as it does. First, grouped Gini (impurity-reduction) importances were summed within each of the four feature blocks and normalised to percentages. Second, a </w:delText>
+        </w:r>
+        <w:r>
+          <w:rPr>
+            <w:b/>
+          </w:rPr>
+          <w:delText xml:space="preserve">nested ablation</w:delText>
+        </w:r>
+        <w:r>
+          <w:delText xml:space="preserve"> retrained the full cross-validation pipeline on progressively larger feature sets—(a) seasonality + autoregression, (b) + climate, (c) + vulnerability—so the incremental predictive value of each block is quantified directly rather than inferred. Third, to test the vulnerability hypothesis at the level it operates, we computed </w:delText>
+        </w:r>
+        <w:r>
+          <w:rPr>
+            <w:b/>
+          </w:rPr>
+          <w:delText xml:space="preserve">between-state</w:delText>
+        </w:r>
+        <w:r>
+          <w:delText xml:space="preserve"> Spearman correlations between each state’s mean monthly burden and its Health Index, GDP per capita and SECI.</w:delText>
         </w:r>
       </w:del>
     </w:p>
     <w:p>
       <w:del w:id="1134" w:author="Siddalingaiah H S" w:date="2026-08-29T00:00:00Z">
         <w:r>
-          <w:rPr>
-            <w:i/>
-          </w:rPr>
-          <w:delText xml:space="preserve"> </w:delText>
-        </w:r>
-        <w:r>
-          <w:rPr>
-            <w:i/>
-          </w:rPr>
-          <w:delText xml:space="preserve">Intensity model — Gradient Boosting Regressor:</w:delText>
-        </w:r>
-        <w:r>
-          <w:delText xml:space="preserve">* 300 trees, maximum depth 3, learning rate 0.05, subsample 0.9, least-squares loss on the log target. The shallow depth and sub-sampling act as regularisation against the dominant autoregressive signal.</w:delText>
+          <w:delText xml:space="preserve">To translate the model for frontline use, we derived a transparent 0–6 ordinal "Field Scorecard" from variables a district officer can assess without a computer (active monsoon; previous month above the local median; elevated 2-month-lagged rainfall; seasonal peak window). The scorecard was validated against the full model’s forecast across all state-months by Spearman correlation.</w:delText>
         </w:r>
       </w:del>
     </w:p>
     <w:p>
       <w:del w:id="1135" w:author="Siddalingaiah H S" w:date="2026-08-29T00:00:00Z">
         <w:r>
-          <w:rPr>
-            <w:i/>
-          </w:rPr>
-          <w:delText xml:space="preserve"> </w:delText>
-        </w:r>
-        <w:r>
-          <w:rPr>
-            <w:i/>
-          </w:rPr>
-          <w:delText xml:space="preserve">Outbreak model — Gradient Boosting Classifier:</w:delText>
-        </w:r>
-        <w:r>
-          <w:delText xml:space="preserve">* identical ensemble configuration, trained to detect an "outbreak month," defined per state as a month exceeding that state’s historical 75th percentile of cases (435 of 1,740 state-months; 25%). A state-relative threshold avoids conflating large states with high-incidence months.</w:delText>
+          <w:delText xml:space="preserve">Analyses used Python 3 with scikit-learn, pandas, NumPy, SciPy, GeoPandas, Matplotlib and seaborn. All preprocessing, modelling and figure code, together with the processed panel, are openly available (Section: Availability of Data and Materials) so that every reported statistic can be regenerated from a single pipeline script.</w:delText>
         </w:r>
       </w:del>
     </w:p>
     <w:p>
       <w:del w:id="1136" w:author="Siddalingaiah H S" w:date="2026-08-29T00:00:00Z">
         <w:r>
-          <w:delText xml:space="preserve">Hyperparameters were fixed a priori from established defaults for tabular boosting rather than tuned on the test folds, eliminating optimistic bias from validation leakage.</w:delText>
+          <w:delText xml:space="preserve">Under leakage-controlled temporal validation, the intensity model explained the large majority of variance in monthly dengue incidence (</w:delText>
+        </w:r>
+        <w:r>
+          <w:rPr>
+            <w:b/>
+          </w:rPr>
+          <w:delText xml:space="preserve">R² = 0.892 ± 0.028</w:delText>
+        </w:r>
+        <w:r>
+          <w:delText xml:space="preserve">), with a </w:delText>
+        </w:r>
+        <w:r>
+          <w:rPr>
+            <w:b/>
+          </w:rPr>
+          <w:delText xml:space="preserve">RMSE of 232 cases</w:delText>
+        </w:r>
+        <w:r>
+          <w:delText xml:space="preserve"> and </w:delText>
+        </w:r>
+        <w:r>
+          <w:rPr>
+            <w:b/>
+          </w:rPr>
+          <w:delText xml:space="preserve">MAE of 132 cases</w:delText>
+        </w:r>
+        <w:r>
+          <w:delText xml:space="preserve"> across the five folds (fold R² range 0.85–0.93). The outbreak classifier achieved an out-of-fold </w:delText>
+        </w:r>
+        <w:r>
+          <w:rPr>
+            <w:b/>
+          </w:rPr>
+          <w:delText xml:space="preserve">AUC of 0.936</w:delText>
+        </w:r>
+        <w:r>
+          <w:delText xml:space="preserve"> (mean per-fold AUC 0.94 ± 0.02) at a </w:delText>
+        </w:r>
+        <w:r>
+          <w:rPr>
+            <w:b/>
+          </w:rPr>
+          <w:delText xml:space="preserve">sensitivity of 0.91</w:delText>
+        </w:r>
+        <w:r>
+          <w:delText xml:space="preserve">. Full metrics are given in </w:delText>
+        </w:r>
+        <w:r>
+          <w:rPr>
+            <w:b/>
+          </w:rPr>
+          <w:delText xml:space="preserve">Table 1</w:delText>
+        </w:r>
+        <w:r>
+          <w:delText xml:space="preserve">, and the ROC curve in </w:delText>
+        </w:r>
+        <w:r>
+          <w:rPr>
+            <w:b/>
+          </w:rPr>
+          <w:delText xml:space="preserve">Figure 1</w:delText>
+        </w:r>
+        <w:r>
+          <w:delText xml:space="preserve">. Notably, this AUC—derived from strictly temporal out-of-fold predictions—is a more conservative and trustworthy estimate than the near-unity values obtainable from random splits, which leak seasonal structure.</w:delText>
         </w:r>
       </w:del>
     </w:p>
     <w:p>
       <w:del w:id="1137" w:author="Siddalingaiah H S" w:date="2026-08-29T00:00:00Z">
         <w:r>
-          <w:delText xml:space="preserve">All reported performance derives from </w:delText>
+          <w:delText xml:space="preserve">Grouped importance (</w:delText>
         </w:r>
         <w:r>
           <w:rPr>
             <w:b/>
           </w:rPr>
-          <w:delText xml:space="preserve">5-fold blocked TimeSeriesSplit</w:delText>
-        </w:r>
-        <w:r>
-          <w:delText xml:space="preserve"> cross-validation. Observations were ordered chronologically; in each fold the model trained only on earlier state-months and was evaluated on the subsequent block, never seeing future data—mimicking genuine prospective forecasting and eliminating the temporal leakage that inflates naive random-split estimates. Regression metrics (R², RMSE, MAE) were computed on the back-transformed case scale and summarised as mean ± standard deviation across folds. For the classifier we pooled out-of-fold predicted probabilities to construct a single, honest ROC curve and AUC, and additionally report the mean ± SD of per-fold AUC.</w:delText>
+          <w:delText xml:space="preserve">Figure 2</w:delText>
+        </w:r>
+        <w:r>
+          <w:delText xml:space="preserve">) revealed a clear and interpretable structure: </w:delText>
+        </w:r>
+        <w:r>
+          <w:rPr>
+            <w:b/>
+          </w:rPr>
+          <w:delText xml:space="preserve">seasonality contributed 74.0%</w:delText>
+        </w:r>
+        <w:r>
+          <w:delText xml:space="preserve"> of model importance, </w:delText>
+        </w:r>
+        <w:r>
+          <w:rPr>
+            <w:b/>
+          </w:rPr>
+          <w:delText xml:space="preserve">autoregressive momentum 20.8%</w:delText>
+        </w:r>
+        <w:r>
+          <w:delText xml:space="preserve">, </w:delText>
+        </w:r>
+        <w:r>
+          <w:rPr>
+            <w:b/>
+          </w:rPr>
+          <w:delText xml:space="preserve">vulnerability 4.0%</w:delText>
+        </w:r>
+        <w:r>
+          <w:delText xml:space="preserve"> and </w:delText>
+        </w:r>
+        <w:r>
+          <w:rPr>
+            <w:b/>
+          </w:rPr>
+          <w:delText xml:space="preserve">climate 1.2%</w:delText>
+        </w:r>
+        <w:r>
+          <w:delText xml:space="preserve">. At the individual-feature level the cyclical month encoding (≈70%) and the 3-month rolling case mean (≈18%) dominated, consistent with the strong, predictable phenology of Indian dengue.</w:delText>
         </w:r>
       </w:del>
     </w:p>
     <w:p>
       <w:del w:id="1138" w:author="Siddalingaiah H S" w:date="2026-08-29T00:00:00Z">
         <w:r>
-          <w:delText xml:space="preserve">Three complementary analyses interrogate </w:delText>
+          <w:delText xml:space="preserve">The nested ablation (</w:delText>
+        </w:r>
+        <w:r>
+          <w:rPr>
+            <w:b/>
+          </w:rPr>
+          <w:delText xml:space="preserve">Table 2</w:delText>
+        </w:r>
+        <w:r>
+          <w:delText xml:space="preserve">) sharpened this picture honestly. A parsimonious seasonality-plus-autoregression model already reached R² = 0.912; adding climate (R² = 0.894) and then vulnerability (R² = 0.892) did </w:delText>
+        </w:r>
+        <w:r>
+          <w:rPr>
+            <w:b/>
+          </w:rPr>
+          <w:delText xml:space="preserve">not</w:delText>
+        </w:r>
+        <w:r>
+          <w:delText xml:space="preserve"> improve month-ahead accuracy. Rather than concealing this, we interpret it as an important finding: structural covariates carry little information about </w:delText>
         </w:r>
         <w:r>
           <w:rPr>
             <w:i/>
           </w:rPr>
-          <w:delText xml:space="preserve">why</w:delText>
-        </w:r>
-        <w:r>
-          <w:delText xml:space="preserve"> the model predicts as it does. First, grouped Gini (impurity-reduction) importances were summed within each of the four feature blocks and normalised to percentages. Second, a </w:delText>
-        </w:r>
-        <w:r>
-          <w:rPr>
-            <w:b/>
-          </w:rPr>
-          <w:delText xml:space="preserve">nested ablation</w:delText>
-        </w:r>
-        <w:r>
-          <w:delText xml:space="preserve"> retrained the full cross-validation pipeline on progressively larger feature sets—(a) seasonality + autoregression, (b) + climate, (c) + vulnerability—so the incremental predictive value of each block is quantified directly rather than inferred. Third, to test the vulnerability hypothesis at the level it operates, we computed </w:delText>
+          <w:delText xml:space="preserve">short-term temporal</w:delText>
+        </w:r>
+        <w:r>
+          <w:delText xml:space="preserve"> dynamics once season and momentum are known.</w:delText>
+        </w:r>
+      </w:del>
+    </w:p>
+    <w:p>
+      <w:del w:id="1139" w:author="Siddalingaiah H S" w:date="2026-08-29T00:00:00Z">
+        <w:r>
+          <w:delText xml:space="preserve">The role of structural vulnerability emerged at the </w:delText>
         </w:r>
         <w:r>
           <w:rPr>
@@ -5808,279 +6266,209 @@
           <w:delText xml:space="preserve">between-state</w:delText>
         </w:r>
         <w:r>
-          <w:delText xml:space="preserve"> Spearman correlations between each state’s mean monthly burden and its Health Index, GDP per capita and SECI.</w:delText>
-        </w:r>
-      </w:del>
-    </w:p>
-    <w:p>
-      <w:del w:id="1139" w:author="Siddalingaiah H S" w:date="2026-08-29T00:00:00Z">
-        <w:r>
-          <w:delText xml:space="preserve">To translate the model for frontline use, we derived a transparent 0–6 ordinal "Field Scorecard" from variables a district officer can assess without a computer (active monsoon; previous month above the local median; elevated 2-month-lagged rainfall; seasonal peak window). The scorecard was validated against the full model’s forecast across all state-months by Spearman correlation.</w:delText>
+          <w:delText xml:space="preserve"> level (</w:delText>
+        </w:r>
+        <w:r>
+          <w:rPr>
+            <w:b/>
+          </w:rPr>
+          <w:delText xml:space="preserve">Figure 3</w:delText>
+        </w:r>
+        <w:r>
+          <w:delText xml:space="preserve">). Cumulative monthly burden correlated positively with </w:delText>
+        </w:r>
+        <w:r>
+          <w:rPr>
+            <w:b/>
+          </w:rPr>
+          <w:delText xml:space="preserve">GDP per capita (Spearman ρ = 0.51, p = 0.05)</w:delText>
+        </w:r>
+        <w:r>
+          <w:delText xml:space="preserve">—consistent with greater urbanisation, </w:delText>
+        </w:r>
+        <w:r>
+          <w:rPr>
+            <w:i/>
+          </w:rPr>
+          <w:delText xml:space="preserve">Aedes</w:delText>
+        </w:r>
+        <w:r>
+          <w:delText xml:space="preserve"> habitat and surveillance intensity in wealthier states—while associations with the Health Index (ρ = 0.23) and SECI (ρ = 0.28) were weaker and non-significant in this 15-state sample. Vulnerability thus stratifies </w:delText>
+        </w:r>
+        <w:r>
+          <w:rPr>
+            <w:i/>
+          </w:rPr>
+          <w:delText xml:space="preserve">which states</w:delText>
+        </w:r>
+        <w:r>
+          <w:delText xml:space="preserve"> carry chronic risk, complementing the seasonal–autoregressive signal that governs </w:delText>
+        </w:r>
+        <w:r>
+          <w:rPr>
+            <w:i/>
+          </w:rPr>
+          <w:delText xml:space="preserve">when</w:delText>
+        </w:r>
+        <w:r>
+          <w:delText xml:space="preserve"> within a state risk rises.</w:delText>
         </w:r>
       </w:del>
     </w:p>
     <w:p>
       <w:del w:id="1140" w:author="Siddalingaiah H S" w:date="2026-08-29T00:00:00Z">
         <w:r>
-          <w:delText xml:space="preserve">Analyses used Python 3 with scikit-learn, pandas, NumPy, SciPy, GeoPandas, Matplotlib and seaborn. All preprocessing, modelling and figure code, together with the processed panel, are openly available (Section: Availability of Data and Materials) so that every reported statistic can be regenerated from a single pipeline script.</w:delText>
+          <w:delText xml:space="preserve">Combining the model’s forecast with health-system capacity yields a deployable composite risk score (</w:delText>
+        </w:r>
+        <w:r>
+          <w:rPr>
+            <w:b/>
+          </w:rPr>
+          <w:delText xml:space="preserve">Table 3</w:delText>
+        </w:r>
+        <w:r>
+          <w:delText xml:space="preserve">, mapped in </w:delText>
+        </w:r>
+        <w:r>
+          <w:rPr>
+            <w:b/>
+          </w:rPr>
+          <w:delText xml:space="preserve">Figure 4</w:delText>
+        </w:r>
+        <w:r>
+          <w:delText xml:space="preserve">). West Bengal, Tamil Nadu and Karnataka emerged as the highest-risk states for the forthcoming season, with Maharashtra, Delhi, Rajasthan, Andhra Pradesh and Kerala in the moderate band. The choropleth highlights a southern-peninsular and eastern concentration of risk.</w:delText>
         </w:r>
       </w:del>
     </w:p>
     <w:p>
       <w:del w:id="1141" w:author="Siddalingaiah H S" w:date="2026-08-29T00:00:00Z">
         <w:r>
-          <w:delText xml:space="preserve">Under leakage-controlled temporal validation, the intensity model explained the large majority of variance in monthly dengue incidence (</w:delText>
+          <w:delText xml:space="preserve">The simplified 0–6 Field Scorecard reproduced the full model’s risk ordering strongly across all state-months (</w:delText>
         </w:r>
         <w:r>
           <w:rPr>
             <w:b/>
           </w:rPr>
-          <w:delText xml:space="preserve">R² = 0.892 ± 0.028</w:delText>
-        </w:r>
-        <w:r>
-          <w:delText xml:space="preserve">), with a </w:delText>
+          <w:delText xml:space="preserve">Spearman ρ = 0.76, p &lt; 0.001</w:delText>
+        </w:r>
+        <w:r>
+          <w:delText xml:space="preserve">), supporting its use as a low-technology triage aid where computational forecasting is unavailable (</w:delText>
         </w:r>
         <w:r>
           <w:rPr>
             <w:b/>
           </w:rPr>
-          <w:delText xml:space="preserve">RMSE of 232 cases</w:delText>
-        </w:r>
-        <w:r>
-          <w:delText xml:space="preserve"> and </w:delText>
-        </w:r>
-        <w:r>
-          <w:rPr>
-            <w:b/>
-          </w:rPr>
-          <w:delText xml:space="preserve">MAE of 132 cases</w:delText>
-        </w:r>
-        <w:r>
-          <w:delText xml:space="preserve"> across the five folds (fold R² range 0.85–0.93). The outbreak classifier achieved an out-of-fold </w:delText>
-        </w:r>
-        <w:r>
-          <w:rPr>
-            <w:b/>
-          </w:rPr>
-          <w:delText xml:space="preserve">AUC of 0.936</w:delText>
-        </w:r>
-        <w:r>
-          <w:delText xml:space="preserve"> (mean per-fold AUC 0.94 ± 0.02) at a </w:delText>
-        </w:r>
-        <w:r>
-          <w:rPr>
-            <w:b/>
-          </w:rPr>
-          <w:delText xml:space="preserve">sensitivity of 0.91</w:delText>
-        </w:r>
-        <w:r>
-          <w:delText xml:space="preserve">. Full metrics are given in </w:delText>
-        </w:r>
-        <w:r>
-          <w:rPr>
-            <w:b/>
-          </w:rPr>
-          <w:delText xml:space="preserve">Table 1</w:delText>
-        </w:r>
-        <w:r>
-          <w:delText xml:space="preserve">, and the ROC curve in </w:delText>
-        </w:r>
-        <w:r>
-          <w:rPr>
-            <w:b/>
-          </w:rPr>
-          <w:delText xml:space="preserve">Figure 1</w:delText>
-        </w:r>
-        <w:r>
-          <w:delText xml:space="preserve">. Notably, this AUC—derived from strictly temporal out-of-fold predictions—is a more conservative and trustworthy estimate than the near-unity values obtainable from random splits, which leak seasonal structure.</w:delText>
+          <w:delText xml:space="preserve">Box 1</w:delText>
+        </w:r>
+        <w:r>
+          <w:delText xml:space="preserve">).</w:delText>
         </w:r>
       </w:del>
     </w:p>
     <w:p>
       <w:del w:id="1142" w:author="Siddalingaiah H S" w:date="2026-08-29T00:00:00Z">
         <w:r>
-          <w:delText xml:space="preserve">Grouped importance (</w:delText>
+          <w:delText xml:space="preserve">We built and rigorously validated a transparent multi-modal framework that predicts both dengue intensity (R² = 0.89) and outbreak months (AUC = 0.94) under genuine temporal validation, and—unusually—we report an explicit ablation that disentangles which signals drive prediction. Short-term risk is governed overwhelmingly by seasonality and case momentum; climate and structural vulnerability add little to </w:delText>
         </w:r>
         <w:r>
           <w:rPr>
-            <w:b/>
+            <w:i/>
           </w:rPr>
-          <w:delText xml:space="preserve">Figure 2</w:delText>
-        </w:r>
-        <w:r>
-          <w:delText xml:space="preserve">) revealed a clear and interpretable structure: </w:delText>
+          <w:delText xml:space="preserve">month-ahead</w:delText>
+        </w:r>
+        <w:r>
+          <w:delText xml:space="preserve"> forecasting but, as Section 3.3 shows, structural factors differentiate the </w:delText>
         </w:r>
         <w:r>
           <w:rPr>
-            <w:b/>
+            <w:i/>
           </w:rPr>
-          <w:delText xml:space="preserve">seasonality contributed 74.0%</w:delText>
-        </w:r>
-        <w:r>
-          <w:delText xml:space="preserve"> of model importance, </w:delText>
-        </w:r>
-        <w:r>
-          <w:rPr>
-            <w:b/>
-          </w:rPr>
-          <w:delText xml:space="preserve">autoregressive momentum 20.8%</w:delText>
-        </w:r>
-        <w:r>
-          <w:delText xml:space="preserve">, </w:delText>
-        </w:r>
-        <w:r>
-          <w:rPr>
-            <w:b/>
-          </w:rPr>
-          <w:delText xml:space="preserve">vulnerability 4.0%</w:delText>
-        </w:r>
-        <w:r>
-          <w:delText xml:space="preserve"> and </w:delText>
-        </w:r>
-        <w:r>
-          <w:rPr>
-            <w:b/>
-          </w:rPr>
-          <w:delText xml:space="preserve">climate 1.2%</w:delText>
-        </w:r>
-        <w:r>
-          <w:delText xml:space="preserve">. At the individual-feature level the cyclical month encoding (≈70%) and the 3-month rolling case mean (≈18%) dominated, consistent with the strong, predictable phenology of Indian dengue.</w:delText>
+          <w:delText xml:space="preserve">chronic between-state burden</w:delText>
+        </w:r>
+        <w:r>
+          <w:delText xml:space="preserve">. This two-level reading resolves the apparent paradox in much of the literature, where climate and socio-economic variables are simultaneously "important" (across places) and "weak" (within a place’s monthly series).</w:delText>
         </w:r>
       </w:del>
     </w:p>
     <w:p>
       <w:del w:id="1143" w:author="Siddalingaiah H S" w:date="2026-08-29T00:00:00Z">
         <w:r>
-          <w:delText xml:space="preserve">The nested ablation (</w:delText>
-        </w:r>
-        <w:r>
-          <w:rPr>
-            <w:b/>
-          </w:rPr>
-          <w:delText xml:space="preserve">Table 2</w:delText>
-        </w:r>
-        <w:r>
-          <w:delText xml:space="preserve">) sharpened this picture honestly. A parsimonious seasonality-plus-autoregression model already reached R² = 0.912; adding climate (R² = 0.894) and then vulnerability (R² = 0.892) did </w:delText>
-        </w:r>
-        <w:r>
-          <w:rPr>
-            <w:b/>
-          </w:rPr>
-          <w:delText xml:space="preserve">not</w:delText>
-        </w:r>
-        <w:r>
-          <w:delText xml:space="preserve"> improve month-ahead accuracy. Rather than concealing this, we interpret it as an important finding: structural covariates carry little information about </w:delText>
+          <w:delText xml:space="preserve">Our findings refine rather than simply confirm the vulnerability hypothesis. Structural capacity does not predict the timing of the next outbreak, but the burden landscape is patterned by development and urbanisation (GDP ρ = 0.51). For policy this is the more useful framing: seasonal-autoregressive signals tell a state </w:delText>
         </w:r>
         <w:r>
           <w:rPr>
             <w:i/>
           </w:rPr>
-          <w:delText xml:space="preserve">short-term temporal</w:delText>
-        </w:r>
-        <w:r>
-          <w:delText xml:space="preserve"> dynamics once season and momentum are known.</w:delText>
+          <w:delText xml:space="preserve">when</w:delText>
+        </w:r>
+        <w:r>
+          <w:delText xml:space="preserve"> to act, whereas vulnerability indices tell the national programme </w:delText>
+        </w:r>
+        <w:r>
+          <w:rPr>
+            <w:i/>
+          </w:rPr>
+          <w:delText xml:space="preserve">where</w:delText>
+        </w:r>
+        <w:r>
+          <w:delText xml:space="preserve"> to pre-position resources for sustained risk.</w:delText>
         </w:r>
       </w:del>
     </w:p>
     <w:p>
       <w:del w:id="1144" w:author="Siddalingaiah H S" w:date="2026-08-29T00:00:00Z">
         <w:r>
-          <w:delText xml:space="preserve">The role of structural vulnerability emerged at the </w:delText>
+          <w:delText xml:space="preserve">The strong but not implausible AUC (0.94) reflects the robust seasonality of Indian dengue </w:delText>
+        </w:r>
+        <w:r>
+          <w:rPr>
+            <w:vertAlign w:val="superscript"/>
+          </w:rPr>
+          <w:delText xml:space="preserve">12</w:delText>
+        </w:r>
+        <w:r>
+          <w:delText xml:space="preserve"> rather than over-fitting; because the model leans heavily on season, an unseasonal event (e.g., an off-cycle cyclonic rain episode) would be its weak point. We therefore recommend the </w:delText>
         </w:r>
         <w:r>
           <w:rPr>
             <w:b/>
           </w:rPr>
-          <w:delText xml:space="preserve">between-state</w:delText>
-        </w:r>
-        <w:r>
-          <w:delText xml:space="preserve"> level (</w:delText>
+          <w:delText xml:space="preserve">regression output</w:delText>
+        </w:r>
+        <w:r>
+          <w:delText xml:space="preserve"> for granular planning and the </w:delText>
         </w:r>
         <w:r>
           <w:rPr>
             <w:b/>
           </w:rPr>
-          <w:delText xml:space="preserve">Figure 3</w:delText>
-        </w:r>
-        <w:r>
-          <w:delText xml:space="preserve">). Cumulative monthly burden correlated positively with </w:delText>
-        </w:r>
-        <w:r>
-          <w:rPr>
-            <w:b/>
-          </w:rPr>
-          <w:delText xml:space="preserve">GDP per capita (Spearman ρ = 0.51, p = 0.05)</w:delText>
-        </w:r>
-        <w:r>
-          <w:delText xml:space="preserve">—consistent with greater urbanisation, </w:delText>
-        </w:r>
-        <w:r>
-          <w:rPr>
-            <w:i/>
-          </w:rPr>
-          <w:delText xml:space="preserve">Aedes</w:delText>
-        </w:r>
-        <w:r>
-          <w:delText xml:space="preserve"> habitat and surveillance intensity in wealthier states—while associations with the Health Index (ρ = 0.23) and SECI (ρ = 0.28) were weaker and non-significant in this 15-state sample. Vulnerability thus stratifies </w:delText>
-        </w:r>
-        <w:r>
-          <w:rPr>
-            <w:i/>
-          </w:rPr>
-          <w:delText xml:space="preserve">which states</w:delText>
-        </w:r>
-        <w:r>
-          <w:delText xml:space="preserve"> carry chronic risk, complementing the seasonal–autoregressive signal that governs </w:delText>
-        </w:r>
-        <w:r>
-          <w:rPr>
-            <w:i/>
-          </w:rPr>
-          <w:delText xml:space="preserve">when</w:delText>
-        </w:r>
-        <w:r>
-          <w:delText xml:space="preserve"> within a state risk rises.</w:delText>
+          <w:delText xml:space="preserve">binary flag</w:delText>
+        </w:r>
+        <w:r>
+          <w:delText xml:space="preserve"> as a coarse trigger, and we caution against the near-unity AUCs sometimes reported from non-temporal validation, which we found collapse to ≈0.94 under honest blocking.</w:delText>
         </w:r>
       </w:del>
     </w:p>
     <w:p>
       <w:del w:id="1145" w:author="Siddalingaiah H S" w:date="2026-08-29T00:00:00Z">
         <w:r>
-          <w:delText xml:space="preserve">Combining the model’s forecast with health-system capacity yields a deployable composite risk score (</w:delText>
+          <w:delText xml:space="preserve">India closed much of its tuberculosis reporting gap through the digital Nikshay platform </w:delText>
         </w:r>
         <w:r>
           <w:rPr>
-            <w:b/>
+            <w:vertAlign w:val="superscript"/>
           </w:rPr>
-          <w:delText xml:space="preserve">Table 3</w:delText>
-        </w:r>
-        <w:r>
-          <w:delText xml:space="preserve">, mapped in </w:delText>
-        </w:r>
-        <w:r>
-          <w:rPr>
-            <w:b/>
-          </w:rPr>
-          <w:delText xml:space="preserve">Figure 4</w:delText>
-        </w:r>
-        <w:r>
-          <w:delText xml:space="preserve">). West Bengal, Tamil Nadu and Karnataka emerged as the highest-risk states for the forthcoming season, with Maharashtra, Delhi, Rajasthan, Andhra Pradesh and Kerala in the moderate band. The choropleth highlights a southern-peninsular and eastern concentration of risk.</w:delText>
+          <w:delText xml:space="preserve">13</w:delText>
+        </w:r>
+        <w:r>
+          <w:delText xml:space="preserve">. A comparable backbone for dengue—ingesting real-time public and private laboratory feeds, embedding the gradient-boosting model as a forecasting microservice, and routing resources to vulnerability-weighted "red zones"—would convert this framework from analysis to anticipatory action.</w:delText>
         </w:r>
       </w:del>
     </w:p>
     <w:p>
       <w:del w:id="1146" w:author="Siddalingaiah H S" w:date="2026-08-29T00:00:00Z">
         <w:r>
-          <w:delText xml:space="preserve">The simplified 0–6 Field Scorecard reproduced the full model’s risk ordering strongly across all state-months (</w:delText>
-        </w:r>
-        <w:r>
-          <w:rPr>
-            <w:b/>
-          </w:rPr>
-          <w:delText xml:space="preserve">Spearman ρ = 0.76, p &lt; 0.001</w:delText>
-        </w:r>
-        <w:r>
-          <w:delText xml:space="preserve">), supporting its use as a low-technology triage aid where computational forecasting is unavailable (</w:delText>
+          <w:delText xml:space="preserve">The validated Field Scorecard (ρ = 0.76) bridges high-end analytics and frontline practice, giving district officers a paper instrument that mirrors the model’s leading drivers (</w:delText>
         </w:r>
         <w:r>
           <w:rPr>
@@ -6096,146 +6484,80 @@
     <w:p>
       <w:del w:id="1147" w:author="Siddalingaiah H S" w:date="2026-08-29T00:00:00Z">
         <w:r>
-          <w:delText xml:space="preserve">We built and rigorously validated a transparent multi-modal framework that predicts both dengue intensity (R² = 0.89) and outbreak months (AUC = 0.94) under genuine temporal validation, and—unusually—we report an explicit ablation that disentangles which signals drive prediction. Short-term risk is governed overwhelmingly by seasonality and case momentum; climate and structural vulnerability add little to </w:delText>
-        </w:r>
-        <w:r>
-          <w:rPr>
-            <w:i/>
-          </w:rPr>
-          <w:delText xml:space="preserve">month-ahead</w:delText>
-        </w:r>
-        <w:r>
-          <w:delText xml:space="preserve"> forecasting but, as Section 3.3 shows, structural factors differentiate the </w:delText>
-        </w:r>
-        <w:r>
-          <w:rPr>
-            <w:i/>
-          </w:rPr>
-          <w:delText xml:space="preserve">chronic between-state burden</w:delText>
-        </w:r>
-        <w:r>
-          <w:delText xml:space="preserve">. This two-level reading resolves the apparent paradox in much of the literature, where climate and socio-economic variables are simultaneously "important" (across places) and "weak" (within a place’s monthly series).</w:delText>
+          <w:delText xml:space="preserve">Strengths include leakage-controlled temporal validation, an honest ablation, dual intensity/outbreak framing, genuine integration of structural covariates, and full reproducibility. Limitations include: (i) the ecological design, which precludes individual inference; (ii) coverage of 15 states, chosen for monthly data quality, so generalisation to data-sparse states/UTs is untested; (iii) reliance on passive surveillance, which under-ascertains true infection; (iv) static (single-year) structural covariates that cannot capture within-period change, and the single median-imputed Health Index value for West Bengal (sensitivity analysis showed negligible effect on overall metrics); and (v) climate fields at state—not district—resolution. District-level extension and serotype-aware modelling are natural next steps.</w:delText>
         </w:r>
       </w:del>
     </w:p>
     <w:p>
       <w:del w:id="1148" w:author="Siddalingaiah H S" w:date="2026-08-29T00:00:00Z">
         <w:r>
-          <w:delText xml:space="preserve">Our findings refine rather than simply confirm the vulnerability hypothesis. Structural capacity does not predict the timing of the next outbreak, but the burden landscape is patterned by development and urbanisation (GDP ρ = 0.51). For policy this is the more useful framing: seasonal-autoregressive signals tell a state </w:delText>
+          <w:delText xml:space="preserve">While LSTM and other deep architectures have been applied to dengue </w:delText>
         </w:r>
         <w:r>
           <w:rPr>
-            <w:i/>
+            <w:vertAlign w:val="superscript"/>
           </w:rPr>
-          <w:delText xml:space="preserve">when</w:delText>
-        </w:r>
-        <w:r>
-          <w:delText xml:space="preserve"> to act, whereas vulnerability indices tell the national programme </w:delText>
-        </w:r>
-        <w:r>
-          <w:rPr>
-            <w:i/>
-          </w:rPr>
-          <w:delText xml:space="preserve">where</w:delText>
-        </w:r>
-        <w:r>
-          <w:delText xml:space="preserve"> to pre-position resources for sustained risk.</w:delText>
+          <w:delText xml:space="preserve">14</w:delText>
+        </w:r>
+        <w:r>
+          <w:delText xml:space="preserve">, our gradient-boosting approach was chosen for interpretability, data efficiency on a 1,740-row panel, and the ability to deliver grouped, auditable driver importances that public-health users can scrutinise—advantages that outweigh marginal accuracy gains on data of this size.</w:delText>
         </w:r>
       </w:del>
     </w:p>
     <w:p>
       <w:del w:id="1149" w:author="Siddalingaiah H S" w:date="2026-08-29T00:00:00Z">
         <w:r>
-          <w:delText xml:space="preserve">The strong but not implausible AUC (0.94) reflects the robust seasonality of Indian dengue </w:delText>
-        </w:r>
-        <w:r>
-          <w:rPr>
-            <w:vertAlign w:val="superscript"/>
-          </w:rPr>
-          <w:delText xml:space="preserve">12</w:delText>
-        </w:r>
-        <w:r>
-          <w:delText xml:space="preserve"> rather than over-fitting; because the model leans heavily on season, an unseasonal event (e.g., an off-cycle cyclonic rain episode) would be its weak point. We therefore recommend the </w:delText>
-        </w:r>
-        <w:r>
-          <w:rPr>
-            <w:b/>
-          </w:rPr>
-          <w:delText xml:space="preserve">regression output</w:delText>
-        </w:r>
-        <w:r>
-          <w:delText xml:space="preserve"> for granular planning and the </w:delText>
-        </w:r>
-        <w:r>
-          <w:rPr>
-            <w:b/>
-          </w:rPr>
-          <w:delText xml:space="preserve">binary flag</w:delText>
-        </w:r>
-        <w:r>
-          <w:delText xml:space="preserve"> as a coarse trigger, and we caution against the near-unity AUCs sometimes reported from non-temporal validation, which we found collapse to ≈0.94 under honest blocking.</w:delText>
+          <w:delText xml:space="preserve">A transparent, leakage-controlled multi-modal machine-learning framework forecasts dengue intensity (R² = 0.89) and outbreak timing (AUC = 0.94) for major Indian states, while an explicit ablation honestly attributes predictive power to seasonality and case momentum and locates structural vulnerability’s role in between-state burden stratification (GDP ρ = 0.51). Coupled with a national risk map and a field-validated scorecard (ρ = 0.76), the framework offers a credible, deployable pathway from reactive detection toward precision, anticipatory dengue control.</w:delText>
         </w:r>
       </w:del>
     </w:p>
     <w:p>
       <w:del w:id="1150" w:author="Siddalingaiah H S" w:date="2026-08-29T00:00:00Z">
         <w:r>
-          <w:delText xml:space="preserve">India closed much of its tuberculosis reporting gap through the digital Nikshay platform </w:delText>
-        </w:r>
-        <w:r>
           <w:rPr>
-            <w:vertAlign w:val="superscript"/>
+            <w:b/>
           </w:rPr>
-          <w:delText xml:space="preserve">13</w:delText>
-        </w:r>
-        <w:r>
-          <w:delText xml:space="preserve">. A comparable backbone for dengue—ingesting real-time public and private laboratory feeds, embedding the gradient-boosting model as a forecasting microservice, and routing resources to vulnerability-weighted "red zones"—would convert this framework from analysis to anticipatory action.</w:delText>
+          <w:delText xml:space="preserve">Table 1. Cross-validated predictive performance (5-fold blocked TimeSeriesSplit).</w:delText>
         </w:r>
       </w:del>
     </w:p>
     <w:p>
       <w:del w:id="1151" w:author="Siddalingaiah H S" w:date="2026-08-29T00:00:00Z">
         <w:r>
-          <w:delText xml:space="preserve">The validated Field Scorecard (ρ = 0.76) bridges high-end analytics and frontline practice, giving district officers a paper instrument that mirrors the model’s leading drivers (</w:delText>
-        </w:r>
-        <w:r>
           <w:rPr>
             <w:b/>
           </w:rPr>
-          <w:delText xml:space="preserve">Box 1</w:delText>
-        </w:r>
-        <w:r>
-          <w:delText xml:space="preserve">).</w:delText>
+          <w:delText xml:space="preserve">Table 2. Nested ablation: incremental predictive value of each feature block (5-fold TimeSeriesSplit).</w:delText>
         </w:r>
       </w:del>
     </w:p>
     <w:p>
       <w:del w:id="1152" w:author="Siddalingaiah H S" w:date="2026-08-29T00:00:00Z">
         <w:r>
-          <w:delText xml:space="preserve">Strengths include leakage-controlled temporal validation, an honest ablation, dual intensity/outbreak framing, genuine integration of structural covariates, and full reproducibility. Limitations include: (i) the ecological design, which precludes individual inference; (ii) coverage of 15 states, chosen for monthly data quality, so generalisation to data-sparse states/UTs is untested; (iii) reliance on passive surveillance, which under-ascertains true infection; (iv) static (single-year) structural covariates that cannot capture within-period change, and the single median-imputed Health Index value for West Bengal (sensitivity analysis showed negligible effect on overall metrics); and (v) climate fields at state—not district—resolution. District-level extension and serotype-aware modelling are natural next steps.</w:delText>
+          <w:rPr>
+            <w:b/>
+          </w:rPr>
+          <w:delText xml:space="preserve">Table 3. Highest-risk states for the forthcoming season (model forecast combined with health-system capacity). Forecasts denote officially reported cases under NVBDCP surveillance.</w:delText>
         </w:r>
       </w:del>
     </w:p>
     <w:p>
       <w:del w:id="1153" w:author="Siddalingaiah H S" w:date="2026-08-29T00:00:00Z">
         <w:r>
-          <w:delText xml:space="preserve">While LSTM and other deep architectures have been applied to dengue </w:delText>
-        </w:r>
-        <w:r>
-          <w:rPr>
-            <w:vertAlign w:val="superscript"/>
-          </w:rPr>
-          <w:delText xml:space="preserve">14</w:delText>
-        </w:r>
-        <w:r>
-          <w:delText xml:space="preserve">, our gradient-boosting approach was chosen for interpretability, data efficiency on a 1,740-row panel, and the ability to deliver grouped, auditable driver importances that public-health users can scrutinise—advantages that outweigh marginal accuracy gains on data of this size.</w:delText>
+          <w:delText xml:space="preserve">*West Bengal Health Index median-imputed (absent in source release).</w:delText>
         </w:r>
       </w:del>
     </w:p>
     <w:p>
       <w:del w:id="1154" w:author="Siddalingaiah H S" w:date="2026-08-29T00:00:00Z">
         <w:r>
-          <w:delText xml:space="preserve">A transparent, leakage-controlled multi-modal machine-learning framework forecasts dengue intensity (R² = 0.89) and outbreak timing (AUC = 0.94) for major Indian states, while an explicit ablation honestly attributes predictive power to seasonality and case momentum and locates structural vulnerability’s role in between-state burden stratification (GDP ρ = 0.51). Coupled with a national risk map and a field-validated scorecard (ρ = 0.76), the framework offers a credible, deployable pathway from reactive detection toward precision, anticipatory dengue control.</w:delText>
+          <w:rPr>
+            <w:b/>
+          </w:rPr>
+          <w:delText xml:space="preserve">Figure 1.</w:delText>
+        </w:r>
+        <w:r>
+          <w:delText xml:space="preserve"> Receiver Operating Characteristic curve for outbreak-month detection, built from strictly temporal out-of-fold predictions (AUC = 0.936).</w:delText>
         </w:r>
       </w:del>
     </w:p>
@@ -6245,7 +6567,10 @@
           <w:rPr>
             <w:b/>
           </w:rPr>
-          <w:delText xml:space="preserve">Table 1. Cross-validated predictive performance (5-fold blocked TimeSeriesSplit).</w:delText>
+          <w:delText xml:space="preserve">Figure 2.</w:delText>
+        </w:r>
+        <w:r>
+          <w:delText xml:space="preserve"> Grouped driver hierarchy from the Gradient Boosting Regressor: seasonality (74.0%) and autoregressive momentum (20.8%) dominate, with vulnerability (4.0%) and climate (1.2%) modest.</w:delText>
         </w:r>
       </w:del>
     </w:p>
@@ -6255,7 +6580,10 @@
           <w:rPr>
             <w:b/>
           </w:rPr>
-          <w:delText xml:space="preserve">Table 2. Nested ablation: incremental predictive value of each feature block (5-fold TimeSeriesSplit).</w:delText>
+          <w:delText xml:space="preserve">Figure 3.</w:delText>
+        </w:r>
+        <w:r>
+          <w:delText xml:space="preserve"> Between-state vulnerability: composite risk score versus NITI Aayog Health Index, illustrating cross-state stratification of chronic burden.</w:delText>
         </w:r>
       </w:del>
     </w:p>
@@ -6265,116 +6593,85 @@
           <w:rPr>
             <w:b/>
           </w:rPr>
-          <w:delText xml:space="preserve">Table 3. Highest-risk states for the forthcoming season (model forecast combined with health-system capacity). Forecasts denote officially reported cases under NVBDCP surveillance.</w:delText>
+          <w:delText xml:space="preserve">Figure 4.</w:delText>
+        </w:r>
+        <w:r>
+          <w:delText xml:space="preserve"> State-level composite dengue outbreak risk for the 15 modelled states (other states shown in grey as out-of-sample).</w:delText>
         </w:r>
       </w:del>
     </w:p>
     <w:p>
       <w:del w:id="1158" w:author="Siddalingaiah H S" w:date="2026-08-29T00:00:00Z">
         <w:r>
-          <w:delText xml:space="preserve">*West Bengal Health Index median-imputed (absent in source release).</w:delText>
+          <w:rPr>
+            <w:b/>
+          </w:rPr>
+          <w:delText xml:space="preserve">Box 1.</w:delText>
+        </w:r>
+        <w:r>
+          <w:delText xml:space="preserve"> The Dengue Outbreak Rapid Assessment Scale—a paper-based 0–6 field tool for district health officers, validated against the full model (Spearman ρ = 0.76).</w:delText>
         </w:r>
       </w:del>
     </w:p>
     <w:p>
       <w:del w:id="1159" w:author="Siddalingaiah H S" w:date="2026-08-29T00:00:00Z">
         <w:r>
+          <w:delText xml:space="preserve">1. World Health Organization. </w:delText>
+        </w:r>
+        <w:r>
           <w:rPr>
-            <w:b/>
+            <w:i/>
           </w:rPr>
-          <w:delText xml:space="preserve">Figure 1.</w:delText>
-        </w:r>
-        <w:r>
-          <w:delText xml:space="preserve"> Receiver Operating Characteristic curve for outbreak-month detection, built from strictly temporal out-of-fold predictions (AUC = 0.936).</w:delText>
+          <w:delText xml:space="preserve">Dengue: Guidelines for Diagnosis, Treatment, Prevention and Control. New Edition</w:delText>
+        </w:r>
+        <w:r>
+          <w:delText xml:space="preserve">. Geneva: World Health Organization; 2009.</w:delText>
         </w:r>
       </w:del>
     </w:p>
     <w:p>
       <w:del w:id="1160" w:author="Siddalingaiah H S" w:date="2026-08-29T00:00:00Z">
         <w:r>
+          <w:delText xml:space="preserve">4. National Vector Borne Disease Control Programme. </w:delText>
+        </w:r>
+        <w:r>
           <w:rPr>
-            <w:b/>
+            <w:i/>
           </w:rPr>
-          <w:delText xml:space="preserve">Figure 2.</w:delText>
-        </w:r>
-        <w:r>
-          <w:delText xml:space="preserve"> Grouped driver hierarchy from the Gradient Boosting Regressor: seasonality (74.0%) and autoregressive momentum (20.8%) dominate, with vulnerability (4.0%) and climate (1.2%) modest.</w:delText>
+          <w:delText xml:space="preserve">Dengue Cases and Deaths in the Country since 2018</w:delText>
+        </w:r>
+        <w:r>
+          <w:delText xml:space="preserve"> and </w:delText>
+        </w:r>
+        <w:r>
+          <w:rPr>
+            <w:i/>
+          </w:rPr>
+          <w:delText xml:space="preserve">Annual Report 2023-24</w:delText>
+        </w:r>
+        <w:r>
+          <w:delText xml:space="preserve">. New Delhi: Ministry of Health and Family Welfare, Government of India; 2024. Available from: https://ncvbdc.mohfw.gov.in (accessed 5 Jan 2025).</w:delText>
         </w:r>
       </w:del>
     </w:p>
     <w:p>
       <w:del w:id="1161" w:author="Siddalingaiah H S" w:date="2026-08-29T00:00:00Z">
         <w:r>
+          <w:delText xml:space="preserve">11. Wesolowski A, Qureshi T, Boni MF, Sundsøy PR, Johansson MA, Rasheed SB, et al. Impact of human mobility on the emergence of dengue epidemics in Pakistan. </w:delText>
+        </w:r>
+        <w:r>
           <w:rPr>
-            <w:b/>
+            <w:i/>
           </w:rPr>
-          <w:delText xml:space="preserve">Figure 3.</w:delText>
-        </w:r>
-        <w:r>
-          <w:delText xml:space="preserve"> Between-state vulnerability: composite risk score versus NITI Aayog Health Index, illustrating cross-state stratification of chronic burden.</w:delText>
+          <w:delText xml:space="preserve">Proc Natl Acad Sci USA</w:delText>
+        </w:r>
+        <w:r>
+          <w:delText xml:space="preserve">. 2015;112(38):11887-11892. doi:10.1073/pnas.1504964112.</w:delText>
         </w:r>
       </w:del>
     </w:p>
     <w:p>
       <w:del w:id="1162" w:author="Siddalingaiah H S" w:date="2026-08-29T00:00:00Z">
-        <w:r>
-          <w:rPr>
-            <w:b/>
-          </w:rPr>
-          <w:delText xml:space="preserve">Figure 4.</w:delText>
-        </w:r>
-        <w:r>
-          <w:delText xml:space="preserve"> State-level composite dengue outbreak risk for the 15 modelled states (other states shown in grey as out-of-sample).</w:delText>
-        </w:r>
-      </w:del>
-    </w:p>
-    <w:p>
-      <w:del w:id="1163" w:author="Siddalingaiah H S" w:date="2026-08-29T00:00:00Z">
-        <w:r>
-          <w:rPr>
-            <w:b/>
-          </w:rPr>
-          <w:delText xml:space="preserve">Box 1.</w:delText>
-        </w:r>
-        <w:r>
-          <w:delText xml:space="preserve"> The Dengue Outbreak Rapid Assessment Scale—a paper-based 0–6 field tool for district health officers, validated against the full model (Spearman ρ = 0.76).</w:delText>
-        </w:r>
-      </w:del>
-    </w:p>
-    <w:p>
-      <w:del w:id="1164" w:author="Siddalingaiah H S" w:date="2026-08-29T00:00:00Z">
-        <w:r>
-          <w:delText xml:space="preserve">1. World Health Organization. </w:delText>
-        </w:r>
-        <w:r>
-          <w:rPr>
-            <w:i/>
-          </w:rPr>
-          <w:delText xml:space="preserve">Dengue: Guidelines for Diagnosis, Treatment, Prevention and Control. New Edition</w:delText>
-        </w:r>
-        <w:r>
-          <w:delText xml:space="preserve">. Geneva: World Health Organization; 2009.</w:delText>
-        </w:r>
-      </w:del>
-    </w:p>
-    <w:p>
-      <w:del w:id="1165" w:author="Siddalingaiah H S" w:date="2026-08-29T00:00:00Z">
-        <w:r>
-          <w:delText xml:space="preserve">11. Wesolowski A, Qureshi T, Boni MF, Sundsøy PR, Johansson MA, Rasheed SB, et al. Impact of human mobility on the emergence of dengue epidemics in Pakistan. </w:delText>
-        </w:r>
-        <w:r>
-          <w:rPr>
-            <w:i/>
-          </w:rPr>
-          <w:delText xml:space="preserve">Proc Natl Acad Sci USA</w:delText>
-        </w:r>
-        <w:r>
-          <w:delText xml:space="preserve">. 2015;112(38):11887-11892. doi:10.1073/pnas.1504964112.</w:delText>
-        </w:r>
-      </w:del>
-    </w:p>
-    <w:p>
-      <w:del w:id="1166" w:author="Siddalingaiah H S" w:date="2026-08-29T00:00:00Z">
         <w:r>
           <w:delText xml:space="preserve">13. Central TB Division, Ministry of Health and Family Welfare, Government of India. </w:delText>
         </w:r>

--- a/MMI_submission_package/IJDSA_R1/Main_Manuscript_IJDSA_R1_tracked.docx
+++ b/MMI_submission_package/IJDSA_R1/Main_Manuscript_IJDSA_R1_tracked.docx
@@ -11,7 +11,7 @@
           <w:b/>
           <w:sz w:val="30"/>
         </w:rPr>
-        <w:t>Structural Determinants Without Short-Term Predictability: A Leakage-Controlled Benchmark of State-Level Dengue Burden in India, 2015–2024</w:t>
+        <w:t>Apparent Machine Learning Skill in Indian Dengue Forecasting Vanishes Under Leakage-Free Within-State Evaluation</w:t>
       </w:r>
     </w:p>
     <w:p>

--- a/MMI_submission_package/IJDSA_R1/Main_Manuscript_IJDSA_R1_tracked.docx
+++ b/MMI_submission_package/IJDSA_R1/Main_Manuscript_IJDSA_R1_tracked.docx
@@ -214,7 +214,7 @@
           <w:t>Background:</w:t>
         </w:r>
         <w:r>
-          <w:t xml:space="preserve"> Machine-learning early-warning systems for dengue are proliferating, and many report high predictive accuracy. Such claims are fragile: they depend entirely on the provenance of the underlying surveillance data and on whether the evaluation design excludes information that would not be available at the moment a forecast is issued. India, which carries a large share of the global dengue burden, has been a frequent subject of these models, yet no continuous monthly state-level case series is publicly available for the country.</w:t>
+          <w:t xml:space="preserve"> Machine-learning early-warning systems for dengue routinely report high accuracy, yet such claims depend entirely on the provenance of the underlying surveillance data and on whether the evaluation design excludes information unavailable at the moment a forecast is issued. No continuous monthly state-level case series is publicly available for India.</w:t>
         </w:r>
       </w:ins>
     </w:p>
@@ -227,7 +227,7 @@
           <w:t>Objectives:</w:t>
         </w:r>
         <w:r>
-          <w:t xml:space="preserve"> To (i) assemble and independently verify an authentic state-level dengue panel for India; (ii) establish, under a strictly leakage-free design, how much genuine one-year-ahead predictive skill is attainable and whether machine learning improves on elementary baselines; (iii) quantify how far two common design defects — an unshifted rolling target statistic and non-temporal validation — inflate apparent performance; and (iv) test whether structural vulnerability indicators explain the between-state burden landscape.</w:t>
+          <w:t xml:space="preserve"> To assemble and independently verify an authentic Indian state-level dengue panel; to establish, under a strictly leakage-free design, how much genuine one-year-ahead skill is attainable and whether machine learning improves on elementary baselines; to quantify how far common design defects inflate apparent performance; and to test whether structural indicators explain the between-state burden landscape.</w:t>
         </w:r>
       </w:ins>
     </w:p>
@@ -240,7 +240,38 @@
           <w:t>Methods:</w:t>
         </w:r>
         <w:r>
-          <w:t xml:space="preserve"> We compiled every observed annual state-level dengue total released by India's National Centre for Vector Borne Diseases Control (NCVBDC) and archived by OpenDengue for 2015–2024. Only states with an observed value in all ten years were retained; nothing was interpolated, imputed or reconstructed from higher-level totals. The resulting panel of </w:t>
+          <w:t xml:space="preserve"> We compiled every observed annual state-level total released by India's National Centre for Vector Borne Diseases Control (NCVBDC) and archived by OpenDengue for 2015–2024, retaining only states with an observed value in all ten years; nothing was interpolated, imputed or reconstructed. Predictors for year </w:t>
+        </w:r>
+        <w:r>
+          <w:rPr>
+            <w:i/>
+          </w:rPr>
+          <w:t>t</w:t>
+        </w:r>
+        <w:r>
+          <w:t xml:space="preserve"> used only information observable by 31 December </w:t>
+        </w:r>
+        <w:r>
+          <w:rPr>
+            <w:i/>
+          </w:rPr>
+          <w:t>t</w:t>
+        </w:r>
+        <w:r>
+          <w:t>−1. Seven specifications — persistence, state climatology, a global annual mean, negative-binomial GLMs and gradient-boosting ensembles — were compared on identical expanding-window splits. We report pooled and within-state (state-mean-removed) R², out-of-fold permutation importance, and, for outbreak-year classification, discrimination alongside calibration, with all thresholds derived inside each training window.</w:t>
+        </w:r>
+      </w:ins>
+    </w:p>
+    <w:p>
+      <w:ins w:id="1004" w:author="Siddalingaiah H S" w:date="2026-08-29T00:00:00Z">
+        <w:r>
+          <w:rPr>
+            <w:b/>
+          </w:rPr>
+          <w:t>Results:</w:t>
+        </w:r>
+        <w:r>
+          <w:t xml:space="preserve"> The panel comprises </w:t>
         </w:r>
         <w:r>
           <w:rPr>
@@ -249,38 +280,7 @@
           <w:t>350 state-years across 35 states and union territories</w:t>
         </w:r>
         <w:r>
-          <w:t xml:space="preserve"> was cross-checked against the independent NCVBDC bulletin. Structural covariates comprised the NITI Aayog Health Index (2019-20), state GDP per capita, the State Energy &amp; Climate Index, Census 2011 urban share and population density. Forecasts of year </w:t>
-        </w:r>
-        <w:r>
-          <w:rPr>
-            <w:i/>
-          </w:rPr>
-          <w:t>t</w:t>
-        </w:r>
-        <w:r>
-          <w:t xml:space="preserve"> used only information observable to 31 December </w:t>
-        </w:r>
-        <w:r>
-          <w:rPr>
-            <w:i/>
-          </w:rPr>
-          <w:t>t</w:t>
-        </w:r>
-        <w:r>
-          <w:t>−1. Seven models — persistence, state climatology, a global annual mean, negative-binomial GLMs and gradient-boosting ensembles — were compared on identical expanding-window splits (origins 2018–2024; 245 out-of-sample forecasts). We report pooled and within-state (state-mean-removed) R², out-of-fold permutation importance, and, for outbreak-year classification, AUC-ROC, precision–recall, Brier score and calibration with thresholds derived inside each training window.</w:t>
-        </w:r>
-      </w:ins>
-    </w:p>
-    <w:p>
-      <w:ins w:id="1004" w:author="Siddalingaiah H S" w:date="2026-08-29T00:00:00Z">
-        <w:r>
-          <w:rPr>
-            <w:b/>
-          </w:rPr>
-          <w:t>Results:</w:t>
-        </w:r>
-        <w:r>
-          <w:t xml:space="preserve"> All 124 overlapping state-years reconciled </w:t>
+          <w:t xml:space="preserve">; all 124 state-years overlapping the independent NCVBDC bulletin matched </w:t>
         </w:r>
         <w:r>
           <w:rPr>
@@ -289,7 +289,7 @@
           <w:t>exactly</w:t>
         </w:r>
         <w:r>
-          <w:t xml:space="preserve"> with the NCVBDC bulletin (100% agreement). No machine-learning model outperformed elementary baselines: state climatology achieved the highest pooled R² (</w:t>
+          <w:t>. No model beat elementary baselines: state climatology achieved the highest pooled R² (</w:t>
         </w:r>
         <w:r>
           <w:rPr>
@@ -298,16 +298,16 @@
           <w:t>0.637</w:t>
         </w:r>
         <w:r>
-          <w:t xml:space="preserve">), ahead of a negative-binomial GLM (0.607), gradient boosting (0.551) and persistence (0.550). Critically, </w:t>
+          <w:t xml:space="preserve">), ahead of a negative-binomial GLM (0.607), gradient boosting (0.551) and persistence (0.550). </w:t>
         </w:r>
         <w:r>
           <w:rPr>
             <w:b/>
           </w:rPr>
-          <w:t>within-state R² was approximately zero or negative for every model</w:t>
-        </w:r>
-        <w:r>
-          <w:t xml:space="preserve"> (best −0.002; gradient boosting −0.239), showing that pooled skill reflects only the recovery of stable between-state differences in burden, not anticipation of temporal change. Outbreak-year classification was uninformative (AUC 0.522; average precision 0.468 against a prevalence of 0.452; Brier 0.326, worse than the non-informative baseline of 0.248). Reintroducing an unshifted three-year rolling mean raised apparent R² from 0.551 to </w:t>
+          <w:t>Within-state R² was at or below zero for every model</w:t>
+        </w:r>
+        <w:r>
+          <w:t xml:space="preserve"> (best −0.002; gradient boosting −0.239), showing that pooled skill reflects only the recovery of stable between-state differences, not anticipation of temporal change. Outbreak-year classification was uninformative (AUC 0.522; average precision 0.468 against a prevalence of 0.452; Brier 0.326, worse than the 0.248 non-informative baseline). Reintroducing an unshifted three-year rolling mean raised apparent R² to </w:t>
         </w:r>
         <w:r>
           <w:rPr>
@@ -316,7 +316,7 @@
           <w:t>0.759</w:t>
         </w:r>
         <w:r>
-          <w:t xml:space="preserve">, and non-temporal random-split validation raised it to 0.626. By contrast, the between-state structural gradient was strong and robust: mean annual incidence rose with urbanisation (Spearman ρ = </w:t>
+          <w:t xml:space="preserve">. By contrast, incidence rose with urbanisation (ρ = </w:t>
         </w:r>
         <w:r>
           <w:rPr>
@@ -325,7 +325,7 @@
           <w:t>0.635</w:t>
         </w:r>
         <w:r>
-          <w:t xml:space="preserve">, 95% CI 0.33–0.82, p &lt; 0.001) and GDP per capita (ρ = </w:t>
+          <w:t xml:space="preserve">, p &lt; 0.001) and GDP per capita (ρ = </w:t>
         </w:r>
         <w:r>
           <w:rPr>
@@ -334,7 +334,7 @@
           <w:t>0.609</w:t>
         </w:r>
         <w:r>
-          <w:t>, 95% CI 0.32–0.80, p &lt; 0.001), the latter persisting after adjustment for a surveillance-capacity proxy (partial ρ = 0.663, p &lt; 0.001). The NITI Health Index showed no association (ρ = 0.159, p = 0.38).</w:t>
+          <w:t>, p &lt; 0.001), the latter robust to adjustment for a surveillance-capacity proxy; the NITI Health Index showed no association (ρ = 0.159).</w:t>
         </w:r>
       </w:ins>
     </w:p>
@@ -356,16 +356,7 @@
           <w:t>not</w:t>
         </w:r>
         <w:r>
-          <w:t xml:space="preserve"> predictable beyond a state's own historical average, and outbreak-year classification performs at chance. Reported accuracies substantially above this level should be treated as evidence of design leakage rather than of epidemiological signal. Where dengue in India </w:t>
-        </w:r>
-        <w:r>
-          <w:rPr>
-            <w:i/>
-          </w:rPr>
-          <w:t>is</w:t>
-        </w:r>
-        <w:r>
-          <w:t xml:space="preserve"> systematically patterned is spatially: burden concentrates in more urbanised and more economically developed states. Surveillance investment and vector control should therefore be allocated on structural and demographic grounds rather than on the promise of short-horizon algorithmic forecasting at this spatial and temporal resolution.</w:t>
+          <w:t xml:space="preserve"> predictable beyond a state's own historical average, and reported accuracies well above this level should be treated as evidence of design leakage rather than epidemiological signal. Burden is instead patterned spatially, concentrating in more urbanised and economically developed states. Surveillance and vector-control investment should therefore be allocated on structural grounds rather than on short-horizon algorithmic forecasting at this resolution.</w:t>
         </w:r>
       </w:ins>
     </w:p>
